--- a/report/bao_cao_blockchain_mua_ban_do_cu.docx
+++ b/report/bao_cao_blockchain_mua_ban_do_cu.docx
@@ -206,7 +206,8 @@
     <w:tbl>
       <w:tblPr>
         <w:tblStyle w:val="TableGrid"/>
-        <w:tblW w:w="5000" w:type="pct"/>
+        <w:tblW w:w="4610" w:type="pct"/>
+        <w:tblInd w:w="738" w:type="dxa"/>
         <w:tblBorders>
           <w:top w:val="none" w:sz="0" w:space="0" w:color="auto"/>
           <w:left w:val="none" w:sz="0" w:space="0" w:color="auto"/>
@@ -218,13 +219,13 @@
         <w:tblLook w:val="04A0" w:firstRow="1" w:lastRow="0" w:firstColumn="1" w:lastColumn="0" w:noHBand="0" w:noVBand="1"/>
       </w:tblPr>
       <w:tblGrid>
-        <w:gridCol w:w="4725"/>
-        <w:gridCol w:w="4726"/>
+        <w:gridCol w:w="1710"/>
+        <w:gridCol w:w="7004"/>
       </w:tblGrid>
       <w:tr>
         <w:tc>
           <w:tcPr>
-            <w:tcW w:w="2500" w:type="pct"/>
+            <w:tcW w:w="981" w:type="pct"/>
             <w:vAlign w:val="center"/>
           </w:tcPr>
           <w:p>
@@ -238,7 +239,7 @@
         </w:tc>
         <w:tc>
           <w:tcPr>
-            <w:tcW w:w="2500" w:type="pct"/>
+            <w:tcW w:w="4019" w:type="pct"/>
             <w:vAlign w:val="center"/>
           </w:tcPr>
           <w:p>
@@ -254,7 +255,7 @@
       <w:tr>
         <w:tc>
           <w:tcPr>
-            <w:tcW w:w="2500" w:type="pct"/>
+            <w:tcW w:w="981" w:type="pct"/>
             <w:vAlign w:val="center"/>
           </w:tcPr>
           <w:p>
@@ -268,7 +269,7 @@
         </w:tc>
         <w:tc>
           <w:tcPr>
-            <w:tcW w:w="2500" w:type="pct"/>
+            <w:tcW w:w="4019" w:type="pct"/>
             <w:vAlign w:val="center"/>
           </w:tcPr>
           <w:p>
@@ -284,7 +285,7 @@
       <w:tr>
         <w:tc>
           <w:tcPr>
-            <w:tcW w:w="2500" w:type="pct"/>
+            <w:tcW w:w="981" w:type="pct"/>
             <w:vAlign w:val="center"/>
           </w:tcPr>
           <w:p>
@@ -298,7 +299,7 @@
         </w:tc>
         <w:tc>
           <w:tcPr>
-            <w:tcW w:w="2500" w:type="pct"/>
+            <w:tcW w:w="4019" w:type="pct"/>
             <w:vAlign w:val="center"/>
           </w:tcPr>
           <w:p>
@@ -363,6 +364,13 @@
     </w:p>
     <w:sdt>
       <w:sdtPr>
+        <w:rPr>
+          <w:rFonts w:eastAsia="Times New Roman" w:cstheme="minorBidi"/>
+          <w:b w:val="0"/>
+          <w:bCs w:val="0"/>
+          <w:sz w:val="26"/>
+          <w:szCs w:val="22"/>
+        </w:rPr>
         <w:id w:val="286936340"/>
         <w:docPartObj>
           <w:docPartGallery w:val="Table of Contents"/>
@@ -371,10 +379,7 @@
       </w:sdtPr>
       <w:sdtEndPr>
         <w:rPr>
-          <w:rFonts w:eastAsia="Times New Roman" w:cstheme="minorBidi"/>
           <w:noProof/>
-          <w:sz w:val="26"/>
-          <w:szCs w:val="22"/>
         </w:rPr>
       </w:sdtEndPr>
       <w:sdtContent>
@@ -410,7 +415,7 @@
           <w:r>
             <w:fldChar w:fldCharType="separate"/>
           </w:r>
-          <w:hyperlink w:anchor="_Toc226031120" w:history="1">
+          <w:hyperlink w:anchor="_Toc226121955" w:history="1">
             <w:r>
               <w:rPr>
                 <w:rStyle w:val="Hyperlink"/>
@@ -438,7 +443,7 @@
                 <w:noProof/>
                 <w:webHidden/>
               </w:rPr>
-              <w:instrText xml:space="preserve"> PAGEREF _Toc226031120 \h </w:instrText>
+              <w:instrText xml:space="preserve"> PAGEREF _Toc226121955 \h </w:instrText>
             </w:r>
             <w:r>
               <w:rPr>
@@ -458,7 +463,7 @@
                 <w:noProof/>
                 <w:webHidden/>
               </w:rPr>
-              <w:t>4</w:t>
+              <w:t>5</w:t>
             </w:r>
             <w:r>
               <w:rPr>
@@ -484,7 +489,7 @@
               <w14:ligatures w14:val="standardContextual"/>
             </w:rPr>
           </w:pPr>
-          <w:hyperlink w:anchor="_Toc226031121" w:history="1">
+          <w:hyperlink w:anchor="_Toc226121956" w:history="1">
             <w:r>
               <w:rPr>
                 <w:rStyle w:val="Hyperlink"/>
@@ -512,7 +517,7 @@
                 <w:noProof/>
                 <w:webHidden/>
               </w:rPr>
-              <w:instrText xml:space="preserve"> PAGEREF _Toc226031121 \h </w:instrText>
+              <w:instrText xml:space="preserve"> PAGEREF _Toc226121956 \h </w:instrText>
             </w:r>
             <w:r>
               <w:rPr>
@@ -532,7 +537,7 @@
                 <w:noProof/>
                 <w:webHidden/>
               </w:rPr>
-              <w:t>4</w:t>
+              <w:t>5</w:t>
             </w:r>
             <w:r>
               <w:rPr>
@@ -558,7 +563,7 @@
               <w14:ligatures w14:val="standardContextual"/>
             </w:rPr>
           </w:pPr>
-          <w:hyperlink w:anchor="_Toc226031122" w:history="1">
+          <w:hyperlink w:anchor="_Toc226121957" w:history="1">
             <w:r>
               <w:rPr>
                 <w:rStyle w:val="Hyperlink"/>
@@ -586,7 +591,7 @@
                 <w:noProof/>
                 <w:webHidden/>
               </w:rPr>
-              <w:instrText xml:space="preserve"> PAGEREF _Toc226031122 \h </w:instrText>
+              <w:instrText xml:space="preserve"> PAGEREF _Toc226121957 \h </w:instrText>
             </w:r>
             <w:r>
               <w:rPr>
@@ -606,7 +611,7 @@
                 <w:noProof/>
                 <w:webHidden/>
               </w:rPr>
-              <w:t>4</w:t>
+              <w:t>5</w:t>
             </w:r>
             <w:r>
               <w:rPr>
@@ -632,7 +637,7 @@
               <w14:ligatures w14:val="standardContextual"/>
             </w:rPr>
           </w:pPr>
-          <w:hyperlink w:anchor="_Toc226031123" w:history="1">
+          <w:hyperlink w:anchor="_Toc226121958" w:history="1">
             <w:r>
               <w:rPr>
                 <w:rStyle w:val="Hyperlink"/>
@@ -660,7 +665,7 @@
                 <w:noProof/>
                 <w:webHidden/>
               </w:rPr>
-              <w:instrText xml:space="preserve"> PAGEREF _Toc226031123 \h </w:instrText>
+              <w:instrText xml:space="preserve"> PAGEREF _Toc226121958 \h </w:instrText>
             </w:r>
             <w:r>
               <w:rPr>
@@ -680,7 +685,7 @@
                 <w:noProof/>
                 <w:webHidden/>
               </w:rPr>
-              <w:t>4</w:t>
+              <w:t>5</w:t>
             </w:r>
             <w:r>
               <w:rPr>
@@ -706,7 +711,7 @@
               <w14:ligatures w14:val="standardContextual"/>
             </w:rPr>
           </w:pPr>
-          <w:hyperlink w:anchor="_Toc226031124" w:history="1">
+          <w:hyperlink w:anchor="_Toc226121959" w:history="1">
             <w:r>
               <w:rPr>
                 <w:rStyle w:val="Hyperlink"/>
@@ -734,7 +739,7 @@
                 <w:noProof/>
                 <w:webHidden/>
               </w:rPr>
-              <w:instrText xml:space="preserve"> PAGEREF _Toc226031124 \h </w:instrText>
+              <w:instrText xml:space="preserve"> PAGEREF _Toc226121959 \h </w:instrText>
             </w:r>
             <w:r>
               <w:rPr>
@@ -754,7 +759,7 @@
                 <w:noProof/>
                 <w:webHidden/>
               </w:rPr>
-              <w:t>5</w:t>
+              <w:t>6</w:t>
             </w:r>
             <w:r>
               <w:rPr>
@@ -780,7 +785,7 @@
               <w14:ligatures w14:val="standardContextual"/>
             </w:rPr>
           </w:pPr>
-          <w:hyperlink w:anchor="_Toc226031125" w:history="1">
+          <w:hyperlink w:anchor="_Toc226121960" w:history="1">
             <w:r>
               <w:rPr>
                 <w:rStyle w:val="Hyperlink"/>
@@ -808,7 +813,7 @@
                 <w:noProof/>
                 <w:webHidden/>
               </w:rPr>
-              <w:instrText xml:space="preserve"> PAGEREF _Toc226031125 \h </w:instrText>
+              <w:instrText xml:space="preserve"> PAGEREF _Toc226121960 \h </w:instrText>
             </w:r>
             <w:r>
               <w:rPr>
@@ -828,7 +833,7 @@
                 <w:noProof/>
                 <w:webHidden/>
               </w:rPr>
-              <w:t>5</w:t>
+              <w:t>6</w:t>
             </w:r>
             <w:r>
               <w:rPr>
@@ -854,7 +859,7 @@
               <w14:ligatures w14:val="standardContextual"/>
             </w:rPr>
           </w:pPr>
-          <w:hyperlink w:anchor="_Toc226031126" w:history="1">
+          <w:hyperlink w:anchor="_Toc226121961" w:history="1">
             <w:r>
               <w:rPr>
                 <w:rStyle w:val="Hyperlink"/>
@@ -882,7 +887,7 @@
                 <w:noProof/>
                 <w:webHidden/>
               </w:rPr>
-              <w:instrText xml:space="preserve"> PAGEREF _Toc226031126 \h </w:instrText>
+              <w:instrText xml:space="preserve"> PAGEREF _Toc226121961 \h </w:instrText>
             </w:r>
             <w:r>
               <w:rPr>
@@ -902,7 +907,7 @@
                 <w:noProof/>
                 <w:webHidden/>
               </w:rPr>
-              <w:t>5</w:t>
+              <w:t>6</w:t>
             </w:r>
             <w:r>
               <w:rPr>
@@ -928,7 +933,7 @@
               <w14:ligatures w14:val="standardContextual"/>
             </w:rPr>
           </w:pPr>
-          <w:hyperlink w:anchor="_Toc226031127" w:history="1">
+          <w:hyperlink w:anchor="_Toc226121962" w:history="1">
             <w:r>
               <w:rPr>
                 <w:rStyle w:val="Hyperlink"/>
@@ -956,7 +961,7 @@
                 <w:noProof/>
                 <w:webHidden/>
               </w:rPr>
-              <w:instrText xml:space="preserve"> PAGEREF _Toc226031127 \h </w:instrText>
+              <w:instrText xml:space="preserve"> PAGEREF _Toc226121962 \h </w:instrText>
             </w:r>
             <w:r>
               <w:rPr>
@@ -976,7 +981,7 @@
                 <w:noProof/>
                 <w:webHidden/>
               </w:rPr>
-              <w:t>6</w:t>
+              <w:t>7</w:t>
             </w:r>
             <w:r>
               <w:rPr>
@@ -1002,7 +1007,7 @@
               <w14:ligatures w14:val="standardContextual"/>
             </w:rPr>
           </w:pPr>
-          <w:hyperlink w:anchor="_Toc226031128" w:history="1">
+          <w:hyperlink w:anchor="_Toc226121963" w:history="1">
             <w:r>
               <w:rPr>
                 <w:rStyle w:val="Hyperlink"/>
@@ -1030,7 +1035,7 @@
                 <w:noProof/>
                 <w:webHidden/>
               </w:rPr>
-              <w:instrText xml:space="preserve"> PAGEREF _Toc226031128 \h </w:instrText>
+              <w:instrText xml:space="preserve"> PAGEREF _Toc226121963 \h </w:instrText>
             </w:r>
             <w:r>
               <w:rPr>
@@ -1050,7 +1055,7 @@
                 <w:noProof/>
                 <w:webHidden/>
               </w:rPr>
-              <w:t>6</w:t>
+              <w:t>7</w:t>
             </w:r>
             <w:r>
               <w:rPr>
@@ -1076,7 +1081,7 @@
               <w14:ligatures w14:val="standardContextual"/>
             </w:rPr>
           </w:pPr>
-          <w:hyperlink w:anchor="_Toc226031129" w:history="1">
+          <w:hyperlink w:anchor="_Toc226121964" w:history="1">
             <w:r>
               <w:rPr>
                 <w:rStyle w:val="Hyperlink"/>
@@ -1104,7 +1109,7 @@
                 <w:noProof/>
                 <w:webHidden/>
               </w:rPr>
-              <w:instrText xml:space="preserve"> PAGEREF _Toc226031129 \h </w:instrText>
+              <w:instrText xml:space="preserve"> PAGEREF _Toc226121964 \h </w:instrText>
             </w:r>
             <w:r>
               <w:rPr>
@@ -1124,7 +1129,7 @@
                 <w:noProof/>
                 <w:webHidden/>
               </w:rPr>
-              <w:t>6</w:t>
+              <w:t>7</w:t>
             </w:r>
             <w:r>
               <w:rPr>
@@ -1150,7 +1155,7 @@
               <w14:ligatures w14:val="standardContextual"/>
             </w:rPr>
           </w:pPr>
-          <w:hyperlink w:anchor="_Toc226031130" w:history="1">
+          <w:hyperlink w:anchor="_Toc226121965" w:history="1">
             <w:r>
               <w:rPr>
                 <w:rStyle w:val="Hyperlink"/>
@@ -1178,7 +1183,7 @@
                 <w:noProof/>
                 <w:webHidden/>
               </w:rPr>
-              <w:instrText xml:space="preserve"> PAGEREF _Toc226031130 \h </w:instrText>
+              <w:instrText xml:space="preserve"> PAGEREF _Toc226121965 \h </w:instrText>
             </w:r>
             <w:r>
               <w:rPr>
@@ -1198,7 +1203,7 @@
                 <w:noProof/>
                 <w:webHidden/>
               </w:rPr>
-              <w:t>6</w:t>
+              <w:t>7</w:t>
             </w:r>
             <w:r>
               <w:rPr>
@@ -1224,7 +1229,7 @@
               <w14:ligatures w14:val="standardContextual"/>
             </w:rPr>
           </w:pPr>
-          <w:hyperlink w:anchor="_Toc226031131" w:history="1">
+          <w:hyperlink w:anchor="_Toc226121966" w:history="1">
             <w:r>
               <w:rPr>
                 <w:rStyle w:val="Hyperlink"/>
@@ -1252,7 +1257,7 @@
                 <w:noProof/>
                 <w:webHidden/>
               </w:rPr>
-              <w:instrText xml:space="preserve"> PAGEREF _Toc226031131 \h </w:instrText>
+              <w:instrText xml:space="preserve"> PAGEREF _Toc226121966 \h </w:instrText>
             </w:r>
             <w:r>
               <w:rPr>
@@ -1272,7 +1277,7 @@
                 <w:noProof/>
                 <w:webHidden/>
               </w:rPr>
-              <w:t>6</w:t>
+              <w:t>7</w:t>
             </w:r>
             <w:r>
               <w:rPr>
@@ -1298,7 +1303,7 @@
               <w14:ligatures w14:val="standardContextual"/>
             </w:rPr>
           </w:pPr>
-          <w:hyperlink w:anchor="_Toc226031132" w:history="1">
+          <w:hyperlink w:anchor="_Toc226121967" w:history="1">
             <w:r>
               <w:rPr>
                 <w:rStyle w:val="Hyperlink"/>
@@ -1326,7 +1331,7 @@
                 <w:noProof/>
                 <w:webHidden/>
               </w:rPr>
-              <w:instrText xml:space="preserve"> PAGEREF _Toc226031132 \h </w:instrText>
+              <w:instrText xml:space="preserve"> PAGEREF _Toc226121967 \h </w:instrText>
             </w:r>
             <w:r>
               <w:rPr>
@@ -1346,7 +1351,7 @@
                 <w:noProof/>
                 <w:webHidden/>
               </w:rPr>
-              <w:t>6</w:t>
+              <w:t>7</w:t>
             </w:r>
             <w:r>
               <w:rPr>
@@ -1372,7 +1377,7 @@
               <w14:ligatures w14:val="standardContextual"/>
             </w:rPr>
           </w:pPr>
-          <w:hyperlink w:anchor="_Toc226031133" w:history="1">
+          <w:hyperlink w:anchor="_Toc226121968" w:history="1">
             <w:r>
               <w:rPr>
                 <w:rStyle w:val="Hyperlink"/>
@@ -1400,7 +1405,7 @@
                 <w:noProof/>
                 <w:webHidden/>
               </w:rPr>
-              <w:instrText xml:space="preserve"> PAGEREF _Toc226031133 \h </w:instrText>
+              <w:instrText xml:space="preserve"> PAGEREF _Toc226121968 \h </w:instrText>
             </w:r>
             <w:r>
               <w:rPr>
@@ -1420,7 +1425,7 @@
                 <w:noProof/>
                 <w:webHidden/>
               </w:rPr>
-              <w:t>7</w:t>
+              <w:t>8</w:t>
             </w:r>
             <w:r>
               <w:rPr>
@@ -1446,7 +1451,7 @@
               <w14:ligatures w14:val="standardContextual"/>
             </w:rPr>
           </w:pPr>
-          <w:hyperlink w:anchor="_Toc226031134" w:history="1">
+          <w:hyperlink w:anchor="_Toc226121969" w:history="1">
             <w:r>
               <w:rPr>
                 <w:rStyle w:val="Hyperlink"/>
@@ -1474,7 +1479,7 @@
                 <w:noProof/>
                 <w:webHidden/>
               </w:rPr>
-              <w:instrText xml:space="preserve"> PAGEREF _Toc226031134 \h </w:instrText>
+              <w:instrText xml:space="preserve"> PAGEREF _Toc226121969 \h </w:instrText>
             </w:r>
             <w:r>
               <w:rPr>
@@ -1494,7 +1499,7 @@
                 <w:noProof/>
                 <w:webHidden/>
               </w:rPr>
-              <w:t>7</w:t>
+              <w:t>8</w:t>
             </w:r>
             <w:r>
               <w:rPr>
@@ -1520,7 +1525,7 @@
               <w14:ligatures w14:val="standardContextual"/>
             </w:rPr>
           </w:pPr>
-          <w:hyperlink w:anchor="_Toc226031135" w:history="1">
+          <w:hyperlink w:anchor="_Toc226121970" w:history="1">
             <w:r>
               <w:rPr>
                 <w:rStyle w:val="Hyperlink"/>
@@ -1548,7 +1553,7 @@
                 <w:noProof/>
                 <w:webHidden/>
               </w:rPr>
-              <w:instrText xml:space="preserve"> PAGEREF _Toc226031135 \h </w:instrText>
+              <w:instrText xml:space="preserve"> PAGEREF _Toc226121970 \h </w:instrText>
             </w:r>
             <w:r>
               <w:rPr>
@@ -1568,7 +1573,7 @@
                 <w:noProof/>
                 <w:webHidden/>
               </w:rPr>
-              <w:t>7</w:t>
+              <w:t>8</w:t>
             </w:r>
             <w:r>
               <w:rPr>
@@ -1594,7 +1599,7 @@
               <w14:ligatures w14:val="standardContextual"/>
             </w:rPr>
           </w:pPr>
-          <w:hyperlink w:anchor="_Toc226031136" w:history="1">
+          <w:hyperlink w:anchor="_Toc226121971" w:history="1">
             <w:r>
               <w:rPr>
                 <w:rStyle w:val="Hyperlink"/>
@@ -1622,7 +1627,7 @@
                 <w:noProof/>
                 <w:webHidden/>
               </w:rPr>
-              <w:instrText xml:space="preserve"> PAGEREF _Toc226031136 \h </w:instrText>
+              <w:instrText xml:space="preserve"> PAGEREF _Toc226121971 \h </w:instrText>
             </w:r>
             <w:r>
               <w:rPr>
@@ -1642,7 +1647,7 @@
                 <w:noProof/>
                 <w:webHidden/>
               </w:rPr>
-              <w:t>7</w:t>
+              <w:t>8</w:t>
             </w:r>
             <w:r>
               <w:rPr>
@@ -1668,7 +1673,7 @@
               <w14:ligatures w14:val="standardContextual"/>
             </w:rPr>
           </w:pPr>
-          <w:hyperlink w:anchor="_Toc226031137" w:history="1">
+          <w:hyperlink w:anchor="_Toc226121972" w:history="1">
             <w:r>
               <w:rPr>
                 <w:rStyle w:val="Hyperlink"/>
@@ -1696,7 +1701,7 @@
                 <w:noProof/>
                 <w:webHidden/>
               </w:rPr>
-              <w:instrText xml:space="preserve"> PAGEREF _Toc226031137 \h </w:instrText>
+              <w:instrText xml:space="preserve"> PAGEREF _Toc226121972 \h </w:instrText>
             </w:r>
             <w:r>
               <w:rPr>
@@ -1716,7 +1721,7 @@
                 <w:noProof/>
                 <w:webHidden/>
               </w:rPr>
-              <w:t>7</w:t>
+              <w:t>8</w:t>
             </w:r>
             <w:r>
               <w:rPr>
@@ -1742,7 +1747,7 @@
               <w14:ligatures w14:val="standardContextual"/>
             </w:rPr>
           </w:pPr>
-          <w:hyperlink w:anchor="_Toc226031138" w:history="1">
+          <w:hyperlink w:anchor="_Toc226121973" w:history="1">
             <w:r>
               <w:rPr>
                 <w:rStyle w:val="Hyperlink"/>
@@ -1770,7 +1775,7 @@
                 <w:noProof/>
                 <w:webHidden/>
               </w:rPr>
-              <w:instrText xml:space="preserve"> PAGEREF _Toc226031138 \h </w:instrText>
+              <w:instrText xml:space="preserve"> PAGEREF _Toc226121973 \h </w:instrText>
             </w:r>
             <w:r>
               <w:rPr>
@@ -1790,7 +1795,7 @@
                 <w:noProof/>
                 <w:webHidden/>
               </w:rPr>
-              <w:t>8</w:t>
+              <w:t>9</w:t>
             </w:r>
             <w:r>
               <w:rPr>
@@ -1816,7 +1821,7 @@
               <w14:ligatures w14:val="standardContextual"/>
             </w:rPr>
           </w:pPr>
-          <w:hyperlink w:anchor="_Toc226031139" w:history="1">
+          <w:hyperlink w:anchor="_Toc226121974" w:history="1">
             <w:r>
               <w:rPr>
                 <w:rStyle w:val="Hyperlink"/>
@@ -1844,7 +1849,7 @@
                 <w:noProof/>
                 <w:webHidden/>
               </w:rPr>
-              <w:instrText xml:space="preserve"> PAGEREF _Toc226031139 \h </w:instrText>
+              <w:instrText xml:space="preserve"> PAGEREF _Toc226121974 \h </w:instrText>
             </w:r>
             <w:r>
               <w:rPr>
@@ -1864,7 +1869,7 @@
                 <w:noProof/>
                 <w:webHidden/>
               </w:rPr>
-              <w:t>8</w:t>
+              <w:t>9</w:t>
             </w:r>
             <w:r>
               <w:rPr>
@@ -1890,7 +1895,7 @@
               <w14:ligatures w14:val="standardContextual"/>
             </w:rPr>
           </w:pPr>
-          <w:hyperlink w:anchor="_Toc226031140" w:history="1">
+          <w:hyperlink w:anchor="_Toc226121975" w:history="1">
             <w:r>
               <w:rPr>
                 <w:rStyle w:val="Hyperlink"/>
@@ -1918,7 +1923,7 @@
                 <w:noProof/>
                 <w:webHidden/>
               </w:rPr>
-              <w:instrText xml:space="preserve"> PAGEREF _Toc226031140 \h </w:instrText>
+              <w:instrText xml:space="preserve"> PAGEREF _Toc226121975 \h </w:instrText>
             </w:r>
             <w:r>
               <w:rPr>
@@ -1938,7 +1943,7 @@
                 <w:noProof/>
                 <w:webHidden/>
               </w:rPr>
-              <w:t>9</w:t>
+              <w:t>10</w:t>
             </w:r>
             <w:r>
               <w:rPr>
@@ -1964,7 +1969,7 @@
               <w14:ligatures w14:val="standardContextual"/>
             </w:rPr>
           </w:pPr>
-          <w:hyperlink w:anchor="_Toc226031141" w:history="1">
+          <w:hyperlink w:anchor="_Toc226121976" w:history="1">
             <w:r>
               <w:rPr>
                 <w:rStyle w:val="Hyperlink"/>
@@ -1992,7 +1997,7 @@
                 <w:noProof/>
                 <w:webHidden/>
               </w:rPr>
-              <w:instrText xml:space="preserve"> PAGEREF _Toc226031141 \h </w:instrText>
+              <w:instrText xml:space="preserve"> PAGEREF _Toc226121976 \h </w:instrText>
             </w:r>
             <w:r>
               <w:rPr>
@@ -2012,7 +2017,7 @@
                 <w:noProof/>
                 <w:webHidden/>
               </w:rPr>
-              <w:t>9</w:t>
+              <w:t>10</w:t>
             </w:r>
             <w:r>
               <w:rPr>
@@ -2038,7 +2043,7 @@
               <w14:ligatures w14:val="standardContextual"/>
             </w:rPr>
           </w:pPr>
-          <w:hyperlink w:anchor="_Toc226031142" w:history="1">
+          <w:hyperlink w:anchor="_Toc226121977" w:history="1">
             <w:r>
               <w:rPr>
                 <w:rStyle w:val="Hyperlink"/>
@@ -2066,7 +2071,7 @@
                 <w:noProof/>
                 <w:webHidden/>
               </w:rPr>
-              <w:instrText xml:space="preserve"> PAGEREF _Toc226031142 \h </w:instrText>
+              <w:instrText xml:space="preserve"> PAGEREF _Toc226121977 \h </w:instrText>
             </w:r>
             <w:r>
               <w:rPr>
@@ -2086,7 +2091,7 @@
                 <w:noProof/>
                 <w:webHidden/>
               </w:rPr>
-              <w:t>10</w:t>
+              <w:t>11</w:t>
             </w:r>
             <w:r>
               <w:rPr>
@@ -2112,7 +2117,7 @@
               <w14:ligatures w14:val="standardContextual"/>
             </w:rPr>
           </w:pPr>
-          <w:hyperlink w:anchor="_Toc226031143" w:history="1">
+          <w:hyperlink w:anchor="_Toc226121978" w:history="1">
             <w:r>
               <w:rPr>
                 <w:rStyle w:val="Hyperlink"/>
@@ -2140,7 +2145,7 @@
                 <w:noProof/>
                 <w:webHidden/>
               </w:rPr>
-              <w:instrText xml:space="preserve"> PAGEREF _Toc226031143 \h </w:instrText>
+              <w:instrText xml:space="preserve"> PAGEREF _Toc226121978 \h </w:instrText>
             </w:r>
             <w:r>
               <w:rPr>
@@ -2160,7 +2165,7 @@
                 <w:noProof/>
                 <w:webHidden/>
               </w:rPr>
-              <w:t>11</w:t>
+              <w:t>12</w:t>
             </w:r>
             <w:r>
               <w:rPr>
@@ -2186,7 +2191,7 @@
               <w14:ligatures w14:val="standardContextual"/>
             </w:rPr>
           </w:pPr>
-          <w:hyperlink w:anchor="_Toc226031144" w:history="1">
+          <w:hyperlink w:anchor="_Toc226121979" w:history="1">
             <w:r>
               <w:rPr>
                 <w:rStyle w:val="Hyperlink"/>
@@ -2214,7 +2219,7 @@
                 <w:noProof/>
                 <w:webHidden/>
               </w:rPr>
-              <w:instrText xml:space="preserve"> PAGEREF _Toc226031144 \h </w:instrText>
+              <w:instrText xml:space="preserve"> PAGEREF _Toc226121979 \h </w:instrText>
             </w:r>
             <w:r>
               <w:rPr>
@@ -2234,7 +2239,7 @@
                 <w:noProof/>
                 <w:webHidden/>
               </w:rPr>
-              <w:t>12</w:t>
+              <w:t>13</w:t>
             </w:r>
             <w:r>
               <w:rPr>
@@ -2260,7 +2265,7 @@
               <w14:ligatures w14:val="standardContextual"/>
             </w:rPr>
           </w:pPr>
-          <w:hyperlink w:anchor="_Toc226031145" w:history="1">
+          <w:hyperlink w:anchor="_Toc226121980" w:history="1">
             <w:r>
               <w:rPr>
                 <w:rStyle w:val="Hyperlink"/>
@@ -2288,7 +2293,7 @@
                 <w:noProof/>
                 <w:webHidden/>
               </w:rPr>
-              <w:instrText xml:space="preserve"> PAGEREF _Toc226031145 \h </w:instrText>
+              <w:instrText xml:space="preserve"> PAGEREF _Toc226121980 \h </w:instrText>
             </w:r>
             <w:r>
               <w:rPr>
@@ -2308,7 +2313,7 @@
                 <w:noProof/>
                 <w:webHidden/>
               </w:rPr>
-              <w:t>13</w:t>
+              <w:t>14</w:t>
             </w:r>
             <w:r>
               <w:rPr>
@@ -2334,7 +2339,7 @@
               <w14:ligatures w14:val="standardContextual"/>
             </w:rPr>
           </w:pPr>
-          <w:hyperlink w:anchor="_Toc226031146" w:history="1">
+          <w:hyperlink w:anchor="_Toc226121981" w:history="1">
             <w:r>
               <w:rPr>
                 <w:rStyle w:val="Hyperlink"/>
@@ -2362,7 +2367,7 @@
                 <w:noProof/>
                 <w:webHidden/>
               </w:rPr>
-              <w:instrText xml:space="preserve"> PAGEREF _Toc226031146 \h </w:instrText>
+              <w:instrText xml:space="preserve"> PAGEREF _Toc226121981 \h </w:instrText>
             </w:r>
             <w:r>
               <w:rPr>
@@ -2382,7 +2387,7 @@
                 <w:noProof/>
                 <w:webHidden/>
               </w:rPr>
-              <w:t>13</w:t>
+              <w:t>14</w:t>
             </w:r>
             <w:r>
               <w:rPr>
@@ -2408,7 +2413,7 @@
               <w14:ligatures w14:val="standardContextual"/>
             </w:rPr>
           </w:pPr>
-          <w:hyperlink w:anchor="_Toc226031147" w:history="1">
+          <w:hyperlink w:anchor="_Toc226121982" w:history="1">
             <w:r>
               <w:rPr>
                 <w:rStyle w:val="Hyperlink"/>
@@ -2436,7 +2441,7 @@
                 <w:noProof/>
                 <w:webHidden/>
               </w:rPr>
-              <w:instrText xml:space="preserve"> PAGEREF _Toc226031147 \h </w:instrText>
+              <w:instrText xml:space="preserve"> PAGEREF _Toc226121982 \h </w:instrText>
             </w:r>
             <w:r>
               <w:rPr>
@@ -2456,7 +2461,7 @@
                 <w:noProof/>
                 <w:webHidden/>
               </w:rPr>
-              <w:t>13</w:t>
+              <w:t>14</w:t>
             </w:r>
             <w:r>
               <w:rPr>
@@ -2482,7 +2487,7 @@
               <w14:ligatures w14:val="standardContextual"/>
             </w:rPr>
           </w:pPr>
-          <w:hyperlink w:anchor="_Toc226031148" w:history="1">
+          <w:hyperlink w:anchor="_Toc226121983" w:history="1">
             <w:r>
               <w:rPr>
                 <w:rStyle w:val="Hyperlink"/>
@@ -2510,7 +2515,7 @@
                 <w:noProof/>
                 <w:webHidden/>
               </w:rPr>
-              <w:instrText xml:space="preserve"> PAGEREF _Toc226031148 \h </w:instrText>
+              <w:instrText xml:space="preserve"> PAGEREF _Toc226121983 \h </w:instrText>
             </w:r>
             <w:r>
               <w:rPr>
@@ -2530,7 +2535,7 @@
                 <w:noProof/>
                 <w:webHidden/>
               </w:rPr>
-              <w:t>13</w:t>
+              <w:t>14</w:t>
             </w:r>
             <w:r>
               <w:rPr>
@@ -2556,7 +2561,7 @@
               <w14:ligatures w14:val="standardContextual"/>
             </w:rPr>
           </w:pPr>
-          <w:hyperlink w:anchor="_Toc226031149" w:history="1">
+          <w:hyperlink w:anchor="_Toc226121984" w:history="1">
             <w:r>
               <w:rPr>
                 <w:rStyle w:val="Hyperlink"/>
@@ -2584,7 +2589,7 @@
                 <w:noProof/>
                 <w:webHidden/>
               </w:rPr>
-              <w:instrText xml:space="preserve"> PAGEREF _Toc226031149 \h </w:instrText>
+              <w:instrText xml:space="preserve"> PAGEREF _Toc226121984 \h </w:instrText>
             </w:r>
             <w:r>
               <w:rPr>
@@ -2604,7 +2609,7 @@
                 <w:noProof/>
                 <w:webHidden/>
               </w:rPr>
-              <w:t>13</w:t>
+              <w:t>14</w:t>
             </w:r>
             <w:r>
               <w:rPr>
@@ -2630,7 +2635,7 @@
               <w14:ligatures w14:val="standardContextual"/>
             </w:rPr>
           </w:pPr>
-          <w:hyperlink w:anchor="_Toc226031150" w:history="1">
+          <w:hyperlink w:anchor="_Toc226121985" w:history="1">
             <w:r>
               <w:rPr>
                 <w:rStyle w:val="Hyperlink"/>
@@ -2658,7 +2663,7 @@
                 <w:noProof/>
                 <w:webHidden/>
               </w:rPr>
-              <w:instrText xml:space="preserve"> PAGEREF _Toc226031150 \h </w:instrText>
+              <w:instrText xml:space="preserve"> PAGEREF _Toc226121985 \h </w:instrText>
             </w:r>
             <w:r>
               <w:rPr>
@@ -2678,7 +2683,7 @@
                 <w:noProof/>
                 <w:webHidden/>
               </w:rPr>
-              <w:t>14</w:t>
+              <w:t>15</w:t>
             </w:r>
             <w:r>
               <w:rPr>
@@ -2704,7 +2709,7 @@
               <w14:ligatures w14:val="standardContextual"/>
             </w:rPr>
           </w:pPr>
-          <w:hyperlink w:anchor="_Toc226031151" w:history="1">
+          <w:hyperlink w:anchor="_Toc226121986" w:history="1">
             <w:r>
               <w:rPr>
                 <w:rStyle w:val="Hyperlink"/>
@@ -2732,7 +2737,7 @@
                 <w:noProof/>
                 <w:webHidden/>
               </w:rPr>
-              <w:instrText xml:space="preserve"> PAGEREF _Toc226031151 \h </w:instrText>
+              <w:instrText xml:space="preserve"> PAGEREF _Toc226121986 \h </w:instrText>
             </w:r>
             <w:r>
               <w:rPr>
@@ -2752,7 +2757,7 @@
                 <w:noProof/>
                 <w:webHidden/>
               </w:rPr>
-              <w:t>14</w:t>
+              <w:t>15</w:t>
             </w:r>
             <w:r>
               <w:rPr>
@@ -2778,7 +2783,7 @@
               <w14:ligatures w14:val="standardContextual"/>
             </w:rPr>
           </w:pPr>
-          <w:hyperlink w:anchor="_Toc226031152" w:history="1">
+          <w:hyperlink w:anchor="_Toc226121987" w:history="1">
             <w:r>
               <w:rPr>
                 <w:rStyle w:val="Hyperlink"/>
@@ -2806,7 +2811,7 @@
                 <w:noProof/>
                 <w:webHidden/>
               </w:rPr>
-              <w:instrText xml:space="preserve"> PAGEREF _Toc226031152 \h </w:instrText>
+              <w:instrText xml:space="preserve"> PAGEREF _Toc226121987 \h </w:instrText>
             </w:r>
             <w:r>
               <w:rPr>
@@ -2826,7 +2831,7 @@
                 <w:noProof/>
                 <w:webHidden/>
               </w:rPr>
-              <w:t>14</w:t>
+              <w:t>15</w:t>
             </w:r>
             <w:r>
               <w:rPr>
@@ -2852,7 +2857,7 @@
               <w14:ligatures w14:val="standardContextual"/>
             </w:rPr>
           </w:pPr>
-          <w:hyperlink w:anchor="_Toc226031153" w:history="1">
+          <w:hyperlink w:anchor="_Toc226121988" w:history="1">
             <w:r>
               <w:rPr>
                 <w:rStyle w:val="Hyperlink"/>
@@ -2880,7 +2885,7 @@
                 <w:noProof/>
                 <w:webHidden/>
               </w:rPr>
-              <w:instrText xml:space="preserve"> PAGEREF _Toc226031153 \h </w:instrText>
+              <w:instrText xml:space="preserve"> PAGEREF _Toc226121988 \h </w:instrText>
             </w:r>
             <w:r>
               <w:rPr>
@@ -2900,7 +2905,7 @@
                 <w:noProof/>
                 <w:webHidden/>
               </w:rPr>
-              <w:t>14</w:t>
+              <w:t>15</w:t>
             </w:r>
             <w:r>
               <w:rPr>
@@ -2926,7 +2931,7 @@
               <w14:ligatures w14:val="standardContextual"/>
             </w:rPr>
           </w:pPr>
-          <w:hyperlink w:anchor="_Toc226031154" w:history="1">
+          <w:hyperlink w:anchor="_Toc226121989" w:history="1">
             <w:r>
               <w:rPr>
                 <w:rStyle w:val="Hyperlink"/>
@@ -2954,7 +2959,7 @@
                 <w:noProof/>
                 <w:webHidden/>
               </w:rPr>
-              <w:instrText xml:space="preserve"> PAGEREF _Toc226031154 \h </w:instrText>
+              <w:instrText xml:space="preserve"> PAGEREF _Toc226121989 \h </w:instrText>
             </w:r>
             <w:r>
               <w:rPr>
@@ -2974,7 +2979,7 @@
                 <w:noProof/>
                 <w:webHidden/>
               </w:rPr>
-              <w:t>14</w:t>
+              <w:t>15</w:t>
             </w:r>
             <w:r>
               <w:rPr>
@@ -3000,7 +3005,7 @@
               <w14:ligatures w14:val="standardContextual"/>
             </w:rPr>
           </w:pPr>
-          <w:hyperlink w:anchor="_Toc226031155" w:history="1">
+          <w:hyperlink w:anchor="_Toc226121990" w:history="1">
             <w:r>
               <w:rPr>
                 <w:rStyle w:val="Hyperlink"/>
@@ -3028,7 +3033,7 @@
                 <w:noProof/>
                 <w:webHidden/>
               </w:rPr>
-              <w:instrText xml:space="preserve"> PAGEREF _Toc226031155 \h </w:instrText>
+              <w:instrText xml:space="preserve"> PAGEREF _Toc226121990 \h </w:instrText>
             </w:r>
             <w:r>
               <w:rPr>
@@ -3048,7 +3053,7 @@
                 <w:noProof/>
                 <w:webHidden/>
               </w:rPr>
-              <w:t>14</w:t>
+              <w:t>16</w:t>
             </w:r>
             <w:r>
               <w:rPr>
@@ -3074,7 +3079,7 @@
               <w14:ligatures w14:val="standardContextual"/>
             </w:rPr>
           </w:pPr>
-          <w:hyperlink w:anchor="_Toc226031156" w:history="1">
+          <w:hyperlink w:anchor="_Toc226121991" w:history="1">
             <w:r>
               <w:rPr>
                 <w:rStyle w:val="Hyperlink"/>
@@ -3102,7 +3107,7 @@
                 <w:noProof/>
                 <w:webHidden/>
               </w:rPr>
-              <w:instrText xml:space="preserve"> PAGEREF _Toc226031156 \h </w:instrText>
+              <w:instrText xml:space="preserve"> PAGEREF _Toc226121991 \h </w:instrText>
             </w:r>
             <w:r>
               <w:rPr>
@@ -3122,7 +3127,7 @@
                 <w:noProof/>
                 <w:webHidden/>
               </w:rPr>
-              <w:t>14</w:t>
+              <w:t>16</w:t>
             </w:r>
             <w:r>
               <w:rPr>
@@ -3148,7 +3153,7 @@
               <w14:ligatures w14:val="standardContextual"/>
             </w:rPr>
           </w:pPr>
-          <w:hyperlink w:anchor="_Toc226031157" w:history="1">
+          <w:hyperlink w:anchor="_Toc226121992" w:history="1">
             <w:r>
               <w:rPr>
                 <w:rStyle w:val="Hyperlink"/>
@@ -3176,7 +3181,7 @@
                 <w:noProof/>
                 <w:webHidden/>
               </w:rPr>
-              <w:instrText xml:space="preserve"> PAGEREF _Toc226031157 \h </w:instrText>
+              <w:instrText xml:space="preserve"> PAGEREF _Toc226121992 \h </w:instrText>
             </w:r>
             <w:r>
               <w:rPr>
@@ -3196,7 +3201,7 @@
                 <w:noProof/>
                 <w:webHidden/>
               </w:rPr>
-              <w:t>15</w:t>
+              <w:t>18</w:t>
             </w:r>
             <w:r>
               <w:rPr>
@@ -3222,7 +3227,7 @@
               <w14:ligatures w14:val="standardContextual"/>
             </w:rPr>
           </w:pPr>
-          <w:hyperlink w:anchor="_Toc226031158" w:history="1">
+          <w:hyperlink w:anchor="_Toc226121993" w:history="1">
             <w:r>
               <w:rPr>
                 <w:rStyle w:val="Hyperlink"/>
@@ -3250,7 +3255,7 @@
                 <w:noProof/>
                 <w:webHidden/>
               </w:rPr>
-              <w:instrText xml:space="preserve"> PAGEREF _Toc226031158 \h </w:instrText>
+              <w:instrText xml:space="preserve"> PAGEREF _Toc226121993 \h </w:instrText>
             </w:r>
             <w:r>
               <w:rPr>
@@ -3270,7 +3275,7 @@
                 <w:noProof/>
                 <w:webHidden/>
               </w:rPr>
-              <w:t>15</w:t>
+              <w:t>18</w:t>
             </w:r>
             <w:r>
               <w:rPr>
@@ -3296,7 +3301,7 @@
               <w14:ligatures w14:val="standardContextual"/>
             </w:rPr>
           </w:pPr>
-          <w:hyperlink w:anchor="_Toc226031159" w:history="1">
+          <w:hyperlink w:anchor="_Toc226121994" w:history="1">
             <w:r>
               <w:rPr>
                 <w:rStyle w:val="Hyperlink"/>
@@ -3324,7 +3329,7 @@
                 <w:noProof/>
                 <w:webHidden/>
               </w:rPr>
-              <w:instrText xml:space="preserve"> PAGEREF _Toc226031159 \h </w:instrText>
+              <w:instrText xml:space="preserve"> PAGEREF _Toc226121994 \h </w:instrText>
             </w:r>
             <w:r>
               <w:rPr>
@@ -3344,7 +3349,7 @@
                 <w:noProof/>
                 <w:webHidden/>
               </w:rPr>
-              <w:t>15</w:t>
+              <w:t>19</w:t>
             </w:r>
             <w:r>
               <w:rPr>
@@ -3370,7 +3375,7 @@
               <w14:ligatures w14:val="standardContextual"/>
             </w:rPr>
           </w:pPr>
-          <w:hyperlink w:anchor="_Toc226031160" w:history="1">
+          <w:hyperlink w:anchor="_Toc226121995" w:history="1">
             <w:r>
               <w:rPr>
                 <w:rStyle w:val="Hyperlink"/>
@@ -3398,7 +3403,7 @@
                 <w:noProof/>
                 <w:webHidden/>
               </w:rPr>
-              <w:instrText xml:space="preserve"> PAGEREF _Toc226031160 \h </w:instrText>
+              <w:instrText xml:space="preserve"> PAGEREF _Toc226121995 \h </w:instrText>
             </w:r>
             <w:r>
               <w:rPr>
@@ -3418,7 +3423,7 @@
                 <w:noProof/>
                 <w:webHidden/>
               </w:rPr>
-              <w:t>15</w:t>
+              <w:t>19</w:t>
             </w:r>
             <w:r>
               <w:rPr>
@@ -3444,7 +3449,7 @@
               <w14:ligatures w14:val="standardContextual"/>
             </w:rPr>
           </w:pPr>
-          <w:hyperlink w:anchor="_Toc226031161" w:history="1">
+          <w:hyperlink w:anchor="_Toc226121996" w:history="1">
             <w:r>
               <w:rPr>
                 <w:rStyle w:val="Hyperlink"/>
@@ -3472,7 +3477,7 @@
                 <w:noProof/>
                 <w:webHidden/>
               </w:rPr>
-              <w:instrText xml:space="preserve"> PAGEREF _Toc226031161 \h </w:instrText>
+              <w:instrText xml:space="preserve"> PAGEREF _Toc226121996 \h </w:instrText>
             </w:r>
             <w:r>
               <w:rPr>
@@ -3492,7 +3497,7 @@
                 <w:noProof/>
                 <w:webHidden/>
               </w:rPr>
-              <w:t>15</w:t>
+              <w:t>19</w:t>
             </w:r>
             <w:r>
               <w:rPr>
@@ -3518,7 +3523,7 @@
               <w14:ligatures w14:val="standardContextual"/>
             </w:rPr>
           </w:pPr>
-          <w:hyperlink w:anchor="_Toc226031162" w:history="1">
+          <w:hyperlink w:anchor="_Toc226121997" w:history="1">
             <w:r>
               <w:rPr>
                 <w:rStyle w:val="Hyperlink"/>
@@ -3546,7 +3551,7 @@
                 <w:noProof/>
                 <w:webHidden/>
               </w:rPr>
-              <w:instrText xml:space="preserve"> PAGEREF _Toc226031162 \h </w:instrText>
+              <w:instrText xml:space="preserve"> PAGEREF _Toc226121997 \h </w:instrText>
             </w:r>
             <w:r>
               <w:rPr>
@@ -3566,7 +3571,7 @@
                 <w:noProof/>
                 <w:webHidden/>
               </w:rPr>
-              <w:t>15</w:t>
+              <w:t>19</w:t>
             </w:r>
             <w:r>
               <w:rPr>
@@ -3592,7 +3597,7 @@
               <w14:ligatures w14:val="standardContextual"/>
             </w:rPr>
           </w:pPr>
-          <w:hyperlink w:anchor="_Toc226031163" w:history="1">
+          <w:hyperlink w:anchor="_Toc226121998" w:history="1">
             <w:r>
               <w:rPr>
                 <w:rStyle w:val="Hyperlink"/>
@@ -3620,7 +3625,7 @@
                 <w:noProof/>
                 <w:webHidden/>
               </w:rPr>
-              <w:instrText xml:space="preserve"> PAGEREF _Toc226031163 \h </w:instrText>
+              <w:instrText xml:space="preserve"> PAGEREF _Toc226121998 \h </w:instrText>
             </w:r>
             <w:r>
               <w:rPr>
@@ -3640,7 +3645,7 @@
                 <w:noProof/>
                 <w:webHidden/>
               </w:rPr>
-              <w:t>16</w:t>
+              <w:t>20</w:t>
             </w:r>
             <w:r>
               <w:rPr>
@@ -3666,7 +3671,7 @@
               <w14:ligatures w14:val="standardContextual"/>
             </w:rPr>
           </w:pPr>
-          <w:hyperlink w:anchor="_Toc226031164" w:history="1">
+          <w:hyperlink w:anchor="_Toc226121999" w:history="1">
             <w:r>
               <w:rPr>
                 <w:rStyle w:val="Hyperlink"/>
@@ -3694,7 +3699,7 @@
                 <w:noProof/>
                 <w:webHidden/>
               </w:rPr>
-              <w:instrText xml:space="preserve"> PAGEREF _Toc226031164 \h </w:instrText>
+              <w:instrText xml:space="preserve"> PAGEREF _Toc226121999 \h </w:instrText>
             </w:r>
             <w:r>
               <w:rPr>
@@ -3714,7 +3719,7 @@
                 <w:noProof/>
                 <w:webHidden/>
               </w:rPr>
-              <w:t>16</w:t>
+              <w:t>20</w:t>
             </w:r>
             <w:r>
               <w:rPr>
@@ -3740,7 +3745,7 @@
               <w14:ligatures w14:val="standardContextual"/>
             </w:rPr>
           </w:pPr>
-          <w:hyperlink w:anchor="_Toc226031165" w:history="1">
+          <w:hyperlink w:anchor="_Toc226122000" w:history="1">
             <w:r>
               <w:rPr>
                 <w:rStyle w:val="Hyperlink"/>
@@ -3768,7 +3773,7 @@
                 <w:noProof/>
                 <w:webHidden/>
               </w:rPr>
-              <w:instrText xml:space="preserve"> PAGEREF _Toc226031165 \h </w:instrText>
+              <w:instrText xml:space="preserve"> PAGEREF _Toc226122000 \h </w:instrText>
             </w:r>
             <w:r>
               <w:rPr>
@@ -3788,7 +3793,7 @@
                 <w:noProof/>
                 <w:webHidden/>
               </w:rPr>
-              <w:t>16</w:t>
+              <w:t>20</w:t>
             </w:r>
             <w:r>
               <w:rPr>
@@ -3814,7 +3819,7 @@
               <w14:ligatures w14:val="standardContextual"/>
             </w:rPr>
           </w:pPr>
-          <w:hyperlink w:anchor="_Toc226031166" w:history="1">
+          <w:hyperlink w:anchor="_Toc226122001" w:history="1">
             <w:r>
               <w:rPr>
                 <w:rStyle w:val="Hyperlink"/>
@@ -3842,7 +3847,7 @@
                 <w:noProof/>
                 <w:webHidden/>
               </w:rPr>
-              <w:instrText xml:space="preserve"> PAGEREF _Toc226031166 \h </w:instrText>
+              <w:instrText xml:space="preserve"> PAGEREF _Toc226122001 \h </w:instrText>
             </w:r>
             <w:r>
               <w:rPr>
@@ -3862,7 +3867,7 @@
                 <w:noProof/>
                 <w:webHidden/>
               </w:rPr>
-              <w:t>17</w:t>
+              <w:t>20</w:t>
             </w:r>
             <w:r>
               <w:rPr>
@@ -3888,7 +3893,7 @@
               <w14:ligatures w14:val="standardContextual"/>
             </w:rPr>
           </w:pPr>
-          <w:hyperlink w:anchor="_Toc226031167" w:history="1">
+          <w:hyperlink w:anchor="_Toc226122002" w:history="1">
             <w:r>
               <w:rPr>
                 <w:rStyle w:val="Hyperlink"/>
@@ -3916,7 +3921,7 @@
                 <w:noProof/>
                 <w:webHidden/>
               </w:rPr>
-              <w:instrText xml:space="preserve"> PAGEREF _Toc226031167 \h </w:instrText>
+              <w:instrText xml:space="preserve"> PAGEREF _Toc226122002 \h </w:instrText>
             </w:r>
             <w:r>
               <w:rPr>
@@ -3936,7 +3941,7 @@
                 <w:noProof/>
                 <w:webHidden/>
               </w:rPr>
-              <w:t>17</w:t>
+              <w:t>21</w:t>
             </w:r>
             <w:r>
               <w:rPr>
@@ -4028,7 +4033,7 @@
       <w:r>
         <w:fldChar w:fldCharType="separate"/>
       </w:r>
-      <w:hyperlink w:anchor="_Toc226032806" w:history="1">
+      <w:hyperlink w:anchor="_Toc226122003" w:history="1">
         <w:r>
           <w:rPr>
             <w:rStyle w:val="Hyperlink"/>
@@ -4055,7 +4060,7 @@
             <w:noProof/>
             <w:webHidden/>
           </w:rPr>
-          <w:instrText xml:space="preserve"> PAGEREF _Toc226032806 \h </w:instrText>
+          <w:instrText xml:space="preserve"> PAGEREF _Toc226122003 \h </w:instrText>
         </w:r>
         <w:r>
           <w:rPr>
@@ -4075,7 +4080,7 @@
             <w:noProof/>
             <w:webHidden/>
           </w:rPr>
-          <w:t>6</w:t>
+          <w:t>7</w:t>
         </w:r>
         <w:r>
           <w:rPr>
@@ -4093,12 +4098,15 @@
           <w:tab w:val="right" w:leader="dot" w:pos="9225"/>
         </w:tabs>
         <w:rPr>
+          <w:rFonts w:asciiTheme="minorHAnsi" w:eastAsiaTheme="minorEastAsia" w:hAnsiTheme="minorHAnsi"/>
           <w:noProof/>
-          <w:color w:val="0000FF" w:themeColor="hyperlink"/>
-          <w:u w:val="single"/>
-        </w:rPr>
-      </w:pPr>
-      <w:hyperlink w:anchor="_Toc226032807" w:history="1">
+          <w:kern w:val="2"/>
+          <w:sz w:val="24"/>
+          <w:szCs w:val="24"/>
+          <w14:ligatures w14:val="standardContextual"/>
+        </w:rPr>
+      </w:pPr>
+      <w:hyperlink w:anchor="_Toc226122004" w:history="1">
         <w:r>
           <w:rPr>
             <w:rStyle w:val="Hyperlink"/>
@@ -4125,7 +4133,7 @@
             <w:noProof/>
             <w:webHidden/>
           </w:rPr>
-          <w:instrText xml:space="preserve"> PAGEREF _Toc226032807 \h </w:instrText>
+          <w:instrText xml:space="preserve"> PAGEREF _Toc226122004 \h </w:instrText>
         </w:r>
         <w:r>
           <w:rPr>
@@ -4145,7 +4153,7 @@
             <w:noProof/>
             <w:webHidden/>
           </w:rPr>
-          <w:t>12</w:t>
+          <w:t>13</w:t>
         </w:r>
         <w:r>
           <w:rPr>
@@ -4210,7 +4218,7 @@
       <w:r>
         <w:fldChar w:fldCharType="separate"/>
       </w:r>
-      <w:hyperlink w:anchor="_Toc226032877" w:history="1">
+      <w:hyperlink w:anchor="_Toc226122005" w:history="1">
         <w:r>
           <w:rPr>
             <w:rStyle w:val="Hyperlink"/>
@@ -4237,7 +4245,7 @@
             <w:noProof/>
             <w:webHidden/>
           </w:rPr>
-          <w:instrText xml:space="preserve"> PAGEREF _Toc226032877 \h </w:instrText>
+          <w:instrText xml:space="preserve"> PAGEREF _Toc226122005 \h </w:instrText>
         </w:r>
         <w:r>
           <w:rPr>
@@ -4283,7 +4291,7 @@
           <w14:ligatures w14:val="standardContextual"/>
         </w:rPr>
       </w:pPr>
-      <w:hyperlink w:anchor="_Toc226032878" w:history="1">
+      <w:hyperlink w:anchor="_Toc226122006" w:history="1">
         <w:r>
           <w:rPr>
             <w:rStyle w:val="Hyperlink"/>
@@ -4310,7 +4318,7 @@
             <w:noProof/>
             <w:webHidden/>
           </w:rPr>
-          <w:instrText xml:space="preserve"> PAGEREF _Toc226032878 \h </w:instrText>
+          <w:instrText xml:space="preserve"> PAGEREF _Toc226122006 \h </w:instrText>
         </w:r>
         <w:r>
           <w:rPr>
@@ -4356,7 +4364,7 @@
           <w14:ligatures w14:val="standardContextual"/>
         </w:rPr>
       </w:pPr>
-      <w:hyperlink w:anchor="_Toc226032879" w:history="1">
+      <w:hyperlink w:anchor="_Toc226122007" w:history="1">
         <w:r>
           <w:rPr>
             <w:rStyle w:val="Hyperlink"/>
@@ -4383,7 +4391,7 @@
             <w:noProof/>
             <w:webHidden/>
           </w:rPr>
-          <w:instrText xml:space="preserve"> PAGEREF _Toc226032879 \h </w:instrText>
+          <w:instrText xml:space="preserve"> PAGEREF _Toc226122007 \h </w:instrText>
         </w:r>
         <w:r>
           <w:rPr>
@@ -4416,6 +4424,590 @@
     </w:p>
     <w:p>
       <w:pPr>
+        <w:pStyle w:val="TableofFigures"/>
+        <w:tabs>
+          <w:tab w:val="right" w:leader="dot" w:pos="9225"/>
+        </w:tabs>
+        <w:rPr>
+          <w:rFonts w:asciiTheme="minorHAnsi" w:eastAsiaTheme="minorEastAsia" w:hAnsiTheme="minorHAnsi"/>
+          <w:noProof/>
+          <w:kern w:val="2"/>
+          <w:sz w:val="24"/>
+          <w:szCs w:val="24"/>
+          <w14:ligatures w14:val="standardContextual"/>
+        </w:rPr>
+      </w:pPr>
+      <w:hyperlink w:anchor="_Toc226122008" w:history="1">
+        <w:r>
+          <w:rPr>
+            <w:rStyle w:val="Hyperlink"/>
+            <w:noProof/>
+          </w:rPr>
+          <w:t>Hình 4 Trang chủ</w:t>
+        </w:r>
+        <w:r>
+          <w:rPr>
+            <w:noProof/>
+            <w:webHidden/>
+          </w:rPr>
+          <w:tab/>
+        </w:r>
+        <w:r>
+          <w:rPr>
+            <w:noProof/>
+            <w:webHidden/>
+          </w:rPr>
+          <w:fldChar w:fldCharType="begin"/>
+        </w:r>
+        <w:r>
+          <w:rPr>
+            <w:noProof/>
+            <w:webHidden/>
+          </w:rPr>
+          <w:instrText xml:space="preserve"> PAGEREF _Toc226122008 \h </w:instrText>
+        </w:r>
+        <w:r>
+          <w:rPr>
+            <w:noProof/>
+            <w:webHidden/>
+          </w:rPr>
+        </w:r>
+        <w:r>
+          <w:rPr>
+            <w:noProof/>
+            <w:webHidden/>
+          </w:rPr>
+          <w:fldChar w:fldCharType="separate"/>
+        </w:r>
+        <w:r>
+          <w:rPr>
+            <w:noProof/>
+            <w:webHidden/>
+          </w:rPr>
+          <w:t>15</w:t>
+        </w:r>
+        <w:r>
+          <w:rPr>
+            <w:noProof/>
+            <w:webHidden/>
+          </w:rPr>
+          <w:fldChar w:fldCharType="end"/>
+        </w:r>
+      </w:hyperlink>
+    </w:p>
+    <w:p>
+      <w:pPr>
+        <w:pStyle w:val="TableofFigures"/>
+        <w:tabs>
+          <w:tab w:val="right" w:leader="dot" w:pos="9225"/>
+        </w:tabs>
+        <w:rPr>
+          <w:rFonts w:asciiTheme="minorHAnsi" w:eastAsiaTheme="minorEastAsia" w:hAnsiTheme="minorHAnsi"/>
+          <w:noProof/>
+          <w:kern w:val="2"/>
+          <w:sz w:val="24"/>
+          <w:szCs w:val="24"/>
+          <w14:ligatures w14:val="standardContextual"/>
+        </w:rPr>
+      </w:pPr>
+      <w:hyperlink w:anchor="_Toc226122009" w:history="1">
+        <w:r>
+          <w:rPr>
+            <w:rStyle w:val="Hyperlink"/>
+            <w:noProof/>
+          </w:rPr>
+          <w:t>Hình 5 Danh sách sản phẩm</w:t>
+        </w:r>
+        <w:r>
+          <w:rPr>
+            <w:noProof/>
+            <w:webHidden/>
+          </w:rPr>
+          <w:tab/>
+        </w:r>
+        <w:r>
+          <w:rPr>
+            <w:noProof/>
+            <w:webHidden/>
+          </w:rPr>
+          <w:fldChar w:fldCharType="begin"/>
+        </w:r>
+        <w:r>
+          <w:rPr>
+            <w:noProof/>
+            <w:webHidden/>
+          </w:rPr>
+          <w:instrText xml:space="preserve"> PAGEREF _Toc226122009 \h </w:instrText>
+        </w:r>
+        <w:r>
+          <w:rPr>
+            <w:noProof/>
+            <w:webHidden/>
+          </w:rPr>
+        </w:r>
+        <w:r>
+          <w:rPr>
+            <w:noProof/>
+            <w:webHidden/>
+          </w:rPr>
+          <w:fldChar w:fldCharType="separate"/>
+        </w:r>
+        <w:r>
+          <w:rPr>
+            <w:noProof/>
+            <w:webHidden/>
+          </w:rPr>
+          <w:t>16</w:t>
+        </w:r>
+        <w:r>
+          <w:rPr>
+            <w:noProof/>
+            <w:webHidden/>
+          </w:rPr>
+          <w:fldChar w:fldCharType="end"/>
+        </w:r>
+      </w:hyperlink>
+    </w:p>
+    <w:p>
+      <w:pPr>
+        <w:pStyle w:val="TableofFigures"/>
+        <w:tabs>
+          <w:tab w:val="right" w:leader="dot" w:pos="9225"/>
+        </w:tabs>
+        <w:rPr>
+          <w:rFonts w:asciiTheme="minorHAnsi" w:eastAsiaTheme="minorEastAsia" w:hAnsiTheme="minorHAnsi"/>
+          <w:noProof/>
+          <w:kern w:val="2"/>
+          <w:sz w:val="24"/>
+          <w:szCs w:val="24"/>
+          <w14:ligatures w14:val="standardContextual"/>
+        </w:rPr>
+      </w:pPr>
+      <w:hyperlink w:anchor="_Toc226122010" w:history="1">
+        <w:r>
+          <w:rPr>
+            <w:rStyle w:val="Hyperlink"/>
+            <w:noProof/>
+          </w:rPr>
+          <w:t>Hình 6 Đăng sản phẩm</w:t>
+        </w:r>
+        <w:r>
+          <w:rPr>
+            <w:noProof/>
+            <w:webHidden/>
+          </w:rPr>
+          <w:tab/>
+        </w:r>
+        <w:r>
+          <w:rPr>
+            <w:noProof/>
+            <w:webHidden/>
+          </w:rPr>
+          <w:fldChar w:fldCharType="begin"/>
+        </w:r>
+        <w:r>
+          <w:rPr>
+            <w:noProof/>
+            <w:webHidden/>
+          </w:rPr>
+          <w:instrText xml:space="preserve"> PAGEREF _Toc226122010 \h </w:instrText>
+        </w:r>
+        <w:r>
+          <w:rPr>
+            <w:noProof/>
+            <w:webHidden/>
+          </w:rPr>
+        </w:r>
+        <w:r>
+          <w:rPr>
+            <w:noProof/>
+            <w:webHidden/>
+          </w:rPr>
+          <w:fldChar w:fldCharType="separate"/>
+        </w:r>
+        <w:r>
+          <w:rPr>
+            <w:noProof/>
+            <w:webHidden/>
+          </w:rPr>
+          <w:t>16</w:t>
+        </w:r>
+        <w:r>
+          <w:rPr>
+            <w:noProof/>
+            <w:webHidden/>
+          </w:rPr>
+          <w:fldChar w:fldCharType="end"/>
+        </w:r>
+      </w:hyperlink>
+    </w:p>
+    <w:p>
+      <w:pPr>
+        <w:pStyle w:val="TableofFigures"/>
+        <w:tabs>
+          <w:tab w:val="right" w:leader="dot" w:pos="9225"/>
+        </w:tabs>
+        <w:rPr>
+          <w:rFonts w:asciiTheme="minorHAnsi" w:eastAsiaTheme="minorEastAsia" w:hAnsiTheme="minorHAnsi"/>
+          <w:noProof/>
+          <w:kern w:val="2"/>
+          <w:sz w:val="24"/>
+          <w:szCs w:val="24"/>
+          <w14:ligatures w14:val="standardContextual"/>
+        </w:rPr>
+      </w:pPr>
+      <w:hyperlink w:anchor="_Toc226122011" w:history="1">
+        <w:r>
+          <w:rPr>
+            <w:rStyle w:val="Hyperlink"/>
+            <w:noProof/>
+          </w:rPr>
+          <w:t>Hình 7 Chi tiết sản phẩm</w:t>
+        </w:r>
+        <w:r>
+          <w:rPr>
+            <w:noProof/>
+            <w:webHidden/>
+          </w:rPr>
+          <w:tab/>
+        </w:r>
+        <w:r>
+          <w:rPr>
+            <w:noProof/>
+            <w:webHidden/>
+          </w:rPr>
+          <w:fldChar w:fldCharType="begin"/>
+        </w:r>
+        <w:r>
+          <w:rPr>
+            <w:noProof/>
+            <w:webHidden/>
+          </w:rPr>
+          <w:instrText xml:space="preserve"> PAGEREF _Toc226122011 \h </w:instrText>
+        </w:r>
+        <w:r>
+          <w:rPr>
+            <w:noProof/>
+            <w:webHidden/>
+          </w:rPr>
+        </w:r>
+        <w:r>
+          <w:rPr>
+            <w:noProof/>
+            <w:webHidden/>
+          </w:rPr>
+          <w:fldChar w:fldCharType="separate"/>
+        </w:r>
+        <w:r>
+          <w:rPr>
+            <w:noProof/>
+            <w:webHidden/>
+          </w:rPr>
+          <w:t>17</w:t>
+        </w:r>
+        <w:r>
+          <w:rPr>
+            <w:noProof/>
+            <w:webHidden/>
+          </w:rPr>
+          <w:fldChar w:fldCharType="end"/>
+        </w:r>
+      </w:hyperlink>
+    </w:p>
+    <w:p>
+      <w:pPr>
+        <w:pStyle w:val="TableofFigures"/>
+        <w:tabs>
+          <w:tab w:val="right" w:leader="dot" w:pos="9225"/>
+        </w:tabs>
+        <w:rPr>
+          <w:rFonts w:asciiTheme="minorHAnsi" w:eastAsiaTheme="minorEastAsia" w:hAnsiTheme="minorHAnsi"/>
+          <w:noProof/>
+          <w:kern w:val="2"/>
+          <w:sz w:val="24"/>
+          <w:szCs w:val="24"/>
+          <w14:ligatures w14:val="standardContextual"/>
+        </w:rPr>
+      </w:pPr>
+      <w:hyperlink w:anchor="_Toc226122012" w:history="1">
+        <w:r>
+          <w:rPr>
+            <w:rStyle w:val="Hyperlink"/>
+            <w:noProof/>
+          </w:rPr>
+          <w:t>Hình 8 Xác nhận đặt cọc</w:t>
+        </w:r>
+        <w:r>
+          <w:rPr>
+            <w:noProof/>
+            <w:webHidden/>
+          </w:rPr>
+          <w:tab/>
+        </w:r>
+        <w:r>
+          <w:rPr>
+            <w:noProof/>
+            <w:webHidden/>
+          </w:rPr>
+          <w:fldChar w:fldCharType="begin"/>
+        </w:r>
+        <w:r>
+          <w:rPr>
+            <w:noProof/>
+            <w:webHidden/>
+          </w:rPr>
+          <w:instrText xml:space="preserve"> PAGEREF _Toc226122012 \h </w:instrText>
+        </w:r>
+        <w:r>
+          <w:rPr>
+            <w:noProof/>
+            <w:webHidden/>
+          </w:rPr>
+        </w:r>
+        <w:r>
+          <w:rPr>
+            <w:noProof/>
+            <w:webHidden/>
+          </w:rPr>
+          <w:fldChar w:fldCharType="separate"/>
+        </w:r>
+        <w:r>
+          <w:rPr>
+            <w:noProof/>
+            <w:webHidden/>
+          </w:rPr>
+          <w:t>17</w:t>
+        </w:r>
+        <w:r>
+          <w:rPr>
+            <w:noProof/>
+            <w:webHidden/>
+          </w:rPr>
+          <w:fldChar w:fldCharType="end"/>
+        </w:r>
+      </w:hyperlink>
+    </w:p>
+    <w:p>
+      <w:pPr>
+        <w:pStyle w:val="TableofFigures"/>
+        <w:tabs>
+          <w:tab w:val="right" w:leader="dot" w:pos="9225"/>
+        </w:tabs>
+        <w:rPr>
+          <w:rFonts w:asciiTheme="minorHAnsi" w:eastAsiaTheme="minorEastAsia" w:hAnsiTheme="minorHAnsi"/>
+          <w:noProof/>
+          <w:kern w:val="2"/>
+          <w:sz w:val="24"/>
+          <w:szCs w:val="24"/>
+          <w14:ligatures w14:val="standardContextual"/>
+        </w:rPr>
+      </w:pPr>
+      <w:hyperlink w:anchor="_Toc226122013" w:history="1">
+        <w:r>
+          <w:rPr>
+            <w:rStyle w:val="Hyperlink"/>
+            <w:noProof/>
+          </w:rPr>
+          <w:t>Hình 9 Thanh toán</w:t>
+        </w:r>
+        <w:r>
+          <w:rPr>
+            <w:noProof/>
+            <w:webHidden/>
+          </w:rPr>
+          <w:tab/>
+        </w:r>
+        <w:r>
+          <w:rPr>
+            <w:noProof/>
+            <w:webHidden/>
+          </w:rPr>
+          <w:fldChar w:fldCharType="begin"/>
+        </w:r>
+        <w:r>
+          <w:rPr>
+            <w:noProof/>
+            <w:webHidden/>
+          </w:rPr>
+          <w:instrText xml:space="preserve"> PAGEREF _Toc226122013 \h </w:instrText>
+        </w:r>
+        <w:r>
+          <w:rPr>
+            <w:noProof/>
+            <w:webHidden/>
+          </w:rPr>
+        </w:r>
+        <w:r>
+          <w:rPr>
+            <w:noProof/>
+            <w:webHidden/>
+          </w:rPr>
+          <w:fldChar w:fldCharType="separate"/>
+        </w:r>
+        <w:r>
+          <w:rPr>
+            <w:noProof/>
+            <w:webHidden/>
+          </w:rPr>
+          <w:t>18</w:t>
+        </w:r>
+        <w:r>
+          <w:rPr>
+            <w:noProof/>
+            <w:webHidden/>
+          </w:rPr>
+          <w:fldChar w:fldCharType="end"/>
+        </w:r>
+      </w:hyperlink>
+    </w:p>
+    <w:p>
+      <w:pPr>
+        <w:pStyle w:val="TableofFigures"/>
+        <w:tabs>
+          <w:tab w:val="right" w:leader="dot" w:pos="9225"/>
+        </w:tabs>
+        <w:rPr>
+          <w:rFonts w:asciiTheme="minorHAnsi" w:eastAsiaTheme="minorEastAsia" w:hAnsiTheme="minorHAnsi"/>
+          <w:noProof/>
+          <w:kern w:val="2"/>
+          <w:sz w:val="24"/>
+          <w:szCs w:val="24"/>
+          <w14:ligatures w14:val="standardContextual"/>
+        </w:rPr>
+      </w:pPr>
+      <w:hyperlink w:anchor="_Toc226122014" w:history="1">
+        <w:r>
+          <w:rPr>
+            <w:rStyle w:val="Hyperlink"/>
+            <w:noProof/>
+          </w:rPr>
+          <w:t>Hình 10 Tất cả giao dịch</w:t>
+        </w:r>
+        <w:r>
+          <w:rPr>
+            <w:noProof/>
+            <w:webHidden/>
+          </w:rPr>
+          <w:tab/>
+        </w:r>
+        <w:r>
+          <w:rPr>
+            <w:noProof/>
+            <w:webHidden/>
+          </w:rPr>
+          <w:fldChar w:fldCharType="begin"/>
+        </w:r>
+        <w:r>
+          <w:rPr>
+            <w:noProof/>
+            <w:webHidden/>
+          </w:rPr>
+          <w:instrText xml:space="preserve"> PAGEREF _Toc226122014 \h </w:instrText>
+        </w:r>
+        <w:r>
+          <w:rPr>
+            <w:noProof/>
+            <w:webHidden/>
+          </w:rPr>
+        </w:r>
+        <w:r>
+          <w:rPr>
+            <w:noProof/>
+            <w:webHidden/>
+          </w:rPr>
+          <w:fldChar w:fldCharType="separate"/>
+        </w:r>
+        <w:r>
+          <w:rPr>
+            <w:noProof/>
+            <w:webHidden/>
+          </w:rPr>
+          <w:t>18</w:t>
+        </w:r>
+        <w:r>
+          <w:rPr>
+            <w:noProof/>
+            <w:webHidden/>
+          </w:rPr>
+          <w:fldChar w:fldCharType="end"/>
+        </w:r>
+      </w:hyperlink>
+    </w:p>
+    <w:p>
+      <w:pPr>
+        <w:pStyle w:val="TableofFigures"/>
+        <w:tabs>
+          <w:tab w:val="right" w:leader="dot" w:pos="9225"/>
+        </w:tabs>
+        <w:rPr>
+          <w:rFonts w:asciiTheme="minorHAnsi" w:eastAsiaTheme="minorEastAsia" w:hAnsiTheme="minorHAnsi"/>
+          <w:noProof/>
+          <w:kern w:val="2"/>
+          <w:sz w:val="24"/>
+          <w:szCs w:val="24"/>
+          <w14:ligatures w14:val="standardContextual"/>
+        </w:rPr>
+      </w:pPr>
+      <w:hyperlink w:anchor="_Toc226122015" w:history="1">
+        <w:r>
+          <w:rPr>
+            <w:rStyle w:val="Hyperlink"/>
+            <w:noProof/>
+          </w:rPr>
+          <w:t>Hình 11 Giao dịch của tôi</w:t>
+        </w:r>
+        <w:r>
+          <w:rPr>
+            <w:noProof/>
+            <w:webHidden/>
+          </w:rPr>
+          <w:tab/>
+        </w:r>
+        <w:r>
+          <w:rPr>
+            <w:noProof/>
+            <w:webHidden/>
+          </w:rPr>
+          <w:fldChar w:fldCharType="begin"/>
+        </w:r>
+        <w:r>
+          <w:rPr>
+            <w:noProof/>
+            <w:webHidden/>
+          </w:rPr>
+          <w:instrText xml:space="preserve"> PAGEREF _Toc226122015 \h </w:instrText>
+        </w:r>
+        <w:r>
+          <w:rPr>
+            <w:noProof/>
+            <w:webHidden/>
+          </w:rPr>
+        </w:r>
+        <w:r>
+          <w:rPr>
+            <w:noProof/>
+            <w:webHidden/>
+          </w:rPr>
+          <w:fldChar w:fldCharType="separate"/>
+        </w:r>
+        <w:r>
+          <w:rPr>
+            <w:noProof/>
+            <w:webHidden/>
+          </w:rPr>
+          <w:t>19</w:t>
+        </w:r>
+        <w:r>
+          <w:rPr>
+            <w:noProof/>
+            <w:webHidden/>
+          </w:rPr>
+          <w:fldChar w:fldCharType="end"/>
+        </w:r>
+      </w:hyperlink>
+    </w:p>
+    <w:p>
+      <w:pPr>
         <w:spacing w:after="200" w:line="276" w:lineRule="auto"/>
         <w:rPr>
           <w:rFonts w:eastAsiaTheme="majorEastAsia" w:cstheme="majorBidi"/>
@@ -4436,7 +5028,7 @@
       <w:pPr>
         <w:pStyle w:val="Heading1"/>
       </w:pPr>
-      <w:bookmarkStart w:id="0" w:name="_Toc226031120"/>
+      <w:bookmarkStart w:id="0" w:name="_Toc226121955"/>
       <w:r>
         <w:lastRenderedPageBreak/>
         <w:t>CHƯƠNG 1: TỔNG QUAN ĐỀ TÀI</w:t>
@@ -4447,7 +5039,7 @@
       <w:pPr>
         <w:pStyle w:val="Heading2"/>
       </w:pPr>
-      <w:bookmarkStart w:id="1" w:name="_Toc226031121"/>
+      <w:bookmarkStart w:id="1" w:name="_Toc226121956"/>
       <w:r>
         <w:t xml:space="preserve">1.1. </w:t>
       </w:r>
@@ -4509,7 +5101,15 @@
       </w:r>
       <w:proofErr w:type="spellEnd"/>
       <w:r>
-        <w:t xml:space="preserve"> bán đồ cũ nội bộ tích hợp xác thực giao dịch bằng Blockchain” nhằm xây dựng một hệ thống hỗ trợ đăng bán, tìm kiếm, thỏa thuận và ghi nhận giao dịch đối với các mặt hàng đã qua sử dụng trong phạm vi một cộng đồng xác định. Khác với website rao bán thông thường, hệ thống tập trung bổ sung cơ chế xác thực giao dịch bằng blockchain đối với các thao tác có ý nghĩa cam </w:t>
+        <w:t xml:space="preserve"> bán đồ cũ nội bộ tích hợp xác thực giao dịch bằng Blockchain” nhằm xây dựng một hệ thống hỗ trợ đăng bán, tìm kiếm, thỏa thuận và ghi nhận giao dịch đối với các mặt hàng đã qua sử dụng trong phạm vi một cộng đồng xác định. Khác với website rao bán thông thường, hệ thống tập trung bổ sung cơ chế xác thực giao dịch bằng blockchain đối với các thao tác có ý </w:t>
+      </w:r>
+      <w:proofErr w:type="spellStart"/>
+      <w:r>
+        <w:t>nghĩa</w:t>
+      </w:r>
+      <w:proofErr w:type="spellEnd"/>
+      <w:r>
+        <w:t xml:space="preserve"> cam </w:t>
       </w:r>
       <w:proofErr w:type="spellStart"/>
       <w:r>
@@ -4573,7 +5173,23 @@
       </w:r>
       <w:proofErr w:type="spellEnd"/>
       <w:r>
-        <w:t xml:space="preserve"> chiếu và tính minh bạch của dữ liệu giao dịch.</w:t>
+        <w:t xml:space="preserve"> </w:t>
+      </w:r>
+      <w:proofErr w:type="spellStart"/>
+      <w:r>
+        <w:t>chiếu</w:t>
+      </w:r>
+      <w:proofErr w:type="spellEnd"/>
+      <w:r>
+        <w:t xml:space="preserve"> </w:t>
+      </w:r>
+      <w:proofErr w:type="spellStart"/>
+      <w:r>
+        <w:t>và</w:t>
+      </w:r>
+      <w:proofErr w:type="spellEnd"/>
+      <w:r>
+        <w:t xml:space="preserve"> tính minh bạch của dữ liệu giao dịch.</w:t>
       </w:r>
     </w:p>
     <w:p>
@@ -4589,7 +5205,7 @@
       <w:pPr>
         <w:pStyle w:val="Heading2"/>
       </w:pPr>
-      <w:bookmarkStart w:id="2" w:name="_Toc226031122"/>
+      <w:bookmarkStart w:id="2" w:name="_Toc226121957"/>
       <w:r>
         <w:t>1.2. Bối cảnh và sự cần thiết của đề tài</w:t>
       </w:r>
@@ -4617,7 +5233,7 @@
       <w:pPr>
         <w:pStyle w:val="Heading2"/>
       </w:pPr>
-      <w:bookmarkStart w:id="3" w:name="_Toc226031123"/>
+      <w:bookmarkStart w:id="3" w:name="_Toc226121958"/>
       <w:r>
         <w:t>1.3. Mục tiêu của đề tài</w:t>
       </w:r>
@@ -4676,7 +5292,7 @@
       <w:pPr>
         <w:pStyle w:val="Heading2"/>
       </w:pPr>
-      <w:bookmarkStart w:id="4" w:name="_Toc226031124"/>
+      <w:bookmarkStart w:id="4" w:name="_Toc226121959"/>
       <w:r>
         <w:t>1.4. Phạm vi nghiên cứu</w:t>
       </w:r>
@@ -4695,7 +5311,7 @@
       <w:pPr>
         <w:pStyle w:val="Heading1"/>
       </w:pPr>
-      <w:bookmarkStart w:id="5" w:name="_Toc226031125"/>
+      <w:bookmarkStart w:id="5" w:name="_Toc226121960"/>
       <w:r>
         <w:t>CHƯƠNG 2: PHÂN TÍCH CHỨC NĂNG HỆ THỐNG</w:t>
       </w:r>
@@ -4705,7 +5321,7 @@
       <w:pPr>
         <w:pStyle w:val="Heading2"/>
       </w:pPr>
-      <w:bookmarkStart w:id="6" w:name="_Toc226031126"/>
+      <w:bookmarkStart w:id="6" w:name="_Toc226121961"/>
       <w:r>
         <w:t>2.1. Kiến trúc tổng thể của hệ thống</w:t>
       </w:r>
@@ -5369,7 +5985,7 @@
       <w:pPr>
         <w:pStyle w:val="dmTable"/>
       </w:pPr>
-      <w:bookmarkStart w:id="7" w:name="_Toc226032806"/>
+      <w:bookmarkStart w:id="7" w:name="_Toc226122003"/>
       <w:proofErr w:type="spellStart"/>
       <w:r>
         <w:t>Bảng</w:t>
@@ -5494,7 +6110,7 @@
       <w:pPr>
         <w:pStyle w:val="Heading2"/>
       </w:pPr>
-      <w:bookmarkStart w:id="8" w:name="_Toc226031127"/>
+      <w:bookmarkStart w:id="8" w:name="_Toc226121962"/>
       <w:r>
         <w:t>2.2. Các tác nhân tham gia</w:t>
       </w:r>
@@ -5504,7 +6120,7 @@
       <w:pPr>
         <w:pStyle w:val="Heading3"/>
       </w:pPr>
-      <w:bookmarkStart w:id="9" w:name="_Toc226031128"/>
+      <w:bookmarkStart w:id="9" w:name="_Toc226121963"/>
       <w:r>
         <w:t>2.2.1. Người bán</w:t>
       </w:r>
@@ -5523,7 +6139,7 @@
       <w:pPr>
         <w:pStyle w:val="Heading3"/>
       </w:pPr>
-      <w:bookmarkStart w:id="10" w:name="_Toc226031129"/>
+      <w:bookmarkStart w:id="10" w:name="_Toc226121964"/>
       <w:r>
         <w:t>2.2.2. Người mua</w:t>
       </w:r>
@@ -5542,7 +6158,7 @@
       <w:pPr>
         <w:pStyle w:val="Heading3"/>
       </w:pPr>
-      <w:bookmarkStart w:id="11" w:name="_Toc226031130"/>
+      <w:bookmarkStart w:id="11" w:name="_Toc226121965"/>
       <w:r>
         <w:t>2.2.3. Hệ thống blockchain</w:t>
       </w:r>
@@ -5561,7 +6177,7 @@
       <w:pPr>
         <w:pStyle w:val="Heading2"/>
       </w:pPr>
-      <w:bookmarkStart w:id="12" w:name="_Toc226031131"/>
+      <w:bookmarkStart w:id="12" w:name="_Toc226121966"/>
       <w:r>
         <w:t xml:space="preserve">2.3. Các </w:t>
       </w:r>
@@ -5616,7 +6232,7 @@
       <w:pPr>
         <w:pStyle w:val="Heading3"/>
       </w:pPr>
-      <w:bookmarkStart w:id="13" w:name="_Toc226031132"/>
+      <w:bookmarkStart w:id="13" w:name="_Toc226121967"/>
       <w:r>
         <w:t>2.3.1. Quản lý tài khoản và phiên làm việc</w:t>
       </w:r>
@@ -5639,7 +6255,7 @@
       <w:pPr>
         <w:pStyle w:val="Heading3"/>
       </w:pPr>
-      <w:bookmarkStart w:id="14" w:name="_Toc226031133"/>
+      <w:bookmarkStart w:id="14" w:name="_Toc226121968"/>
       <w:r>
         <w:t>2.3.2. Quản lý sản phẩm</w:t>
       </w:r>
@@ -5658,7 +6274,7 @@
       <w:pPr>
         <w:pStyle w:val="Heading3"/>
       </w:pPr>
-      <w:bookmarkStart w:id="15" w:name="_Toc226031134"/>
+      <w:bookmarkStart w:id="15" w:name="_Toc226121969"/>
       <w:r>
         <w:t>2.3.3. Tìm kiếm và xem chi tiết sản phẩm</w:t>
       </w:r>
@@ -5677,7 +6293,7 @@
       <w:pPr>
         <w:pStyle w:val="Heading3"/>
       </w:pPr>
-      <w:bookmarkStart w:id="16" w:name="_Toc226031135"/>
+      <w:bookmarkStart w:id="16" w:name="_Toc226121970"/>
       <w:r>
         <w:t>2.3.4. Đặt cọc giao dịch</w:t>
       </w:r>
@@ -5696,7 +6312,7 @@
       <w:pPr>
         <w:pStyle w:val="Heading3"/>
       </w:pPr>
-      <w:bookmarkStart w:id="17" w:name="_Toc226031136"/>
+      <w:bookmarkStart w:id="17" w:name="_Toc226121971"/>
       <w:r>
         <w:t>2.3.5. Xác thực giao dịch bằng blockchain</w:t>
       </w:r>
@@ -5715,7 +6331,7 @@
       <w:pPr>
         <w:pStyle w:val="Heading3"/>
       </w:pPr>
-      <w:bookmarkStart w:id="18" w:name="_Toc226031137"/>
+      <w:bookmarkStart w:id="18" w:name="_Toc226121972"/>
       <w:r>
         <w:t>2.3.6. Lịch sử giao dịch và đối chiếu dữ liệu</w:t>
       </w:r>
@@ -5727,7 +6343,31 @@
         <w:jc w:val="both"/>
       </w:pPr>
       <w:r>
-        <w:t xml:space="preserve">Hệ thống cho phép tra cứu lịch sử giao dịch, bao gồm trạng thái xử lý, địa chỉ ví tham gia, mã giao dịch blockchain và kết quả kiểm tra đối chiếu. Chức năng này góp phần nâng cao tính minh bạch và hỗ trợ phát hiện các trường hợp dữ liệu ngoài chuỗi không còn khớp với dữ liệu đã </w:t>
+        <w:t xml:space="preserve">Hệ thống cho phép tra cứu lịch sử giao dịch, bao gồm trạng thái xử lý, địa chỉ ví tham gia, mã giao dịch blockchain và kết quả kiểm tra đối chiếu. Chức năng này góp phần nâng cao tính minh bạch và hỗ trợ phát hiện các trường hợp dữ liệu ngoài chuỗi không còn khớp với </w:t>
+      </w:r>
+      <w:proofErr w:type="spellStart"/>
+      <w:r>
+        <w:t>dữ</w:t>
+      </w:r>
+      <w:proofErr w:type="spellEnd"/>
+      <w:r>
+        <w:t xml:space="preserve"> </w:t>
+      </w:r>
+      <w:proofErr w:type="spellStart"/>
+      <w:r>
+        <w:t>liệu</w:t>
+      </w:r>
+      <w:proofErr w:type="spellEnd"/>
+      <w:r>
+        <w:t xml:space="preserve"> </w:t>
+      </w:r>
+      <w:proofErr w:type="spellStart"/>
+      <w:r>
+        <w:t>đã</w:t>
+      </w:r>
+      <w:proofErr w:type="spellEnd"/>
+      <w:r>
+        <w:t xml:space="preserve"> </w:t>
       </w:r>
       <w:proofErr w:type="spellStart"/>
       <w:r>
@@ -5766,7 +6406,7 @@
       <w:pPr>
         <w:pStyle w:val="Heading1"/>
       </w:pPr>
-      <w:bookmarkStart w:id="19" w:name="_Toc226031138"/>
+      <w:bookmarkStart w:id="19" w:name="_Toc226121973"/>
       <w:r>
         <w:lastRenderedPageBreak/>
         <w:t>CHƯƠNG 3: PHÂN TÍCH VÀ THIẾT KẾ HỆ THỐNG</w:t>
@@ -5777,7 +6417,7 @@
       <w:pPr>
         <w:pStyle w:val="Heading2"/>
       </w:pPr>
-      <w:bookmarkStart w:id="20" w:name="_Toc226031139"/>
+      <w:bookmarkStart w:id="20" w:name="_Toc226121974"/>
       <w:r>
         <w:rPr>
           <w:noProof/>
@@ -5785,7 +6425,7 @@
         <mc:AlternateContent>
           <mc:Choice Requires="wps">
             <w:drawing>
-              <wp:anchor distT="0" distB="0" distL="114300" distR="114300" simplePos="0" relativeHeight="251663872" behindDoc="0" locked="0" layoutInCell="1" allowOverlap="1" wp14:anchorId="1D9E15D0" wp14:editId="33150145">
+              <wp:anchor distT="0" distB="0" distL="114300" distR="114300" simplePos="0" relativeHeight="251658752" behindDoc="0" locked="0" layoutInCell="1" allowOverlap="1" wp14:anchorId="1D9E15D0" wp14:editId="33150145">
                 <wp:simplePos x="0" y="0"/>
                 <wp:positionH relativeFrom="column">
                   <wp:posOffset>412115</wp:posOffset>
@@ -5826,13 +6466,8 @@
                                 <w:bCs/>
                               </w:rPr>
                             </w:pPr>
-                            <w:proofErr w:type="spellStart"/>
                             <w:r>
-                              <w:t>Hình</w:t>
-                            </w:r>
-                            <w:proofErr w:type="spellEnd"/>
-                            <w:r>
-                              <w:t xml:space="preserve"> 3.1 </w:t>
+                              <w:t xml:space="preserve">Hình 3.1 </w:t>
                             </w:r>
                           </w:p>
                         </w:txbxContent>
@@ -5855,7 +6490,7 @@
                 <v:stroke joinstyle="miter"/>
                 <v:path gradientshapeok="t" o:connecttype="rect"/>
               </v:shapetype>
-              <v:shape id="Text Box 1" o:spid="_x0000_s1026" type="#_x0000_t202" style="position:absolute;margin-left:32.45pt;margin-top:252.5pt;width:408pt;height:.05pt;z-index:251663872;visibility:visible;mso-wrap-style:square;mso-wrap-distance-left:9pt;mso-wrap-distance-top:0;mso-wrap-distance-right:9pt;mso-wrap-distance-bottom:0;mso-position-horizontal:absolute;mso-position-horizontal-relative:text;mso-position-vertical:absolute;mso-position-vertical-relative:text;v-text-anchor:top" o:gfxdata="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" stroked="f">
+              <v:shape id="Text Box 1" o:spid="_x0000_s1026" type="#_x0000_t202" style="position:absolute;margin-left:32.45pt;margin-top:252.5pt;width:408pt;height:.05pt;z-index:251658752;visibility:visible;mso-wrap-style:square;mso-wrap-distance-left:9pt;mso-wrap-distance-top:0;mso-wrap-distance-right:9pt;mso-wrap-distance-bottom:0;mso-position-horizontal:absolute;mso-position-horizontal-relative:text;mso-position-vertical:absolute;mso-position-vertical-relative:text;v-text-anchor:top" o:gfxdata="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" stroked="f">
                 <v:textbox style="mso-fit-shape-to-text:t" inset="0,0,0,0">
                   <w:txbxContent>
                     <w:p>
@@ -5865,13 +6500,8 @@
                           <w:bCs/>
                         </w:rPr>
                       </w:pPr>
-                      <w:proofErr w:type="spellStart"/>
                       <w:r>
-                        <w:t>Hình</w:t>
-                      </w:r>
-                      <w:proofErr w:type="spellEnd"/>
-                      <w:r>
-                        <w:t xml:space="preserve"> 3.1 </w:t>
+                        <w:t xml:space="preserve">Hình 3.1 </w:t>
                       </w:r>
                     </w:p>
                   </w:txbxContent>
@@ -5889,7 +6519,7 @@
         <mc:AlternateContent>
           <mc:Choice Requires="wps">
             <w:drawing>
-              <wp:anchor distT="0" distB="0" distL="114300" distR="114300" simplePos="0" relativeHeight="251666944" behindDoc="0" locked="0" layoutInCell="1" allowOverlap="1" wp14:anchorId="32D4DBE6" wp14:editId="22E53E47">
+              <wp:anchor distT="0" distB="0" distL="114300" distR="114300" simplePos="0" relativeHeight="251661824" behindDoc="0" locked="0" layoutInCell="1" allowOverlap="1" wp14:anchorId="32D4DBE6" wp14:editId="22E53E47">
                 <wp:simplePos x="0" y="0"/>
                 <wp:positionH relativeFrom="column">
                   <wp:posOffset>412115</wp:posOffset>
@@ -5927,14 +6557,9 @@
                             <w:pPr>
                               <w:pStyle w:val="dmTable"/>
                             </w:pPr>
-                            <w:bookmarkStart w:id="21" w:name="_Toc226032877"/>
-                            <w:proofErr w:type="spellStart"/>
+                            <w:bookmarkStart w:id="21" w:name="_Toc226122005"/>
                             <w:r>
-                              <w:t>Hình</w:t>
-                            </w:r>
-                            <w:proofErr w:type="spellEnd"/>
-                            <w:r>
-                              <w:t xml:space="preserve"> </w:t>
+                              <w:t xml:space="preserve">Hình </w:t>
                             </w:r>
                             <w:fldSimple w:instr=" SEQ Figure \* ARABIC ">
                               <w:r>
@@ -5948,55 +6573,7 @@
                               <w:t xml:space="preserve"> </w:t>
                             </w:r>
                             <w:r>
-                              <w:t xml:space="preserve">Quy </w:t>
-                            </w:r>
-                            <w:proofErr w:type="spellStart"/>
-                            <w:r>
-                              <w:t>trình</w:t>
-                            </w:r>
-                            <w:proofErr w:type="spellEnd"/>
-                            <w:r>
-                              <w:t xml:space="preserve"> </w:t>
-                            </w:r>
-                            <w:proofErr w:type="spellStart"/>
-                            <w:r>
-                              <w:t>xử</w:t>
-                            </w:r>
-                            <w:proofErr w:type="spellEnd"/>
-                            <w:r>
-                              <w:t xml:space="preserve"> </w:t>
-                            </w:r>
-                            <w:proofErr w:type="spellStart"/>
-                            <w:r>
-                              <w:t>lý</w:t>
-                            </w:r>
-                            <w:proofErr w:type="spellEnd"/>
-                            <w:r>
-                              <w:t xml:space="preserve"> </w:t>
-                            </w:r>
-                            <w:proofErr w:type="spellStart"/>
-                            <w:r>
-                              <w:t>giao</w:t>
-                            </w:r>
-                            <w:proofErr w:type="spellEnd"/>
-                            <w:r>
-                              <w:t xml:space="preserve"> </w:t>
-                            </w:r>
-                            <w:proofErr w:type="spellStart"/>
-                            <w:r>
-                              <w:t>dịch</w:t>
-                            </w:r>
-                            <w:proofErr w:type="spellEnd"/>
-                            <w:r>
-                              <w:t xml:space="preserve"> </w:t>
-                            </w:r>
-                            <w:proofErr w:type="spellStart"/>
-                            <w:r>
-                              <w:t>trong</w:t>
-                            </w:r>
-                            <w:proofErr w:type="spellEnd"/>
-                            <w:r>
-                              <w:t xml:space="preserve"> hệ thống</w:t>
+                              <w:t>Quy trình xử lý giao dịch trong hệ thống</w:t>
                             </w:r>
                             <w:bookmarkEnd w:id="21"/>
                           </w:p>
@@ -6016,21 +6593,16 @@
           </mc:Choice>
           <mc:Fallback>
             <w:pict>
-              <v:shape w14:anchorId="32D4DBE6" id="_x0000_s1027" type="#_x0000_t202" style="position:absolute;margin-left:32.45pt;margin-top:252.5pt;width:408pt;height:.05pt;z-index:251666944;visibility:visible;mso-wrap-style:square;mso-wrap-distance-left:9pt;mso-wrap-distance-top:0;mso-wrap-distance-right:9pt;mso-wrap-distance-bottom:0;mso-position-horizontal:absolute;mso-position-horizontal-relative:text;mso-position-vertical:absolute;mso-position-vertical-relative:text;v-text-anchor:top" o:gfxdata="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" stroked="f">
+              <v:shape w14:anchorId="32D4DBE6" id="_x0000_s1027" type="#_x0000_t202" style="position:absolute;margin-left:32.45pt;margin-top:252.5pt;width:408pt;height:.05pt;z-index:251661824;visibility:visible;mso-wrap-style:square;mso-wrap-distance-left:9pt;mso-wrap-distance-top:0;mso-wrap-distance-right:9pt;mso-wrap-distance-bottom:0;mso-position-horizontal:absolute;mso-position-horizontal-relative:text;mso-position-vertical:absolute;mso-position-vertical-relative:text;v-text-anchor:top" o:gfxdata="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" stroked="f">
                 <v:textbox style="mso-fit-shape-to-text:t" inset="0,0,0,0">
                   <w:txbxContent>
                     <w:p>
                       <w:pPr>
                         <w:pStyle w:val="dmTable"/>
                       </w:pPr>
-                      <w:bookmarkStart w:id="22" w:name="_Toc226032877"/>
-                      <w:proofErr w:type="spellStart"/>
+                      <w:bookmarkStart w:id="22" w:name="_Toc226122005"/>
                       <w:r>
-                        <w:t>Hình</w:t>
-                      </w:r>
-                      <w:proofErr w:type="spellEnd"/>
-                      <w:r>
-                        <w:t xml:space="preserve"> </w:t>
+                        <w:t xml:space="preserve">Hình </w:t>
                       </w:r>
                       <w:fldSimple w:instr=" SEQ Figure \* ARABIC ">
                         <w:r>
@@ -6044,55 +6616,7 @@
                         <w:t xml:space="preserve"> </w:t>
                       </w:r>
                       <w:r>
-                        <w:t xml:space="preserve">Quy </w:t>
-                      </w:r>
-                      <w:proofErr w:type="spellStart"/>
-                      <w:r>
-                        <w:t>trình</w:t>
-                      </w:r>
-                      <w:proofErr w:type="spellEnd"/>
-                      <w:r>
-                        <w:t xml:space="preserve"> </w:t>
-                      </w:r>
-                      <w:proofErr w:type="spellStart"/>
-                      <w:r>
-                        <w:t>xử</w:t>
-                      </w:r>
-                      <w:proofErr w:type="spellEnd"/>
-                      <w:r>
-                        <w:t xml:space="preserve"> </w:t>
-                      </w:r>
-                      <w:proofErr w:type="spellStart"/>
-                      <w:r>
-                        <w:t>lý</w:t>
-                      </w:r>
-                      <w:proofErr w:type="spellEnd"/>
-                      <w:r>
-                        <w:t xml:space="preserve"> </w:t>
-                      </w:r>
-                      <w:proofErr w:type="spellStart"/>
-                      <w:r>
-                        <w:t>giao</w:t>
-                      </w:r>
-                      <w:proofErr w:type="spellEnd"/>
-                      <w:r>
-                        <w:t xml:space="preserve"> </w:t>
-                      </w:r>
-                      <w:proofErr w:type="spellStart"/>
-                      <w:r>
-                        <w:t>dịch</w:t>
-                      </w:r>
-                      <w:proofErr w:type="spellEnd"/>
-                      <w:r>
-                        <w:t xml:space="preserve"> </w:t>
-                      </w:r>
-                      <w:proofErr w:type="spellStart"/>
-                      <w:r>
-                        <w:t>trong</w:t>
-                      </w:r>
-                      <w:proofErr w:type="spellEnd"/>
-                      <w:r>
-                        <w:t xml:space="preserve"> hệ thống</w:t>
+                        <w:t>Quy trình xử lý giao dịch trong hệ thống</w:t>
                       </w:r>
                       <w:bookmarkEnd w:id="22"/>
                     </w:p>
@@ -6108,11 +6632,12 @@
         <w:rPr>
           <w:i/>
           <w:iCs/>
+          <w:noProof/>
           <w:sz w:val="24"/>
           <w:szCs w:val="20"/>
         </w:rPr>
         <w:drawing>
-          <wp:anchor distT="0" distB="0" distL="114300" distR="114300" simplePos="0" relativeHeight="251660800" behindDoc="0" locked="0" layoutInCell="1" allowOverlap="1" wp14:anchorId="038D3643" wp14:editId="55653425">
+          <wp:anchor distT="0" distB="0" distL="114300" distR="114300" simplePos="0" relativeHeight="251655680" behindDoc="0" locked="0" layoutInCell="1" allowOverlap="1" wp14:anchorId="038D3643" wp14:editId="55653425">
             <wp:simplePos x="0" y="0"/>
             <wp:positionH relativeFrom="column">
               <wp:posOffset>412115</wp:posOffset>
@@ -6162,7 +6687,15 @@
         </w:drawing>
       </w:r>
       <w:r>
-        <w:t xml:space="preserve">3.1. Quy trình </w:t>
+        <w:t xml:space="preserve">3.1. Quy </w:t>
+      </w:r>
+      <w:proofErr w:type="spellStart"/>
+      <w:r>
+        <w:t>trình</w:t>
+      </w:r>
+      <w:proofErr w:type="spellEnd"/>
+      <w:r>
+        <w:t xml:space="preserve"> </w:t>
       </w:r>
       <w:proofErr w:type="spellStart"/>
       <w:r>
@@ -6225,7 +6758,39 @@
       </w:r>
       <w:proofErr w:type="spellEnd"/>
       <w:r>
-        <w:t xml:space="preserve"> của hệ thống được tổ chức theo chuỗi bước logic từ đăng bán đến xác thực giao dịch. Trước hết, người bán đăng nhập và đăng thông tin sản phẩm lên website. Người mua truy cập danh sách sản phẩm, lựa chọn sản phẩm phù hợp và xem các thông tin chi tiết. Khi hai bên thống nhất giao dịch, người mua thực hiện thao tác đặt cọc bằng ví MetaMask. Sau khi giao dịch blockchain được xác nhận, backend cập nhật bản ghi giao dịch trong cơ sở dữ liệu và lưu nhận diện xác thực tương ứng. Cuối cùng, người dùng có thể tra cứu lịch sử và kiểm tra tính khớp đúng giữa dữ liệu hiện có với dữ liệu đã được </w:t>
+        <w:t xml:space="preserve"> </w:t>
+      </w:r>
+      <w:proofErr w:type="spellStart"/>
+      <w:r>
+        <w:t>của</w:t>
+      </w:r>
+      <w:proofErr w:type="spellEnd"/>
+      <w:r>
+        <w:t xml:space="preserve"> hệ thống được tổ chức theo chuỗi bước logic từ đăng bán đến xác thực giao dịch. Trước hết, người bán đăng nhập và đăng thông tin sản phẩm lên website. Người mua truy cập danh sách sản phẩm, lựa chọn sản phẩm phù hợp và xem các thông tin chi tiết. Khi hai bên thống nhất giao dịch, người mua thực hiện thao tác đặt cọc bằng ví MetaMask. Sau khi giao dịch blockchain được xác nhận, backend cập nhật bản ghi giao dịch trong cơ sở dữ liệu và lưu nhận diện xác thực tương ứng. Cuối cùng, người dùng có thể tra cứu lịch sử và kiểm tra tính khớp đúng giữa dữ liệu hiện có với dữ </w:t>
+      </w:r>
+      <w:proofErr w:type="spellStart"/>
+      <w:r>
+        <w:t>liệu</w:t>
+      </w:r>
+      <w:proofErr w:type="spellEnd"/>
+      <w:r>
+        <w:t xml:space="preserve"> </w:t>
+      </w:r>
+      <w:proofErr w:type="spellStart"/>
+      <w:r>
+        <w:t>đã</w:t>
+      </w:r>
+      <w:proofErr w:type="spellEnd"/>
+      <w:r>
+        <w:t xml:space="preserve"> </w:t>
+      </w:r>
+      <w:proofErr w:type="spellStart"/>
+      <w:r>
+        <w:t>được</w:t>
+      </w:r>
+      <w:proofErr w:type="spellEnd"/>
+      <w:r>
+        <w:t xml:space="preserve"> </w:t>
       </w:r>
       <w:proofErr w:type="spellStart"/>
       <w:r>
@@ -6264,7 +6829,7 @@
       <w:pPr>
         <w:pStyle w:val="Heading2"/>
       </w:pPr>
-      <w:bookmarkStart w:id="23" w:name="_Toc226031140"/>
+      <w:bookmarkStart w:id="23" w:name="_Toc226121975"/>
       <w:r>
         <w:lastRenderedPageBreak/>
         <w:t xml:space="preserve">3.2. </w:t>
@@ -6307,6 +6872,7 @@
       </w:pPr>
       <w:r>
         <w:rPr>
+          <w:noProof/>
           <w:color w:val="auto"/>
         </w:rPr>
         <w:drawing>
@@ -6350,7 +6916,7 @@
       <w:pPr>
         <w:pStyle w:val="dmPicture"/>
       </w:pPr>
-      <w:bookmarkStart w:id="24" w:name="_Toc226032878"/>
+      <w:bookmarkStart w:id="24" w:name="_Toc226122006"/>
       <w:proofErr w:type="spellStart"/>
       <w:r>
         <w:t>Hình</w:t>
@@ -7413,7 +7979,7 @@
       <w:pPr>
         <w:pStyle w:val="Heading3"/>
       </w:pPr>
-      <w:bookmarkStart w:id="25" w:name="_Toc226031141"/>
+      <w:bookmarkStart w:id="25" w:name="_Toc226121976"/>
       <w:r>
         <w:t xml:space="preserve">3.2.1. </w:t>
       </w:r>
@@ -10119,7 +10685,7 @@
       <w:pPr>
         <w:pStyle w:val="Heading3"/>
       </w:pPr>
-      <w:bookmarkStart w:id="26" w:name="_Toc226031142"/>
+      <w:bookmarkStart w:id="26" w:name="_Toc226121977"/>
       <w:r>
         <w:t>3.2.2. Thực thể sản phẩm</w:t>
       </w:r>
@@ -11918,7 +12484,7 @@
       <w:pPr>
         <w:pStyle w:val="Heading3"/>
       </w:pPr>
-      <w:bookmarkStart w:id="27" w:name="_Toc226031143"/>
+      <w:bookmarkStart w:id="27" w:name="_Toc226121978"/>
       <w:r>
         <w:lastRenderedPageBreak/>
         <w:t>3.2.3. Thực thể giao dịch</w:t>
@@ -14319,7 +14885,7 @@
       <w:pPr>
         <w:pStyle w:val="Heading2"/>
       </w:pPr>
-      <w:bookmarkStart w:id="28" w:name="_Toc226031144"/>
+      <w:bookmarkStart w:id="28" w:name="_Toc226121979"/>
       <w:r>
         <w:t>3.3. Thiết kế xử lý</w:t>
       </w:r>
@@ -15482,7 +16048,7 @@
       <w:pPr>
         <w:pStyle w:val="dmTable"/>
       </w:pPr>
-      <w:bookmarkStart w:id="29" w:name="_Toc226032807"/>
+      <w:bookmarkStart w:id="29" w:name="_Toc226122004"/>
       <w:proofErr w:type="spellStart"/>
       <w:r>
         <w:t>Bảng</w:t>
@@ -15538,6 +16104,9 @@
         <w:keepNext/>
       </w:pPr>
       <w:r>
+        <w:rPr>
+          <w:noProof/>
+        </w:rPr>
         <w:drawing>
           <wp:inline distT="0" distB="0" distL="0" distR="0" wp14:anchorId="3C1E6D79" wp14:editId="73F87F46">
             <wp:extent cx="5864225" cy="2838450"/>
@@ -15579,7 +16148,7 @@
       <w:pPr>
         <w:pStyle w:val="dmTable"/>
       </w:pPr>
-      <w:bookmarkStart w:id="30" w:name="_Toc226032879"/>
+      <w:bookmarkStart w:id="30" w:name="_Toc226122007"/>
       <w:proofErr w:type="spellStart"/>
       <w:r>
         <w:t>Hình</w:t>
@@ -15613,7 +16182,15 @@
       </w:r>
       <w:proofErr w:type="spellEnd"/>
       <w:r>
-        <w:t xml:space="preserve"> xử </w:t>
+        <w:t xml:space="preserve"> </w:t>
+      </w:r>
+      <w:proofErr w:type="spellStart"/>
+      <w:r>
+        <w:t>xử</w:t>
+      </w:r>
+      <w:proofErr w:type="spellEnd"/>
+      <w:r>
+        <w:t xml:space="preserve"> </w:t>
       </w:r>
       <w:proofErr w:type="spellStart"/>
       <w:r>
@@ -16377,7 +16954,7 @@
       <w:pPr>
         <w:pStyle w:val="Heading1"/>
       </w:pPr>
-      <w:bookmarkStart w:id="31" w:name="_Toc226031145"/>
+      <w:bookmarkStart w:id="31" w:name="_Toc226121980"/>
       <w:r>
         <w:t>CHƯƠNG 4: SMART CONTRACT VÀ CƠ CHẾ XÁC THỰC GIAO DỊCH</w:t>
       </w:r>
@@ -16387,7 +16964,7 @@
       <w:pPr>
         <w:pStyle w:val="Heading2"/>
       </w:pPr>
-      <w:bookmarkStart w:id="32" w:name="_Toc226031146"/>
+      <w:bookmarkStart w:id="32" w:name="_Toc226121981"/>
       <w:r>
         <w:t>4.1. Vai trò của Smart Contract trong hệ thống</w:t>
       </w:r>
@@ -16406,7 +16983,7 @@
       <w:pPr>
         <w:pStyle w:val="Heading2"/>
       </w:pPr>
-      <w:bookmarkStart w:id="33" w:name="_Toc226031147"/>
+      <w:bookmarkStart w:id="33" w:name="_Toc226121982"/>
       <w:r>
         <w:t>4.2. Quy trình xác thực giao dịch</w:t>
       </w:r>
@@ -16425,7 +17002,7 @@
       <w:pPr>
         <w:pStyle w:val="Heading2"/>
       </w:pPr>
-      <w:bookmarkStart w:id="34" w:name="_Toc226031148"/>
+      <w:bookmarkStart w:id="34" w:name="_Toc226121983"/>
       <w:r>
         <w:t>4.3. Lợi ích của cơ chế xác thực bằng mã băm</w:t>
       </w:r>
@@ -16467,7 +17044,7 @@
       <w:pPr>
         <w:pStyle w:val="Heading2"/>
       </w:pPr>
-      <w:bookmarkStart w:id="35" w:name="_Toc226031149"/>
+      <w:bookmarkStart w:id="35" w:name="_Toc226121984"/>
       <w:r>
         <w:t>4.4. Các yêu cầu bảo đảm an toàn trong triển khai</w:t>
       </w:r>
@@ -16490,7 +17067,7 @@
       <w:pPr>
         <w:pStyle w:val="Heading1"/>
       </w:pPr>
-      <w:bookmarkStart w:id="36" w:name="_Toc226031150"/>
+      <w:bookmarkStart w:id="36" w:name="_Toc226121985"/>
       <w:r>
         <w:t>CHƯƠNG 5: THIẾT KẾ GIAO DIỆN NGƯỜI DÙNG</w:t>
       </w:r>
@@ -16500,7 +17077,7 @@
       <w:pPr>
         <w:pStyle w:val="Heading2"/>
       </w:pPr>
-      <w:bookmarkStart w:id="37" w:name="_Toc226031151"/>
+      <w:bookmarkStart w:id="37" w:name="_Toc226121986"/>
       <w:r>
         <w:t>5.1. Nguyên tắc thiết kế giao diện</w:t>
       </w:r>
@@ -16519,9 +17096,17 @@
       <w:pPr>
         <w:pStyle w:val="Heading2"/>
       </w:pPr>
-      <w:bookmarkStart w:id="38" w:name="_Toc226031152"/>
-      <w:r>
-        <w:t xml:space="preserve">5.2. Các màn </w:t>
+      <w:bookmarkStart w:id="38" w:name="_Toc226121987"/>
+      <w:r>
+        <w:t xml:space="preserve">5.2. Các </w:t>
+      </w:r>
+      <w:proofErr w:type="spellStart"/>
+      <w:r>
+        <w:t>màn</w:t>
+      </w:r>
+      <w:proofErr w:type="spellEnd"/>
+      <w:r>
+        <w:t xml:space="preserve"> </w:t>
       </w:r>
       <w:proofErr w:type="spellStart"/>
       <w:r>
@@ -16558,7 +17143,7 @@
       <w:pPr>
         <w:pStyle w:val="Heading3"/>
       </w:pPr>
-      <w:bookmarkStart w:id="39" w:name="_Toc226031153"/>
+      <w:bookmarkStart w:id="39" w:name="_Toc226121988"/>
       <w:r>
         <w:t xml:space="preserve">5.2.1 Trang </w:t>
       </w:r>
@@ -16844,28 +17429,72 @@
         </w:rPr>
         <w:t xml:space="preserve"> </w:t>
       </w:r>
+      <w:proofErr w:type="spellStart"/>
       <w:r>
         <w:rPr>
           <w:color w:val="auto"/>
           <w:sz w:val="24"/>
         </w:rPr>
-        <w:t>dung</w:t>
-      </w:r>
+        <w:t>d</w:t>
+      </w:r>
+      <w:r>
+        <w:rPr>
+          <w:color w:val="auto"/>
+          <w:sz w:val="24"/>
+        </w:rPr>
+        <w:t>ùng</w:t>
+      </w:r>
+      <w:proofErr w:type="spellEnd"/>
     </w:p>
     <w:p>
       <w:pPr>
         <w:pStyle w:val="Sec2"/>
+        <w:keepNext/>
         <w:ind w:firstLine="720"/>
-        <w:rPr>
-          <w:color w:val="auto"/>
-          <w:sz w:val="24"/>
-        </w:rPr>
-      </w:pPr>
+      </w:pPr>
+      <w:r>
+        <w:drawing>
+          <wp:inline distT="0" distB="0" distL="0" distR="0" wp14:anchorId="7BC9859F" wp14:editId="02156646">
+            <wp:extent cx="5864225" cy="2859405"/>
+            <wp:effectExtent l="0" t="0" r="3175" b="0"/>
+            <wp:docPr id="169509175" name="Picture 1"/>
+            <wp:cNvGraphicFramePr>
+              <a:graphicFrameLocks xmlns:a="http://schemas.openxmlformats.org/drawingml/2006/main" noChangeAspect="1"/>
+            </wp:cNvGraphicFramePr>
+            <a:graphic xmlns:a="http://schemas.openxmlformats.org/drawingml/2006/main">
+              <a:graphicData uri="http://schemas.openxmlformats.org/drawingml/2006/picture">
+                <pic:pic xmlns:pic="http://schemas.openxmlformats.org/drawingml/2006/picture">
+                  <pic:nvPicPr>
+                    <pic:cNvPr id="169509175" name=""/>
+                    <pic:cNvPicPr/>
+                  </pic:nvPicPr>
+                  <pic:blipFill>
+                    <a:blip r:embed="rId11"/>
+                    <a:stretch>
+                      <a:fillRect/>
+                    </a:stretch>
+                  </pic:blipFill>
+                  <pic:spPr>
+                    <a:xfrm>
+                      <a:off x="0" y="0"/>
+                      <a:ext cx="5864225" cy="2859405"/>
+                    </a:xfrm>
+                    <a:prstGeom prst="rect">
+                      <a:avLst/>
+                    </a:prstGeom>
+                  </pic:spPr>
+                </pic:pic>
+              </a:graphicData>
+            </a:graphic>
+          </wp:inline>
+        </w:drawing>
+      </w:r>
     </w:p>
     <w:p>
       <w:pPr>
         <w:pStyle w:val="dmPicture"/>
       </w:pPr>
+      <w:bookmarkStart w:id="40" w:name="_Toc226122008"/>
       <w:proofErr w:type="spellStart"/>
       <w:r>
         <w:t>Hình</w:t>
@@ -16874,26 +17503,29 @@
       <w:r>
         <w:t xml:space="preserve"> </w:t>
       </w:r>
-      <w:r>
-        <w:t>5.2.1</w:t>
-      </w:r>
-      <w:r>
-        <w:t xml:space="preserve">. </w:t>
-      </w:r>
-      <w:r>
-        <w:t xml:space="preserve">Trang </w:t>
+      <w:fldSimple w:instr=" SEQ Figure \* ARABIC ">
+        <w:r>
+          <w:rPr>
+            <w:noProof/>
+          </w:rPr>
+          <w:t>4</w:t>
+        </w:r>
+      </w:fldSimple>
+      <w:r>
+        <w:t xml:space="preserve"> Trang </w:t>
       </w:r>
       <w:proofErr w:type="spellStart"/>
       <w:r>
         <w:t>chủ</w:t>
       </w:r>
+      <w:bookmarkEnd w:id="40"/>
       <w:proofErr w:type="spellEnd"/>
     </w:p>
     <w:p>
       <w:pPr>
         <w:pStyle w:val="Heading3"/>
       </w:pPr>
-      <w:bookmarkStart w:id="40" w:name="_Toc226031154"/>
+      <w:bookmarkStart w:id="41" w:name="_Toc226121989"/>
       <w:r>
         <w:t xml:space="preserve">5.2.2 Danh </w:t>
       </w:r>
@@ -16917,7 +17549,7 @@
       <w:r>
         <w:t>phẩm</w:t>
       </w:r>
-      <w:bookmarkEnd w:id="40"/>
+      <w:bookmarkEnd w:id="41"/>
       <w:proofErr w:type="spellEnd"/>
     </w:p>
     <w:p>
@@ -17192,17 +17824,57 @@
     <w:p>
       <w:pPr>
         <w:pStyle w:val="Sec2"/>
+        <w:keepNext/>
         <w:ind w:firstLine="720"/>
+      </w:pPr>
+      <w:r>
         <w:rPr>
           <w:color w:val="auto"/>
           <w:sz w:val="24"/>
         </w:rPr>
-      </w:pPr>
+        <w:lastRenderedPageBreak/>
+        <w:drawing>
+          <wp:inline distT="0" distB="0" distL="0" distR="0" wp14:anchorId="0A216856" wp14:editId="5FC64983">
+            <wp:extent cx="5864225" cy="2860040"/>
+            <wp:effectExtent l="0" t="0" r="3175" b="0"/>
+            <wp:docPr id="2020664830" name="Picture 1"/>
+            <wp:cNvGraphicFramePr>
+              <a:graphicFrameLocks xmlns:a="http://schemas.openxmlformats.org/drawingml/2006/main" noChangeAspect="1"/>
+            </wp:cNvGraphicFramePr>
+            <a:graphic xmlns:a="http://schemas.openxmlformats.org/drawingml/2006/main">
+              <a:graphicData uri="http://schemas.openxmlformats.org/drawingml/2006/picture">
+                <pic:pic xmlns:pic="http://schemas.openxmlformats.org/drawingml/2006/picture">
+                  <pic:nvPicPr>
+                    <pic:cNvPr id="2020664830" name=""/>
+                    <pic:cNvPicPr/>
+                  </pic:nvPicPr>
+                  <pic:blipFill>
+                    <a:blip r:embed="rId12"/>
+                    <a:stretch>
+                      <a:fillRect/>
+                    </a:stretch>
+                  </pic:blipFill>
+                  <pic:spPr>
+                    <a:xfrm>
+                      <a:off x="0" y="0"/>
+                      <a:ext cx="5864225" cy="2860040"/>
+                    </a:xfrm>
+                    <a:prstGeom prst="rect">
+                      <a:avLst/>
+                    </a:prstGeom>
+                  </pic:spPr>
+                </pic:pic>
+              </a:graphicData>
+            </a:graphic>
+          </wp:inline>
+        </w:drawing>
+      </w:r>
     </w:p>
     <w:p>
       <w:pPr>
         <w:pStyle w:val="dmPicture"/>
       </w:pPr>
+      <w:bookmarkStart w:id="42" w:name="_Toc226122009"/>
       <w:proofErr w:type="spellStart"/>
       <w:r>
         <w:t>Hình</w:t>
@@ -17211,17 +17883,16 @@
       <w:r>
         <w:t xml:space="preserve"> </w:t>
       </w:r>
-      <w:r>
-        <w:t>5.2.</w:t>
-      </w:r>
-      <w:r>
-        <w:t>2</w:t>
-      </w:r>
-      <w:r>
-        <w:t xml:space="preserve">. </w:t>
-      </w:r>
-      <w:r>
-        <w:t xml:space="preserve">Danh </w:t>
+      <w:fldSimple w:instr=" SEQ Figure \* ARABIC ">
+        <w:r>
+          <w:rPr>
+            <w:noProof/>
+          </w:rPr>
+          <w:t>5</w:t>
+        </w:r>
+      </w:fldSimple>
+      <w:r>
+        <w:t xml:space="preserve"> Danh </w:t>
       </w:r>
       <w:proofErr w:type="spellStart"/>
       <w:r>
@@ -17243,13 +17914,14 @@
       <w:r>
         <w:t>phẩm</w:t>
       </w:r>
+      <w:bookmarkEnd w:id="42"/>
       <w:proofErr w:type="spellEnd"/>
     </w:p>
     <w:p>
       <w:pPr>
         <w:pStyle w:val="Heading3"/>
       </w:pPr>
-      <w:bookmarkStart w:id="41" w:name="_Toc226031155"/>
+      <w:bookmarkStart w:id="43" w:name="_Toc226121990"/>
       <w:r>
         <w:t xml:space="preserve">5.2.3 </w:t>
       </w:r>
@@ -17273,7 +17945,7 @@
       <w:r>
         <w:t>phẩm</w:t>
       </w:r>
-      <w:bookmarkEnd w:id="41"/>
+      <w:bookmarkEnd w:id="43"/>
       <w:proofErr w:type="spellEnd"/>
     </w:p>
     <w:p>
@@ -17493,17 +18165,56 @@
     <w:p>
       <w:pPr>
         <w:pStyle w:val="Sec2"/>
+        <w:keepNext/>
         <w:ind w:firstLine="720"/>
+      </w:pPr>
+      <w:r>
         <w:rPr>
           <w:color w:val="auto"/>
           <w:sz w:val="24"/>
         </w:rPr>
-      </w:pPr>
+        <w:drawing>
+          <wp:inline distT="0" distB="0" distL="0" distR="0" wp14:anchorId="34FB6B65" wp14:editId="031E40BC">
+            <wp:extent cx="5864225" cy="2844165"/>
+            <wp:effectExtent l="0" t="0" r="3175" b="0"/>
+            <wp:docPr id="527263995" name="Picture 1"/>
+            <wp:cNvGraphicFramePr>
+              <a:graphicFrameLocks xmlns:a="http://schemas.openxmlformats.org/drawingml/2006/main" noChangeAspect="1"/>
+            </wp:cNvGraphicFramePr>
+            <a:graphic xmlns:a="http://schemas.openxmlformats.org/drawingml/2006/main">
+              <a:graphicData uri="http://schemas.openxmlformats.org/drawingml/2006/picture">
+                <pic:pic xmlns:pic="http://schemas.openxmlformats.org/drawingml/2006/picture">
+                  <pic:nvPicPr>
+                    <pic:cNvPr id="527263995" name=""/>
+                    <pic:cNvPicPr/>
+                  </pic:nvPicPr>
+                  <pic:blipFill>
+                    <a:blip r:embed="rId13"/>
+                    <a:stretch>
+                      <a:fillRect/>
+                    </a:stretch>
+                  </pic:blipFill>
+                  <pic:spPr>
+                    <a:xfrm>
+                      <a:off x="0" y="0"/>
+                      <a:ext cx="5864225" cy="2844165"/>
+                    </a:xfrm>
+                    <a:prstGeom prst="rect">
+                      <a:avLst/>
+                    </a:prstGeom>
+                  </pic:spPr>
+                </pic:pic>
+              </a:graphicData>
+            </a:graphic>
+          </wp:inline>
+        </w:drawing>
+      </w:r>
     </w:p>
     <w:p>
       <w:pPr>
         <w:pStyle w:val="dmPicture"/>
       </w:pPr>
+      <w:bookmarkStart w:id="44" w:name="_Toc226122010"/>
       <w:proofErr w:type="spellStart"/>
       <w:r>
         <w:t>Hình</w:t>
@@ -17512,14 +18223,16 @@
       <w:r>
         <w:t xml:space="preserve"> </w:t>
       </w:r>
-      <w:r>
-        <w:t>5.2.</w:t>
-      </w:r>
-      <w:r>
-        <w:t>3</w:t>
-      </w:r>
-      <w:r>
-        <w:t xml:space="preserve">. </w:t>
+      <w:fldSimple w:instr=" SEQ Figure \* ARABIC ">
+        <w:r>
+          <w:rPr>
+            <w:noProof/>
+          </w:rPr>
+          <w:t>6</w:t>
+        </w:r>
+      </w:fldSimple>
+      <w:r>
+        <w:t xml:space="preserve"> </w:t>
       </w:r>
       <w:proofErr w:type="spellStart"/>
       <w:r>
@@ -17541,13 +18254,14 @@
       <w:r>
         <w:t>phẩm</w:t>
       </w:r>
+      <w:bookmarkEnd w:id="44"/>
       <w:proofErr w:type="spellEnd"/>
     </w:p>
     <w:p>
       <w:pPr>
         <w:pStyle w:val="Heading3"/>
       </w:pPr>
-      <w:bookmarkStart w:id="42" w:name="_Toc226031156"/>
+      <w:bookmarkStart w:id="45" w:name="_Toc226121991"/>
       <w:r>
         <w:t xml:space="preserve">5.2.4 Chi </w:t>
       </w:r>
@@ -17571,7 +18285,7 @@
       <w:r>
         <w:t>phẩm</w:t>
       </w:r>
-      <w:bookmarkEnd w:id="42"/>
+      <w:bookmarkEnd w:id="45"/>
       <w:proofErr w:type="spellEnd"/>
     </w:p>
     <w:p>
@@ -17846,17 +18560,57 @@
     <w:p>
       <w:pPr>
         <w:pStyle w:val="Sec2"/>
+        <w:keepNext/>
         <w:ind w:firstLine="720"/>
+      </w:pPr>
+      <w:r>
         <w:rPr>
           <w:color w:val="auto"/>
           <w:sz w:val="24"/>
         </w:rPr>
-      </w:pPr>
+        <w:lastRenderedPageBreak/>
+        <w:drawing>
+          <wp:inline distT="0" distB="0" distL="0" distR="0" wp14:anchorId="718117DB" wp14:editId="00CE1B81">
+            <wp:extent cx="5864225" cy="2816225"/>
+            <wp:effectExtent l="0" t="0" r="3175" b="3175"/>
+            <wp:docPr id="1783032964" name="Picture 1"/>
+            <wp:cNvGraphicFramePr>
+              <a:graphicFrameLocks xmlns:a="http://schemas.openxmlformats.org/drawingml/2006/main" noChangeAspect="1"/>
+            </wp:cNvGraphicFramePr>
+            <a:graphic xmlns:a="http://schemas.openxmlformats.org/drawingml/2006/main">
+              <a:graphicData uri="http://schemas.openxmlformats.org/drawingml/2006/picture">
+                <pic:pic xmlns:pic="http://schemas.openxmlformats.org/drawingml/2006/picture">
+                  <pic:nvPicPr>
+                    <pic:cNvPr id="1783032964" name=""/>
+                    <pic:cNvPicPr/>
+                  </pic:nvPicPr>
+                  <pic:blipFill>
+                    <a:blip r:embed="rId14"/>
+                    <a:stretch>
+                      <a:fillRect/>
+                    </a:stretch>
+                  </pic:blipFill>
+                  <pic:spPr>
+                    <a:xfrm>
+                      <a:off x="0" y="0"/>
+                      <a:ext cx="5864225" cy="2816225"/>
+                    </a:xfrm>
+                    <a:prstGeom prst="rect">
+                      <a:avLst/>
+                    </a:prstGeom>
+                  </pic:spPr>
+                </pic:pic>
+              </a:graphicData>
+            </a:graphic>
+          </wp:inline>
+        </w:drawing>
+      </w:r>
     </w:p>
     <w:p>
       <w:pPr>
         <w:pStyle w:val="dmPicture"/>
       </w:pPr>
+      <w:bookmarkStart w:id="46" w:name="_Toc226122011"/>
       <w:proofErr w:type="spellStart"/>
       <w:r>
         <w:t>Hình</w:t>
@@ -17865,1105 +18619,1360 @@
       <w:r>
         <w:t xml:space="preserve"> </w:t>
       </w:r>
-      <w:r>
-        <w:t>5.2.</w:t>
-      </w:r>
-      <w:r>
-        <w:t>4</w:t>
-      </w:r>
-      <w:r>
-        <w:t xml:space="preserve">. </w:t>
-      </w:r>
-      <w:r>
-        <w:t xml:space="preserve">Chi </w:t>
-      </w:r>
-      <w:proofErr w:type="spellStart"/>
-      <w:r>
-        <w:t>tiết</w:t>
-      </w:r>
-      <w:proofErr w:type="spellEnd"/>
-      <w:r>
-        <w:t xml:space="preserve"> </w:t>
-      </w:r>
-      <w:proofErr w:type="spellStart"/>
-      <w:r>
-        <w:t>sản</w:t>
-      </w:r>
-      <w:proofErr w:type="spellEnd"/>
-      <w:r>
-        <w:t xml:space="preserve"> </w:t>
-      </w:r>
-      <w:proofErr w:type="spellStart"/>
-      <w:r>
-        <w:t>phẩm</w:t>
-      </w:r>
-      <w:proofErr w:type="spellEnd"/>
-    </w:p>
-    <w:p>
-      <w:pPr>
-        <w:pStyle w:val="Heading3"/>
-      </w:pPr>
-      <w:bookmarkStart w:id="43" w:name="_Toc226031157"/>
-      <w:r>
-        <w:t xml:space="preserve">5.2.5 </w:t>
-      </w:r>
-      <w:proofErr w:type="spellStart"/>
-      <w:r>
-        <w:t>Tất</w:t>
-      </w:r>
-      <w:proofErr w:type="spellEnd"/>
-      <w:r>
-        <w:t xml:space="preserve"> </w:t>
-      </w:r>
-      <w:proofErr w:type="spellStart"/>
-      <w:r>
-        <w:t>cả</w:t>
-      </w:r>
-      <w:proofErr w:type="spellEnd"/>
-      <w:r>
-        <w:t xml:space="preserve"> </w:t>
-      </w:r>
-      <w:proofErr w:type="spellStart"/>
-      <w:r>
-        <w:t>giao</w:t>
-      </w:r>
-      <w:proofErr w:type="spellEnd"/>
-      <w:r>
-        <w:t xml:space="preserve"> </w:t>
-      </w:r>
-      <w:proofErr w:type="spellStart"/>
-      <w:r>
-        <w:t>dịch</w:t>
-      </w:r>
-      <w:bookmarkEnd w:id="43"/>
-      <w:proofErr w:type="spellEnd"/>
-    </w:p>
-    <w:p>
-      <w:pPr>
-        <w:pStyle w:val="Sec2"/>
-        <w:ind w:firstLine="720"/>
-        <w:rPr>
-          <w:color w:val="auto"/>
-          <w:sz w:val="24"/>
-        </w:rPr>
-      </w:pPr>
-      <w:proofErr w:type="spellStart"/>
-      <w:r>
-        <w:rPr>
-          <w:color w:val="auto"/>
-          <w:sz w:val="24"/>
-        </w:rPr>
-        <w:t>Trạng</w:t>
-      </w:r>
-      <w:proofErr w:type="spellEnd"/>
-      <w:r>
-        <w:rPr>
-          <w:color w:val="auto"/>
-          <w:sz w:val="24"/>
-        </w:rPr>
-        <w:t xml:space="preserve"> </w:t>
-      </w:r>
-      <w:proofErr w:type="spellStart"/>
-      <w:r>
-        <w:rPr>
-          <w:color w:val="auto"/>
-          <w:sz w:val="24"/>
-        </w:rPr>
-        <w:t>thái</w:t>
-      </w:r>
-      <w:proofErr w:type="spellEnd"/>
-      <w:r>
-        <w:rPr>
-          <w:color w:val="auto"/>
-          <w:sz w:val="24"/>
-        </w:rPr>
-        <w:t xml:space="preserve">, mã </w:t>
-      </w:r>
-      <w:proofErr w:type="spellStart"/>
-      <w:r>
-        <w:rPr>
-          <w:color w:val="auto"/>
-          <w:sz w:val="24"/>
-        </w:rPr>
-        <w:t>giao</w:t>
-      </w:r>
-      <w:proofErr w:type="spellEnd"/>
-      <w:r>
-        <w:rPr>
-          <w:color w:val="auto"/>
-          <w:sz w:val="24"/>
-        </w:rPr>
-        <w:t xml:space="preserve"> </w:t>
-      </w:r>
-      <w:proofErr w:type="spellStart"/>
-      <w:r>
-        <w:rPr>
-          <w:color w:val="auto"/>
-          <w:sz w:val="24"/>
-        </w:rPr>
-        <w:t>dịch</w:t>
-      </w:r>
-      <w:proofErr w:type="spellEnd"/>
-      <w:r>
-        <w:rPr>
-          <w:color w:val="auto"/>
-          <w:sz w:val="24"/>
-        </w:rPr>
-        <w:t xml:space="preserve">, </w:t>
-      </w:r>
-      <w:proofErr w:type="spellStart"/>
-      <w:r>
-        <w:rPr>
-          <w:color w:val="auto"/>
-          <w:sz w:val="24"/>
-        </w:rPr>
-        <w:t>dữ</w:t>
-      </w:r>
-      <w:proofErr w:type="spellEnd"/>
-      <w:r>
-        <w:rPr>
-          <w:color w:val="auto"/>
-          <w:sz w:val="24"/>
-        </w:rPr>
-        <w:t xml:space="preserve"> </w:t>
-      </w:r>
-      <w:proofErr w:type="spellStart"/>
-      <w:r>
-        <w:rPr>
-          <w:color w:val="auto"/>
-          <w:sz w:val="24"/>
-        </w:rPr>
-        <w:t>liệu</w:t>
-      </w:r>
-      <w:proofErr w:type="spellEnd"/>
-      <w:r>
-        <w:rPr>
-          <w:color w:val="auto"/>
-          <w:sz w:val="24"/>
-        </w:rPr>
-        <w:t xml:space="preserve"> </w:t>
-      </w:r>
-      <w:proofErr w:type="spellStart"/>
-      <w:r>
-        <w:rPr>
-          <w:color w:val="auto"/>
-          <w:sz w:val="24"/>
-        </w:rPr>
-        <w:t>xác</w:t>
-      </w:r>
-      <w:proofErr w:type="spellEnd"/>
-      <w:r>
-        <w:rPr>
-          <w:color w:val="auto"/>
-          <w:sz w:val="24"/>
-        </w:rPr>
-        <w:t xml:space="preserve"> </w:t>
-      </w:r>
-      <w:proofErr w:type="spellStart"/>
-      <w:r>
-        <w:rPr>
-          <w:color w:val="auto"/>
-          <w:sz w:val="24"/>
-        </w:rPr>
-        <w:t>thực</w:t>
-      </w:r>
-      <w:proofErr w:type="spellEnd"/>
-      <w:r>
-        <w:rPr>
-          <w:color w:val="auto"/>
-          <w:sz w:val="24"/>
-        </w:rPr>
-        <w:t xml:space="preserve"> </w:t>
-      </w:r>
-      <w:proofErr w:type="spellStart"/>
-      <w:r>
-        <w:rPr>
-          <w:color w:val="auto"/>
-          <w:sz w:val="24"/>
-        </w:rPr>
-        <w:t>của</w:t>
-      </w:r>
-      <w:proofErr w:type="spellEnd"/>
-      <w:r>
-        <w:rPr>
-          <w:color w:val="auto"/>
-          <w:sz w:val="24"/>
-        </w:rPr>
-        <w:t xml:space="preserve"> </w:t>
-      </w:r>
-      <w:proofErr w:type="spellStart"/>
-      <w:r>
-        <w:rPr>
-          <w:color w:val="auto"/>
-          <w:sz w:val="24"/>
-        </w:rPr>
-        <w:t>tất</w:t>
-      </w:r>
-      <w:proofErr w:type="spellEnd"/>
-      <w:r>
-        <w:rPr>
-          <w:color w:val="auto"/>
-          <w:sz w:val="24"/>
-        </w:rPr>
-        <w:t xml:space="preserve"> </w:t>
-      </w:r>
-      <w:proofErr w:type="spellStart"/>
-      <w:r>
-        <w:rPr>
-          <w:color w:val="auto"/>
-          <w:sz w:val="24"/>
-        </w:rPr>
-        <w:t>cả</w:t>
-      </w:r>
-      <w:proofErr w:type="spellEnd"/>
-      <w:r>
-        <w:rPr>
-          <w:color w:val="auto"/>
-          <w:sz w:val="24"/>
-        </w:rPr>
-        <w:t xml:space="preserve"> </w:t>
-      </w:r>
-      <w:proofErr w:type="spellStart"/>
-      <w:r>
-        <w:rPr>
-          <w:color w:val="auto"/>
-          <w:sz w:val="24"/>
-        </w:rPr>
-        <w:t>giao</w:t>
-      </w:r>
-      <w:proofErr w:type="spellEnd"/>
-      <w:r>
-        <w:rPr>
-          <w:color w:val="auto"/>
-          <w:sz w:val="24"/>
-        </w:rPr>
-        <w:t xml:space="preserve"> </w:t>
-      </w:r>
-      <w:proofErr w:type="spellStart"/>
-      <w:r>
-        <w:rPr>
-          <w:color w:val="auto"/>
-          <w:sz w:val="24"/>
-        </w:rPr>
-        <w:t>dịch</w:t>
-      </w:r>
-      <w:proofErr w:type="spellEnd"/>
-    </w:p>
-    <w:p>
-      <w:pPr>
-        <w:pStyle w:val="Sec2"/>
-        <w:ind w:firstLine="720"/>
-        <w:rPr>
-          <w:color w:val="auto"/>
-          <w:sz w:val="24"/>
-        </w:rPr>
-      </w:pPr>
-      <w:proofErr w:type="spellStart"/>
-      <w:r>
-        <w:rPr>
-          <w:color w:val="auto"/>
-          <w:sz w:val="24"/>
-        </w:rPr>
-        <w:t>Mục</w:t>
-      </w:r>
-      <w:proofErr w:type="spellEnd"/>
-      <w:r>
-        <w:rPr>
-          <w:color w:val="auto"/>
-          <w:sz w:val="24"/>
-        </w:rPr>
-        <w:t xml:space="preserve"> </w:t>
-      </w:r>
-      <w:proofErr w:type="spellStart"/>
-      <w:r>
-        <w:rPr>
-          <w:color w:val="auto"/>
-          <w:sz w:val="24"/>
-        </w:rPr>
-        <w:t>đích</w:t>
-      </w:r>
-      <w:proofErr w:type="spellEnd"/>
-      <w:r>
-        <w:rPr>
-          <w:color w:val="auto"/>
-          <w:sz w:val="24"/>
-        </w:rPr>
-        <w:t xml:space="preserve">: Theo </w:t>
-      </w:r>
-      <w:proofErr w:type="spellStart"/>
-      <w:r>
-        <w:rPr>
-          <w:color w:val="auto"/>
-          <w:sz w:val="24"/>
-        </w:rPr>
-        <w:t>dõi</w:t>
-      </w:r>
-      <w:proofErr w:type="spellEnd"/>
-      <w:r>
-        <w:rPr>
-          <w:color w:val="auto"/>
-          <w:sz w:val="24"/>
-        </w:rPr>
-        <w:t xml:space="preserve"> </w:t>
-      </w:r>
-      <w:proofErr w:type="spellStart"/>
-      <w:r>
-        <w:rPr>
-          <w:color w:val="auto"/>
-          <w:sz w:val="24"/>
-        </w:rPr>
-        <w:t>và</w:t>
-      </w:r>
-      <w:proofErr w:type="spellEnd"/>
-      <w:r>
-        <w:rPr>
-          <w:color w:val="auto"/>
-          <w:sz w:val="24"/>
-        </w:rPr>
-        <w:t xml:space="preserve"> </w:t>
-      </w:r>
-      <w:proofErr w:type="spellStart"/>
-      <w:r>
-        <w:rPr>
-          <w:color w:val="auto"/>
-          <w:sz w:val="24"/>
-        </w:rPr>
-        <w:t>kiểm</w:t>
-      </w:r>
-      <w:proofErr w:type="spellEnd"/>
-      <w:r>
-        <w:rPr>
-          <w:color w:val="auto"/>
-          <w:sz w:val="24"/>
-        </w:rPr>
-        <w:t xml:space="preserve"> </w:t>
-      </w:r>
-      <w:proofErr w:type="spellStart"/>
-      <w:r>
-        <w:rPr>
-          <w:color w:val="auto"/>
-          <w:sz w:val="24"/>
-        </w:rPr>
-        <w:t>tra</w:t>
-      </w:r>
-      <w:proofErr w:type="spellEnd"/>
-      <w:r>
-        <w:rPr>
-          <w:color w:val="auto"/>
-          <w:sz w:val="24"/>
-        </w:rPr>
-        <w:t xml:space="preserve"> </w:t>
-      </w:r>
-      <w:proofErr w:type="spellStart"/>
-      <w:r>
-        <w:rPr>
-          <w:color w:val="auto"/>
-          <w:sz w:val="24"/>
-        </w:rPr>
-        <w:t>giao</w:t>
-      </w:r>
-      <w:proofErr w:type="spellEnd"/>
-      <w:r>
-        <w:rPr>
-          <w:color w:val="auto"/>
-          <w:sz w:val="24"/>
-        </w:rPr>
-        <w:t xml:space="preserve"> </w:t>
-      </w:r>
-      <w:proofErr w:type="spellStart"/>
-      <w:r>
-        <w:rPr>
-          <w:color w:val="auto"/>
-          <w:sz w:val="24"/>
-        </w:rPr>
-        <w:t>dịch</w:t>
-      </w:r>
-      <w:proofErr w:type="spellEnd"/>
-    </w:p>
-    <w:p>
-      <w:pPr>
-        <w:pStyle w:val="Sec2"/>
-        <w:ind w:firstLine="720"/>
-        <w:rPr>
-          <w:color w:val="auto"/>
-          <w:sz w:val="24"/>
-        </w:rPr>
-      </w:pPr>
-    </w:p>
-    <w:p>
-      <w:pPr>
-        <w:pStyle w:val="dmPicture"/>
-      </w:pPr>
-      <w:proofErr w:type="spellStart"/>
-      <w:r>
-        <w:t>Hình</w:t>
-      </w:r>
-      <w:proofErr w:type="spellEnd"/>
-      <w:r>
-        <w:t xml:space="preserve"> </w:t>
-      </w:r>
-      <w:r>
-        <w:t>5.2.</w:t>
-      </w:r>
-      <w:r>
-        <w:t>5</w:t>
-      </w:r>
-      <w:r>
-        <w:t xml:space="preserve">. </w:t>
-      </w:r>
-      <w:proofErr w:type="spellStart"/>
-      <w:r>
-        <w:t>Tất</w:t>
-      </w:r>
-      <w:proofErr w:type="spellEnd"/>
-      <w:r>
-        <w:t xml:space="preserve"> </w:t>
-      </w:r>
-      <w:proofErr w:type="spellStart"/>
-      <w:r>
-        <w:t>cả</w:t>
-      </w:r>
-      <w:proofErr w:type="spellEnd"/>
-      <w:r>
-        <w:t xml:space="preserve"> </w:t>
-      </w:r>
-      <w:proofErr w:type="spellStart"/>
-      <w:r>
-        <w:t>giao</w:t>
-      </w:r>
-      <w:proofErr w:type="spellEnd"/>
-      <w:r>
-        <w:t xml:space="preserve"> </w:t>
-      </w:r>
-      <w:proofErr w:type="spellStart"/>
-      <w:r>
-        <w:t>dịch</w:t>
-      </w:r>
-      <w:proofErr w:type="spellEnd"/>
-    </w:p>
-    <w:p>
-      <w:pPr>
-        <w:pStyle w:val="Heading3"/>
-      </w:pPr>
-      <w:bookmarkStart w:id="44" w:name="_Toc226031158"/>
-      <w:r>
-        <w:t xml:space="preserve">5.2.6 Giao </w:t>
-      </w:r>
-      <w:proofErr w:type="spellStart"/>
-      <w:r>
-        <w:t>dịch</w:t>
-      </w:r>
-      <w:proofErr w:type="spellEnd"/>
-      <w:r>
-        <w:t xml:space="preserve"> </w:t>
-      </w:r>
-      <w:proofErr w:type="spellStart"/>
-      <w:r>
-        <w:t>của</w:t>
-      </w:r>
-      <w:proofErr w:type="spellEnd"/>
-      <w:r>
-        <w:t xml:space="preserve"> </w:t>
-      </w:r>
-      <w:proofErr w:type="spellStart"/>
-      <w:r>
-        <w:t>tôi</w:t>
-      </w:r>
-      <w:bookmarkEnd w:id="44"/>
-      <w:proofErr w:type="spellEnd"/>
-    </w:p>
-    <w:p>
-      <w:pPr>
-        <w:pStyle w:val="Sec2"/>
-        <w:ind w:firstLine="720"/>
-        <w:rPr>
-          <w:color w:val="auto"/>
-          <w:sz w:val="24"/>
-        </w:rPr>
-      </w:pPr>
-      <w:r>
-        <w:rPr>
-          <w:color w:val="auto"/>
-          <w:sz w:val="24"/>
-        </w:rPr>
-        <w:t xml:space="preserve">Xem </w:t>
-      </w:r>
-      <w:proofErr w:type="spellStart"/>
-      <w:r>
-        <w:rPr>
-          <w:color w:val="auto"/>
-          <w:sz w:val="24"/>
-        </w:rPr>
-        <w:t>tất</w:t>
-      </w:r>
-      <w:proofErr w:type="spellEnd"/>
-      <w:r>
-        <w:rPr>
-          <w:color w:val="auto"/>
-          <w:sz w:val="24"/>
-        </w:rPr>
-        <w:t xml:space="preserve"> </w:t>
-      </w:r>
-      <w:proofErr w:type="spellStart"/>
-      <w:r>
-        <w:rPr>
-          <w:color w:val="auto"/>
-          <w:sz w:val="24"/>
-        </w:rPr>
-        <w:t>cả</w:t>
-      </w:r>
-      <w:proofErr w:type="spellEnd"/>
-      <w:r>
-        <w:rPr>
-          <w:color w:val="auto"/>
-          <w:sz w:val="24"/>
-        </w:rPr>
-        <w:t xml:space="preserve"> </w:t>
-      </w:r>
-      <w:proofErr w:type="spellStart"/>
-      <w:r>
-        <w:rPr>
-          <w:color w:val="auto"/>
-          <w:sz w:val="24"/>
-        </w:rPr>
-        <w:t>giao</w:t>
-      </w:r>
-      <w:proofErr w:type="spellEnd"/>
-      <w:r>
-        <w:rPr>
-          <w:color w:val="auto"/>
-          <w:sz w:val="24"/>
-        </w:rPr>
-        <w:t xml:space="preserve"> </w:t>
-      </w:r>
-      <w:proofErr w:type="spellStart"/>
-      <w:r>
-        <w:rPr>
-          <w:color w:val="auto"/>
-          <w:sz w:val="24"/>
-        </w:rPr>
-        <w:t>dịch</w:t>
-      </w:r>
-      <w:proofErr w:type="spellEnd"/>
-      <w:r>
-        <w:rPr>
-          <w:color w:val="auto"/>
-          <w:sz w:val="24"/>
-        </w:rPr>
-        <w:t xml:space="preserve"> </w:t>
-      </w:r>
-      <w:proofErr w:type="spellStart"/>
-      <w:r>
-        <w:rPr>
-          <w:color w:val="auto"/>
-          <w:sz w:val="24"/>
-        </w:rPr>
-        <w:t>của</w:t>
-      </w:r>
-      <w:proofErr w:type="spellEnd"/>
-      <w:r>
-        <w:rPr>
-          <w:color w:val="auto"/>
-          <w:sz w:val="24"/>
-        </w:rPr>
-        <w:t xml:space="preserve"> </w:t>
-      </w:r>
-      <w:proofErr w:type="spellStart"/>
-      <w:r>
-        <w:rPr>
-          <w:color w:val="auto"/>
-          <w:sz w:val="24"/>
-        </w:rPr>
-        <w:t>chủ</w:t>
-      </w:r>
-      <w:proofErr w:type="spellEnd"/>
-      <w:r>
-        <w:rPr>
-          <w:color w:val="auto"/>
-          <w:sz w:val="24"/>
-        </w:rPr>
-        <w:t xml:space="preserve"> </w:t>
-      </w:r>
-      <w:proofErr w:type="spellStart"/>
-      <w:r>
-        <w:rPr>
-          <w:color w:val="auto"/>
-          <w:sz w:val="24"/>
-        </w:rPr>
-        <w:t>tài</w:t>
-      </w:r>
-      <w:proofErr w:type="spellEnd"/>
-      <w:r>
-        <w:rPr>
-          <w:color w:val="auto"/>
-          <w:sz w:val="24"/>
-        </w:rPr>
-        <w:t xml:space="preserve"> </w:t>
-      </w:r>
-      <w:proofErr w:type="spellStart"/>
-      <w:r>
-        <w:rPr>
-          <w:color w:val="auto"/>
-          <w:sz w:val="24"/>
-        </w:rPr>
-        <w:t>khoản</w:t>
-      </w:r>
-      <w:proofErr w:type="spellEnd"/>
-    </w:p>
-    <w:p>
-      <w:pPr>
-        <w:pStyle w:val="Sec2"/>
-        <w:ind w:firstLine="720"/>
-        <w:rPr>
-          <w:color w:val="auto"/>
-          <w:sz w:val="24"/>
-        </w:rPr>
-      </w:pPr>
-      <w:proofErr w:type="spellStart"/>
-      <w:r>
-        <w:rPr>
-          <w:color w:val="auto"/>
-          <w:sz w:val="24"/>
-        </w:rPr>
-        <w:t>Mục</w:t>
-      </w:r>
-      <w:proofErr w:type="spellEnd"/>
-      <w:r>
-        <w:rPr>
-          <w:color w:val="auto"/>
-          <w:sz w:val="24"/>
-        </w:rPr>
-        <w:t xml:space="preserve"> </w:t>
-      </w:r>
-      <w:proofErr w:type="spellStart"/>
-      <w:r>
-        <w:rPr>
-          <w:color w:val="auto"/>
-          <w:sz w:val="24"/>
-        </w:rPr>
-        <w:t>đích</w:t>
-      </w:r>
-      <w:proofErr w:type="spellEnd"/>
-      <w:r>
-        <w:rPr>
-          <w:color w:val="auto"/>
-          <w:sz w:val="24"/>
-        </w:rPr>
-        <w:t xml:space="preserve">: </w:t>
-      </w:r>
-      <w:r>
-        <w:rPr>
-          <w:color w:val="auto"/>
-          <w:sz w:val="24"/>
-        </w:rPr>
-        <w:t xml:space="preserve">Quản </w:t>
-      </w:r>
-      <w:proofErr w:type="spellStart"/>
-      <w:r>
-        <w:rPr>
-          <w:color w:val="auto"/>
-          <w:sz w:val="24"/>
-        </w:rPr>
-        <w:t>lí</w:t>
-      </w:r>
-      <w:proofErr w:type="spellEnd"/>
-      <w:r>
-        <w:rPr>
-          <w:color w:val="auto"/>
-          <w:sz w:val="24"/>
-        </w:rPr>
-        <w:t xml:space="preserve"> </w:t>
-      </w:r>
-      <w:proofErr w:type="spellStart"/>
-      <w:r>
-        <w:rPr>
-          <w:color w:val="auto"/>
-          <w:sz w:val="24"/>
-        </w:rPr>
-        <w:t>giao</w:t>
-      </w:r>
-      <w:proofErr w:type="spellEnd"/>
-      <w:r>
-        <w:rPr>
-          <w:color w:val="auto"/>
-          <w:sz w:val="24"/>
-        </w:rPr>
-        <w:t xml:space="preserve"> </w:t>
-      </w:r>
-      <w:proofErr w:type="spellStart"/>
-      <w:r>
-        <w:rPr>
-          <w:color w:val="auto"/>
-          <w:sz w:val="24"/>
-        </w:rPr>
-        <w:t>dịch</w:t>
-      </w:r>
-      <w:proofErr w:type="spellEnd"/>
-    </w:p>
-    <w:p>
-      <w:pPr>
-        <w:pStyle w:val="Sec2"/>
-        <w:ind w:firstLine="720"/>
-        <w:rPr>
-          <w:color w:val="auto"/>
-          <w:sz w:val="24"/>
-        </w:rPr>
-      </w:pPr>
-    </w:p>
-    <w:p>
-      <w:pPr>
-        <w:pStyle w:val="dmPicture"/>
-      </w:pPr>
-      <w:proofErr w:type="spellStart"/>
-      <w:r>
-        <w:t>Hình</w:t>
-      </w:r>
-      <w:proofErr w:type="spellEnd"/>
-      <w:r>
-        <w:t xml:space="preserve"> </w:t>
-      </w:r>
-      <w:r>
-        <w:t>5.2.</w:t>
-      </w:r>
-      <w:r>
-        <w:t>6</w:t>
-      </w:r>
-      <w:r>
-        <w:t xml:space="preserve">. </w:t>
-      </w:r>
-      <w:r>
-        <w:t xml:space="preserve">Giao </w:t>
-      </w:r>
-      <w:proofErr w:type="spellStart"/>
-      <w:r>
-        <w:t>dịch</w:t>
-      </w:r>
-      <w:proofErr w:type="spellEnd"/>
-      <w:r>
-        <w:t xml:space="preserve"> </w:t>
-      </w:r>
-      <w:proofErr w:type="spellStart"/>
-      <w:r>
-        <w:t>của</w:t>
-      </w:r>
-      <w:proofErr w:type="spellEnd"/>
-      <w:r>
-        <w:t xml:space="preserve"> </w:t>
-      </w:r>
-      <w:proofErr w:type="spellStart"/>
-      <w:r>
-        <w:t>tôi</w:t>
-      </w:r>
-      <w:proofErr w:type="spellEnd"/>
-    </w:p>
-    <w:p>
-      <w:pPr>
-        <w:pStyle w:val="Heading2"/>
-      </w:pPr>
-      <w:bookmarkStart w:id="45" w:name="_Toc226031159"/>
-      <w:r>
-        <w:t>5.3. Trải nghiệm người dùng trong thao tác blockchain</w:t>
-      </w:r>
-      <w:bookmarkEnd w:id="45"/>
-    </w:p>
-    <w:p>
-      <w:pPr>
-        <w:ind w:firstLine="567"/>
-        <w:jc w:val="both"/>
-      </w:pPr>
-      <w:r>
-        <w:t>Đối với các thao tác có sử dụng blockchain, hệ thống phải cung cấp phản hồi trạng thái rõ ràng, bao gồm chưa kết nối ví, đang chờ xác nhận MetaMask, giao dịch đang xử lý, giao dịch thành công hoặc giao dịch thất bại. Việc hiển thị minh bạch trạng thái xử lý là cần thiết để người dùng hiểu đúng bản chất của giao dịch blockchain và hạn chế thao tác lặp không cần thiết.</w:t>
-      </w:r>
-    </w:p>
-    <w:p>
-      <w:pPr>
-        <w:pStyle w:val="Heading1"/>
-      </w:pPr>
-      <w:bookmarkStart w:id="46" w:name="_Toc226031160"/>
-      <w:r>
-        <w:t>CHƯƠNG 6: TRIỂN KHAI VÀ KIỂM THỬ</w:t>
+      <w:fldSimple w:instr=" SEQ Figure \* ARABIC ">
+        <w:r>
+          <w:rPr>
+            <w:noProof/>
+          </w:rPr>
+          <w:t>7</w:t>
+        </w:r>
+      </w:fldSimple>
+      <w:r>
+        <w:t xml:space="preserve"> Chi tiết sản phẩm</w:t>
       </w:r>
       <w:bookmarkEnd w:id="46"/>
     </w:p>
     <w:p>
       <w:pPr>
-        <w:pStyle w:val="Heading2"/>
-      </w:pPr>
-      <w:bookmarkStart w:id="47" w:name="_Toc226031161"/>
-      <w:r>
-        <w:t>6.1. Môi trường triển khai thực tế</w:t>
-      </w:r>
-      <w:bookmarkEnd w:id="47"/>
+        <w:pStyle w:val="dmPicture"/>
+        <w:keepNext/>
+        <w:ind w:firstLine="720"/>
+        <w:jc w:val="left"/>
+      </w:pPr>
+      <w:r>
+        <w:rPr>
+          <w:i w:val="0"/>
+          <w:iCs w:val="0"/>
+        </w:rPr>
+        <w:drawing>
+          <wp:inline distT="0" distB="0" distL="0" distR="0" wp14:anchorId="771AFC6E" wp14:editId="00EFF1A1">
+            <wp:extent cx="5864225" cy="2827655"/>
+            <wp:effectExtent l="0" t="0" r="3175" b="0"/>
+            <wp:docPr id="1054677819" name="Picture 1"/>
+            <wp:cNvGraphicFramePr>
+              <a:graphicFrameLocks xmlns:a="http://schemas.openxmlformats.org/drawingml/2006/main" noChangeAspect="1"/>
+            </wp:cNvGraphicFramePr>
+            <a:graphic xmlns:a="http://schemas.openxmlformats.org/drawingml/2006/main">
+              <a:graphicData uri="http://schemas.openxmlformats.org/drawingml/2006/picture">
+                <pic:pic xmlns:pic="http://schemas.openxmlformats.org/drawingml/2006/picture">
+                  <pic:nvPicPr>
+                    <pic:cNvPr id="1054677819" name=""/>
+                    <pic:cNvPicPr/>
+                  </pic:nvPicPr>
+                  <pic:blipFill>
+                    <a:blip r:embed="rId15"/>
+                    <a:stretch>
+                      <a:fillRect/>
+                    </a:stretch>
+                  </pic:blipFill>
+                  <pic:spPr>
+                    <a:xfrm>
+                      <a:off x="0" y="0"/>
+                      <a:ext cx="5864225" cy="2827655"/>
+                    </a:xfrm>
+                    <a:prstGeom prst="rect">
+                      <a:avLst/>
+                    </a:prstGeom>
+                  </pic:spPr>
+                </pic:pic>
+              </a:graphicData>
+            </a:graphic>
+          </wp:inline>
+        </w:drawing>
+      </w:r>
     </w:p>
     <w:p>
       <w:pPr>
-        <w:ind w:firstLine="567"/>
-        <w:jc w:val="both"/>
-      </w:pPr>
-      <w:r>
-        <w:t>Hệ thống được triển khai theo mô hình tách biệt từng thành phần. Frontend được triển khai trên Vercel; backend API được triển khai trên Render; cơ sở dữ liệu sử dụng MongoDB Atlas; hợp đồng thông minh được biên dịch và triển khai bằng Hardhat lên mạng blockchain thử nghiệm tương thích EVM; phía người dùng sử dụng MetaMask để ký giao dịch. Cách tổ chức này phản ánh khá sát quy trình triển khai của một ứng dụng web tích hợp blockchain trong thực tế.</w:t>
-      </w:r>
+        <w:pStyle w:val="dmPicture"/>
+      </w:pPr>
+      <w:bookmarkStart w:id="47" w:name="_Toc226122012"/>
+      <w:proofErr w:type="spellStart"/>
+      <w:r>
+        <w:t>Hình</w:t>
+      </w:r>
+      <w:proofErr w:type="spellEnd"/>
+      <w:r>
+        <w:t xml:space="preserve"> </w:t>
+      </w:r>
+      <w:fldSimple w:instr=" SEQ Figure \* ARABIC ">
+        <w:r>
+          <w:rPr>
+            <w:noProof/>
+          </w:rPr>
+          <w:t>8</w:t>
+        </w:r>
+      </w:fldSimple>
+      <w:r>
+        <w:t xml:space="preserve"> </w:t>
+      </w:r>
+      <w:proofErr w:type="spellStart"/>
+      <w:r>
+        <w:t>Xác</w:t>
+      </w:r>
+      <w:proofErr w:type="spellEnd"/>
+      <w:r>
+        <w:t xml:space="preserve"> </w:t>
+      </w:r>
+      <w:proofErr w:type="spellStart"/>
+      <w:r>
+        <w:t>nhận</w:t>
+      </w:r>
+      <w:proofErr w:type="spellEnd"/>
+      <w:r>
+        <w:t xml:space="preserve"> </w:t>
+      </w:r>
+      <w:proofErr w:type="spellStart"/>
+      <w:r>
+        <w:t>đặt</w:t>
+      </w:r>
+      <w:proofErr w:type="spellEnd"/>
+      <w:r>
+        <w:t xml:space="preserve"> </w:t>
+      </w:r>
+      <w:proofErr w:type="spellStart"/>
+      <w:r>
+        <w:t>cọc</w:t>
+      </w:r>
+      <w:bookmarkEnd w:id="47"/>
+      <w:proofErr w:type="spellEnd"/>
     </w:p>
     <w:p>
       <w:pPr>
-        <w:pStyle w:val="Heading2"/>
-      </w:pPr>
-      <w:bookmarkStart w:id="48" w:name="_Toc226031162"/>
-      <w:r>
-        <w:t>6.2. Các nội dung kiểm thử chính</w:t>
-      </w:r>
-      <w:bookmarkEnd w:id="48"/>
+        <w:pStyle w:val="dmPicture"/>
+        <w:keepNext/>
+        <w:ind w:firstLine="720"/>
+        <w:jc w:val="left"/>
+      </w:pPr>
+      <w:r>
+        <w:rPr>
+          <w:i w:val="0"/>
+          <w:iCs w:val="0"/>
+        </w:rPr>
+        <w:lastRenderedPageBreak/>
+        <w:drawing>
+          <wp:inline distT="0" distB="0" distL="0" distR="0" wp14:anchorId="02F595E4" wp14:editId="19A530BF">
+            <wp:extent cx="5864225" cy="2855595"/>
+            <wp:effectExtent l="0" t="0" r="3175" b="1905"/>
+            <wp:docPr id="352564867" name="Picture 1"/>
+            <wp:cNvGraphicFramePr>
+              <a:graphicFrameLocks xmlns:a="http://schemas.openxmlformats.org/drawingml/2006/main" noChangeAspect="1"/>
+            </wp:cNvGraphicFramePr>
+            <a:graphic xmlns:a="http://schemas.openxmlformats.org/drawingml/2006/main">
+              <a:graphicData uri="http://schemas.openxmlformats.org/drawingml/2006/picture">
+                <pic:pic xmlns:pic="http://schemas.openxmlformats.org/drawingml/2006/picture">
+                  <pic:nvPicPr>
+                    <pic:cNvPr id="352564867" name=""/>
+                    <pic:cNvPicPr/>
+                  </pic:nvPicPr>
+                  <pic:blipFill>
+                    <a:blip r:embed="rId16"/>
+                    <a:stretch>
+                      <a:fillRect/>
+                    </a:stretch>
+                  </pic:blipFill>
+                  <pic:spPr>
+                    <a:xfrm>
+                      <a:off x="0" y="0"/>
+                      <a:ext cx="5864225" cy="2855595"/>
+                    </a:xfrm>
+                    <a:prstGeom prst="rect">
+                      <a:avLst/>
+                    </a:prstGeom>
+                  </pic:spPr>
+                </pic:pic>
+              </a:graphicData>
+            </a:graphic>
+          </wp:inline>
+        </w:drawing>
+      </w:r>
     </w:p>
     <w:p>
       <w:pPr>
-        <w:ind w:left="454" w:hanging="227"/>
-      </w:pPr>
-      <w:r>
-        <w:t>• Kiểm thử đăng ký và đăng nhập tài khoản.</w:t>
-      </w:r>
+        <w:pStyle w:val="dmPicture"/>
+      </w:pPr>
+      <w:bookmarkStart w:id="48" w:name="_Toc226122013"/>
+      <w:proofErr w:type="spellStart"/>
+      <w:r>
+        <w:t>Hình</w:t>
+      </w:r>
+      <w:proofErr w:type="spellEnd"/>
+      <w:r>
+        <w:t xml:space="preserve"> </w:t>
+      </w:r>
+      <w:fldSimple w:instr=" SEQ Figure \* ARABIC ">
+        <w:r>
+          <w:rPr>
+            <w:noProof/>
+          </w:rPr>
+          <w:t>9</w:t>
+        </w:r>
+      </w:fldSimple>
+      <w:r>
+        <w:t xml:space="preserve"> Thanh </w:t>
+      </w:r>
+      <w:proofErr w:type="spellStart"/>
+      <w:r>
+        <w:t>toán</w:t>
+      </w:r>
+      <w:bookmarkEnd w:id="48"/>
+      <w:proofErr w:type="spellEnd"/>
     </w:p>
     <w:p>
       <w:pPr>
-        <w:ind w:left="454" w:hanging="227"/>
-      </w:pPr>
-      <w:r>
-        <w:lastRenderedPageBreak/>
-        <w:t>• Kiểm thử thêm mới, cập nhật và hiển thị sản phẩm.</w:t>
-      </w:r>
+        <w:pStyle w:val="Heading3"/>
+      </w:pPr>
+      <w:bookmarkStart w:id="49" w:name="_Toc226121992"/>
+      <w:r>
+        <w:t xml:space="preserve">5.2.5 </w:t>
+      </w:r>
+      <w:proofErr w:type="spellStart"/>
+      <w:r>
+        <w:t>Tất</w:t>
+      </w:r>
+      <w:proofErr w:type="spellEnd"/>
+      <w:r>
+        <w:t xml:space="preserve"> </w:t>
+      </w:r>
+      <w:proofErr w:type="spellStart"/>
+      <w:r>
+        <w:t>cả</w:t>
+      </w:r>
+      <w:proofErr w:type="spellEnd"/>
+      <w:r>
+        <w:t xml:space="preserve"> </w:t>
+      </w:r>
+      <w:proofErr w:type="spellStart"/>
+      <w:r>
+        <w:t>giao</w:t>
+      </w:r>
+      <w:proofErr w:type="spellEnd"/>
+      <w:r>
+        <w:t xml:space="preserve"> </w:t>
+      </w:r>
+      <w:proofErr w:type="spellStart"/>
+      <w:r>
+        <w:t>dịch</w:t>
+      </w:r>
+      <w:bookmarkEnd w:id="49"/>
+      <w:proofErr w:type="spellEnd"/>
     </w:p>
     <w:p>
       <w:pPr>
-        <w:ind w:left="454" w:hanging="227"/>
-      </w:pPr>
-      <w:r>
-        <w:t>• Kiểm thử kết nối ví MetaMask và chuyển đúng mạng blockchain.</w:t>
-      </w:r>
+        <w:pStyle w:val="Sec2"/>
+        <w:ind w:firstLine="720"/>
+        <w:rPr>
+          <w:color w:val="auto"/>
+          <w:sz w:val="24"/>
+        </w:rPr>
+      </w:pPr>
+      <w:proofErr w:type="spellStart"/>
+      <w:r>
+        <w:rPr>
+          <w:color w:val="auto"/>
+          <w:sz w:val="24"/>
+        </w:rPr>
+        <w:t>Trạng</w:t>
+      </w:r>
+      <w:proofErr w:type="spellEnd"/>
+      <w:r>
+        <w:rPr>
+          <w:color w:val="auto"/>
+          <w:sz w:val="24"/>
+        </w:rPr>
+        <w:t xml:space="preserve"> </w:t>
+      </w:r>
+      <w:proofErr w:type="spellStart"/>
+      <w:r>
+        <w:rPr>
+          <w:color w:val="auto"/>
+          <w:sz w:val="24"/>
+        </w:rPr>
+        <w:t>thái</w:t>
+      </w:r>
+      <w:proofErr w:type="spellEnd"/>
+      <w:r>
+        <w:rPr>
+          <w:color w:val="auto"/>
+          <w:sz w:val="24"/>
+        </w:rPr>
+        <w:t xml:space="preserve">, </w:t>
+      </w:r>
+      <w:proofErr w:type="spellStart"/>
+      <w:r>
+        <w:rPr>
+          <w:color w:val="auto"/>
+          <w:sz w:val="24"/>
+        </w:rPr>
+        <w:t>mã</w:t>
+      </w:r>
+      <w:proofErr w:type="spellEnd"/>
+      <w:r>
+        <w:rPr>
+          <w:color w:val="auto"/>
+          <w:sz w:val="24"/>
+        </w:rPr>
+        <w:t xml:space="preserve"> </w:t>
+      </w:r>
+      <w:proofErr w:type="spellStart"/>
+      <w:r>
+        <w:rPr>
+          <w:color w:val="auto"/>
+          <w:sz w:val="24"/>
+        </w:rPr>
+        <w:t>giao</w:t>
+      </w:r>
+      <w:proofErr w:type="spellEnd"/>
+      <w:r>
+        <w:rPr>
+          <w:color w:val="auto"/>
+          <w:sz w:val="24"/>
+        </w:rPr>
+        <w:t xml:space="preserve"> </w:t>
+      </w:r>
+      <w:proofErr w:type="spellStart"/>
+      <w:r>
+        <w:rPr>
+          <w:color w:val="auto"/>
+          <w:sz w:val="24"/>
+        </w:rPr>
+        <w:t>dịch</w:t>
+      </w:r>
+      <w:proofErr w:type="spellEnd"/>
+      <w:r>
+        <w:rPr>
+          <w:color w:val="auto"/>
+          <w:sz w:val="24"/>
+        </w:rPr>
+        <w:t xml:space="preserve">, </w:t>
+      </w:r>
+      <w:proofErr w:type="spellStart"/>
+      <w:r>
+        <w:rPr>
+          <w:color w:val="auto"/>
+          <w:sz w:val="24"/>
+        </w:rPr>
+        <w:t>dữ</w:t>
+      </w:r>
+      <w:proofErr w:type="spellEnd"/>
+      <w:r>
+        <w:rPr>
+          <w:color w:val="auto"/>
+          <w:sz w:val="24"/>
+        </w:rPr>
+        <w:t xml:space="preserve"> </w:t>
+      </w:r>
+      <w:proofErr w:type="spellStart"/>
+      <w:r>
+        <w:rPr>
+          <w:color w:val="auto"/>
+          <w:sz w:val="24"/>
+        </w:rPr>
+        <w:t>liệu</w:t>
+      </w:r>
+      <w:proofErr w:type="spellEnd"/>
+      <w:r>
+        <w:rPr>
+          <w:color w:val="auto"/>
+          <w:sz w:val="24"/>
+        </w:rPr>
+        <w:t xml:space="preserve"> </w:t>
+      </w:r>
+      <w:proofErr w:type="spellStart"/>
+      <w:r>
+        <w:rPr>
+          <w:color w:val="auto"/>
+          <w:sz w:val="24"/>
+        </w:rPr>
+        <w:t>xác</w:t>
+      </w:r>
+      <w:proofErr w:type="spellEnd"/>
+      <w:r>
+        <w:rPr>
+          <w:color w:val="auto"/>
+          <w:sz w:val="24"/>
+        </w:rPr>
+        <w:t xml:space="preserve"> </w:t>
+      </w:r>
+      <w:proofErr w:type="spellStart"/>
+      <w:r>
+        <w:rPr>
+          <w:color w:val="auto"/>
+          <w:sz w:val="24"/>
+        </w:rPr>
+        <w:t>thực</w:t>
+      </w:r>
+      <w:proofErr w:type="spellEnd"/>
+      <w:r>
+        <w:rPr>
+          <w:color w:val="auto"/>
+          <w:sz w:val="24"/>
+        </w:rPr>
+        <w:t xml:space="preserve"> </w:t>
+      </w:r>
+      <w:proofErr w:type="spellStart"/>
+      <w:r>
+        <w:rPr>
+          <w:color w:val="auto"/>
+          <w:sz w:val="24"/>
+        </w:rPr>
+        <w:t>của</w:t>
+      </w:r>
+      <w:proofErr w:type="spellEnd"/>
+      <w:r>
+        <w:rPr>
+          <w:color w:val="auto"/>
+          <w:sz w:val="24"/>
+        </w:rPr>
+        <w:t xml:space="preserve"> </w:t>
+      </w:r>
+      <w:proofErr w:type="spellStart"/>
+      <w:r>
+        <w:rPr>
+          <w:color w:val="auto"/>
+          <w:sz w:val="24"/>
+        </w:rPr>
+        <w:t>tất</w:t>
+      </w:r>
+      <w:proofErr w:type="spellEnd"/>
+      <w:r>
+        <w:rPr>
+          <w:color w:val="auto"/>
+          <w:sz w:val="24"/>
+        </w:rPr>
+        <w:t xml:space="preserve"> </w:t>
+      </w:r>
+      <w:proofErr w:type="spellStart"/>
+      <w:r>
+        <w:rPr>
+          <w:color w:val="auto"/>
+          <w:sz w:val="24"/>
+        </w:rPr>
+        <w:t>cả</w:t>
+      </w:r>
+      <w:proofErr w:type="spellEnd"/>
+      <w:r>
+        <w:rPr>
+          <w:color w:val="auto"/>
+          <w:sz w:val="24"/>
+        </w:rPr>
+        <w:t xml:space="preserve"> </w:t>
+      </w:r>
+      <w:proofErr w:type="spellStart"/>
+      <w:r>
+        <w:rPr>
+          <w:color w:val="auto"/>
+          <w:sz w:val="24"/>
+        </w:rPr>
+        <w:t>giao</w:t>
+      </w:r>
+      <w:proofErr w:type="spellEnd"/>
+      <w:r>
+        <w:rPr>
+          <w:color w:val="auto"/>
+          <w:sz w:val="24"/>
+        </w:rPr>
+        <w:t xml:space="preserve"> </w:t>
+      </w:r>
+      <w:proofErr w:type="spellStart"/>
+      <w:r>
+        <w:rPr>
+          <w:color w:val="auto"/>
+          <w:sz w:val="24"/>
+        </w:rPr>
+        <w:t>dịch</w:t>
+      </w:r>
+      <w:proofErr w:type="spellEnd"/>
     </w:p>
     <w:p>
       <w:pPr>
-        <w:ind w:left="454" w:hanging="227"/>
-      </w:pPr>
-      <w:r>
-        <w:t>• Kiểm thử thao tác đặt cọc và nhận mã giao dịch blockchain.</w:t>
-      </w:r>
+        <w:pStyle w:val="Sec2"/>
+        <w:ind w:firstLine="720"/>
+        <w:rPr>
+          <w:color w:val="auto"/>
+          <w:sz w:val="24"/>
+        </w:rPr>
+      </w:pPr>
+      <w:proofErr w:type="spellStart"/>
+      <w:r>
+        <w:rPr>
+          <w:color w:val="auto"/>
+          <w:sz w:val="24"/>
+        </w:rPr>
+        <w:t>Mục</w:t>
+      </w:r>
+      <w:proofErr w:type="spellEnd"/>
+      <w:r>
+        <w:rPr>
+          <w:color w:val="auto"/>
+          <w:sz w:val="24"/>
+        </w:rPr>
+        <w:t xml:space="preserve"> </w:t>
+      </w:r>
+      <w:proofErr w:type="spellStart"/>
+      <w:r>
+        <w:rPr>
+          <w:color w:val="auto"/>
+          <w:sz w:val="24"/>
+        </w:rPr>
+        <w:t>đích</w:t>
+      </w:r>
+      <w:proofErr w:type="spellEnd"/>
+      <w:r>
+        <w:rPr>
+          <w:color w:val="auto"/>
+          <w:sz w:val="24"/>
+        </w:rPr>
+        <w:t xml:space="preserve">: Theo </w:t>
+      </w:r>
+      <w:proofErr w:type="spellStart"/>
+      <w:r>
+        <w:rPr>
+          <w:color w:val="auto"/>
+          <w:sz w:val="24"/>
+        </w:rPr>
+        <w:t>dõi</w:t>
+      </w:r>
+      <w:proofErr w:type="spellEnd"/>
+      <w:r>
+        <w:rPr>
+          <w:color w:val="auto"/>
+          <w:sz w:val="24"/>
+        </w:rPr>
+        <w:t xml:space="preserve"> </w:t>
+      </w:r>
+      <w:proofErr w:type="spellStart"/>
+      <w:r>
+        <w:rPr>
+          <w:color w:val="auto"/>
+          <w:sz w:val="24"/>
+        </w:rPr>
+        <w:t>và</w:t>
+      </w:r>
+      <w:proofErr w:type="spellEnd"/>
+      <w:r>
+        <w:rPr>
+          <w:color w:val="auto"/>
+          <w:sz w:val="24"/>
+        </w:rPr>
+        <w:t xml:space="preserve"> </w:t>
+      </w:r>
+      <w:proofErr w:type="spellStart"/>
+      <w:r>
+        <w:rPr>
+          <w:color w:val="auto"/>
+          <w:sz w:val="24"/>
+        </w:rPr>
+        <w:t>kiểm</w:t>
+      </w:r>
+      <w:proofErr w:type="spellEnd"/>
+      <w:r>
+        <w:rPr>
+          <w:color w:val="auto"/>
+          <w:sz w:val="24"/>
+        </w:rPr>
+        <w:t xml:space="preserve"> </w:t>
+      </w:r>
+      <w:proofErr w:type="spellStart"/>
+      <w:r>
+        <w:rPr>
+          <w:color w:val="auto"/>
+          <w:sz w:val="24"/>
+        </w:rPr>
+        <w:t>tra</w:t>
+      </w:r>
+      <w:proofErr w:type="spellEnd"/>
+      <w:r>
+        <w:rPr>
+          <w:color w:val="auto"/>
+          <w:sz w:val="24"/>
+        </w:rPr>
+        <w:t xml:space="preserve"> </w:t>
+      </w:r>
+      <w:proofErr w:type="spellStart"/>
+      <w:r>
+        <w:rPr>
+          <w:color w:val="auto"/>
+          <w:sz w:val="24"/>
+        </w:rPr>
+        <w:t>giao</w:t>
+      </w:r>
+      <w:proofErr w:type="spellEnd"/>
+      <w:r>
+        <w:rPr>
+          <w:color w:val="auto"/>
+          <w:sz w:val="24"/>
+        </w:rPr>
+        <w:t xml:space="preserve"> </w:t>
+      </w:r>
+      <w:proofErr w:type="spellStart"/>
+      <w:r>
+        <w:rPr>
+          <w:color w:val="auto"/>
+          <w:sz w:val="24"/>
+        </w:rPr>
+        <w:t>dịch</w:t>
+      </w:r>
+      <w:proofErr w:type="spellEnd"/>
     </w:p>
     <w:p>
       <w:pPr>
-        <w:ind w:left="454" w:hanging="227"/>
-      </w:pPr>
-      <w:r>
-        <w:t>• Kiểm thử việc lưu thông tin giao dịch vào MongoDB Atlas.</w:t>
+        <w:pStyle w:val="Sec2"/>
+        <w:keepNext/>
+        <w:ind w:firstLine="720"/>
+      </w:pPr>
+      <w:r>
+        <w:rPr>
+          <w:color w:val="auto"/>
+          <w:sz w:val="24"/>
+        </w:rPr>
+        <w:drawing>
+          <wp:inline distT="0" distB="0" distL="0" distR="0" wp14:anchorId="0CC0B550" wp14:editId="786321B4">
+            <wp:extent cx="5864225" cy="2851150"/>
+            <wp:effectExtent l="0" t="0" r="3175" b="6350"/>
+            <wp:docPr id="767865333" name="Picture 1"/>
+            <wp:cNvGraphicFramePr>
+              <a:graphicFrameLocks xmlns:a="http://schemas.openxmlformats.org/drawingml/2006/main" noChangeAspect="1"/>
+            </wp:cNvGraphicFramePr>
+            <a:graphic xmlns:a="http://schemas.openxmlformats.org/drawingml/2006/main">
+              <a:graphicData uri="http://schemas.openxmlformats.org/drawingml/2006/picture">
+                <pic:pic xmlns:pic="http://schemas.openxmlformats.org/drawingml/2006/picture">
+                  <pic:nvPicPr>
+                    <pic:cNvPr id="767865333" name=""/>
+                    <pic:cNvPicPr/>
+                  </pic:nvPicPr>
+                  <pic:blipFill>
+                    <a:blip r:embed="rId17"/>
+                    <a:stretch>
+                      <a:fillRect/>
+                    </a:stretch>
+                  </pic:blipFill>
+                  <pic:spPr>
+                    <a:xfrm>
+                      <a:off x="0" y="0"/>
+                      <a:ext cx="5864225" cy="2851150"/>
+                    </a:xfrm>
+                    <a:prstGeom prst="rect">
+                      <a:avLst/>
+                    </a:prstGeom>
+                  </pic:spPr>
+                </pic:pic>
+              </a:graphicData>
+            </a:graphic>
+          </wp:inline>
+        </w:drawing>
       </w:r>
     </w:p>
     <w:p>
       <w:pPr>
-        <w:ind w:left="454" w:hanging="227"/>
-      </w:pPr>
-      <w:r>
-        <w:t>• Kiểm thử chức năng đối chiếu giữa dữ liệu trong cơ sở dữ liệu và dữ liệu xác thực trên blockchain.</w:t>
-      </w:r>
+        <w:pStyle w:val="dmPicture"/>
+      </w:pPr>
+      <w:bookmarkStart w:id="50" w:name="_Toc226122014"/>
+      <w:proofErr w:type="spellStart"/>
+      <w:r>
+        <w:t>Hình</w:t>
+      </w:r>
+      <w:proofErr w:type="spellEnd"/>
+      <w:r>
+        <w:t xml:space="preserve"> </w:t>
+      </w:r>
+      <w:fldSimple w:instr=" SEQ Figure \* ARABIC ">
+        <w:r>
+          <w:rPr>
+            <w:noProof/>
+          </w:rPr>
+          <w:t>10</w:t>
+        </w:r>
+      </w:fldSimple>
+      <w:r>
+        <w:t xml:space="preserve"> </w:t>
+      </w:r>
+      <w:proofErr w:type="spellStart"/>
+      <w:r>
+        <w:t>Tất</w:t>
+      </w:r>
+      <w:proofErr w:type="spellEnd"/>
+      <w:r>
+        <w:t xml:space="preserve"> </w:t>
+      </w:r>
+      <w:proofErr w:type="spellStart"/>
+      <w:r>
+        <w:t>cả</w:t>
+      </w:r>
+      <w:proofErr w:type="spellEnd"/>
+      <w:r>
+        <w:t xml:space="preserve"> </w:t>
+      </w:r>
+      <w:proofErr w:type="spellStart"/>
+      <w:r>
+        <w:t>giao</w:t>
+      </w:r>
+      <w:proofErr w:type="spellEnd"/>
+      <w:r>
+        <w:t xml:space="preserve"> </w:t>
+      </w:r>
+      <w:proofErr w:type="spellStart"/>
+      <w:r>
+        <w:t>dịch</w:t>
+      </w:r>
+      <w:bookmarkEnd w:id="50"/>
+      <w:proofErr w:type="spellEnd"/>
     </w:p>
     <w:p>
       <w:pPr>
-        <w:ind w:left="454" w:hanging="227"/>
-      </w:pPr>
-      <w:r>
-        <w:t>• Kiểm thử hoạt động hệ thống sau khi triển khai lên môi trường thật.</w:t>
-      </w:r>
+        <w:pStyle w:val="Heading3"/>
+      </w:pPr>
+      <w:bookmarkStart w:id="51" w:name="_Toc226121993"/>
+      <w:r>
+        <w:t xml:space="preserve">5.2.6 Giao </w:t>
+      </w:r>
+      <w:proofErr w:type="spellStart"/>
+      <w:r>
+        <w:t>dịch</w:t>
+      </w:r>
+      <w:proofErr w:type="spellEnd"/>
+      <w:r>
+        <w:t xml:space="preserve"> </w:t>
+      </w:r>
+      <w:proofErr w:type="spellStart"/>
+      <w:r>
+        <w:t>của</w:t>
+      </w:r>
+      <w:proofErr w:type="spellEnd"/>
+      <w:r>
+        <w:t xml:space="preserve"> </w:t>
+      </w:r>
+      <w:proofErr w:type="spellStart"/>
+      <w:r>
+        <w:t>tôi</w:t>
+      </w:r>
+      <w:bookmarkEnd w:id="51"/>
+      <w:proofErr w:type="spellEnd"/>
     </w:p>
     <w:p>
       <w:pPr>
-        <w:pStyle w:val="Heading2"/>
-      </w:pPr>
-      <w:bookmarkStart w:id="49" w:name="_Toc226031163"/>
-      <w:r>
-        <w:t>6.3. Đánh giá kết quả đạt được</w:t>
-      </w:r>
-      <w:bookmarkEnd w:id="49"/>
+        <w:pStyle w:val="Sec2"/>
+        <w:ind w:firstLine="720"/>
+        <w:rPr>
+          <w:color w:val="auto"/>
+          <w:sz w:val="24"/>
+        </w:rPr>
+      </w:pPr>
+      <w:r>
+        <w:rPr>
+          <w:color w:val="auto"/>
+          <w:sz w:val="24"/>
+        </w:rPr>
+        <w:t xml:space="preserve">Xem </w:t>
+      </w:r>
+      <w:proofErr w:type="spellStart"/>
+      <w:r>
+        <w:rPr>
+          <w:color w:val="auto"/>
+          <w:sz w:val="24"/>
+        </w:rPr>
+        <w:t>tất</w:t>
+      </w:r>
+      <w:proofErr w:type="spellEnd"/>
+      <w:r>
+        <w:rPr>
+          <w:color w:val="auto"/>
+          <w:sz w:val="24"/>
+        </w:rPr>
+        <w:t xml:space="preserve"> </w:t>
+      </w:r>
+      <w:proofErr w:type="spellStart"/>
+      <w:r>
+        <w:rPr>
+          <w:color w:val="auto"/>
+          <w:sz w:val="24"/>
+        </w:rPr>
+        <w:t>cả</w:t>
+      </w:r>
+      <w:proofErr w:type="spellEnd"/>
+      <w:r>
+        <w:rPr>
+          <w:color w:val="auto"/>
+          <w:sz w:val="24"/>
+        </w:rPr>
+        <w:t xml:space="preserve"> </w:t>
+      </w:r>
+      <w:proofErr w:type="spellStart"/>
+      <w:r>
+        <w:rPr>
+          <w:color w:val="auto"/>
+          <w:sz w:val="24"/>
+        </w:rPr>
+        <w:t>giao</w:t>
+      </w:r>
+      <w:proofErr w:type="spellEnd"/>
+      <w:r>
+        <w:rPr>
+          <w:color w:val="auto"/>
+          <w:sz w:val="24"/>
+        </w:rPr>
+        <w:t xml:space="preserve"> </w:t>
+      </w:r>
+      <w:proofErr w:type="spellStart"/>
+      <w:r>
+        <w:rPr>
+          <w:color w:val="auto"/>
+          <w:sz w:val="24"/>
+        </w:rPr>
+        <w:t>dịch</w:t>
+      </w:r>
+      <w:proofErr w:type="spellEnd"/>
+      <w:r>
+        <w:rPr>
+          <w:color w:val="auto"/>
+          <w:sz w:val="24"/>
+        </w:rPr>
+        <w:t xml:space="preserve"> </w:t>
+      </w:r>
+      <w:proofErr w:type="spellStart"/>
+      <w:r>
+        <w:rPr>
+          <w:color w:val="auto"/>
+          <w:sz w:val="24"/>
+        </w:rPr>
+        <w:t>của</w:t>
+      </w:r>
+      <w:proofErr w:type="spellEnd"/>
+      <w:r>
+        <w:rPr>
+          <w:color w:val="auto"/>
+          <w:sz w:val="24"/>
+        </w:rPr>
+        <w:t xml:space="preserve"> </w:t>
+      </w:r>
+      <w:proofErr w:type="spellStart"/>
+      <w:r>
+        <w:rPr>
+          <w:color w:val="auto"/>
+          <w:sz w:val="24"/>
+        </w:rPr>
+        <w:t>chủ</w:t>
+      </w:r>
+      <w:proofErr w:type="spellEnd"/>
+      <w:r>
+        <w:rPr>
+          <w:color w:val="auto"/>
+          <w:sz w:val="24"/>
+        </w:rPr>
+        <w:t xml:space="preserve"> </w:t>
+      </w:r>
+      <w:proofErr w:type="spellStart"/>
+      <w:r>
+        <w:rPr>
+          <w:color w:val="auto"/>
+          <w:sz w:val="24"/>
+        </w:rPr>
+        <w:t>tài</w:t>
+      </w:r>
+      <w:proofErr w:type="spellEnd"/>
+      <w:r>
+        <w:rPr>
+          <w:color w:val="auto"/>
+          <w:sz w:val="24"/>
+        </w:rPr>
+        <w:t xml:space="preserve"> </w:t>
+      </w:r>
+      <w:proofErr w:type="spellStart"/>
+      <w:r>
+        <w:rPr>
+          <w:color w:val="auto"/>
+          <w:sz w:val="24"/>
+        </w:rPr>
+        <w:t>khoản</w:t>
+      </w:r>
+      <w:proofErr w:type="spellEnd"/>
     </w:p>
     <w:p>
       <w:pPr>
-        <w:ind w:firstLine="567"/>
-        <w:jc w:val="both"/>
-      </w:pPr>
-      <w:r>
-        <w:t>Kết quả triển khai cho thấy hệ thống đã thực hiện được chuỗi chức năng chính theo mục tiêu đề ra, bao gồm đăng sản phẩm, hiển thị danh sách sản phẩm, thực hiện đặt cọc bằng MetaMask, ghi nhận dữ liệu xác thực trên blockchain và hỗ trợ kiểm tra đối chiếu với dữ liệu ngoài chuỗi. Các thành phần frontend, backend, cơ sở dữ liệu và hợp đồng thông minh có thể phối hợp vận hành trong môi trường triển khai thực tế.</w:t>
-      </w:r>
+        <w:pStyle w:val="Sec2"/>
+        <w:ind w:firstLine="720"/>
+        <w:rPr>
+          <w:color w:val="auto"/>
+          <w:sz w:val="24"/>
+        </w:rPr>
+      </w:pPr>
+      <w:proofErr w:type="spellStart"/>
+      <w:r>
+        <w:rPr>
+          <w:color w:val="auto"/>
+          <w:sz w:val="24"/>
+        </w:rPr>
+        <w:t>Mục</w:t>
+      </w:r>
+      <w:proofErr w:type="spellEnd"/>
+      <w:r>
+        <w:rPr>
+          <w:color w:val="auto"/>
+          <w:sz w:val="24"/>
+        </w:rPr>
+        <w:t xml:space="preserve"> </w:t>
+      </w:r>
+      <w:proofErr w:type="spellStart"/>
+      <w:r>
+        <w:rPr>
+          <w:color w:val="auto"/>
+          <w:sz w:val="24"/>
+        </w:rPr>
+        <w:t>đích</w:t>
+      </w:r>
+      <w:proofErr w:type="spellEnd"/>
+      <w:r>
+        <w:rPr>
+          <w:color w:val="auto"/>
+          <w:sz w:val="24"/>
+        </w:rPr>
+        <w:t xml:space="preserve">: Quản </w:t>
+      </w:r>
+      <w:proofErr w:type="spellStart"/>
+      <w:r>
+        <w:rPr>
+          <w:color w:val="auto"/>
+          <w:sz w:val="24"/>
+        </w:rPr>
+        <w:t>lí</w:t>
+      </w:r>
+      <w:proofErr w:type="spellEnd"/>
+      <w:r>
+        <w:rPr>
+          <w:color w:val="auto"/>
+          <w:sz w:val="24"/>
+        </w:rPr>
+        <w:t xml:space="preserve"> </w:t>
+      </w:r>
+      <w:proofErr w:type="spellStart"/>
+      <w:r>
+        <w:rPr>
+          <w:color w:val="auto"/>
+          <w:sz w:val="24"/>
+        </w:rPr>
+        <w:t>giao</w:t>
+      </w:r>
+      <w:proofErr w:type="spellEnd"/>
+      <w:r>
+        <w:rPr>
+          <w:color w:val="auto"/>
+          <w:sz w:val="24"/>
+        </w:rPr>
+        <w:t xml:space="preserve"> </w:t>
+      </w:r>
+      <w:proofErr w:type="spellStart"/>
+      <w:r>
+        <w:rPr>
+          <w:color w:val="auto"/>
+          <w:sz w:val="24"/>
+        </w:rPr>
+        <w:t>dịch</w:t>
+      </w:r>
+      <w:proofErr w:type="spellEnd"/>
     </w:p>
     <w:p>
       <w:pPr>
-        <w:pStyle w:val="Heading2"/>
-      </w:pPr>
-      <w:bookmarkStart w:id="50" w:name="_Toc226031164"/>
-      <w:r>
-        <w:t>6.4. Hạn chế hiện tại</w:t>
-      </w:r>
-      <w:bookmarkEnd w:id="50"/>
+        <w:pStyle w:val="Sec2"/>
+        <w:keepNext/>
+        <w:ind w:firstLine="720"/>
+      </w:pPr>
+      <w:r>
+        <w:rPr>
+          <w:color w:val="auto"/>
+          <w:sz w:val="24"/>
+        </w:rPr>
+        <w:lastRenderedPageBreak/>
+        <w:drawing>
+          <wp:inline distT="0" distB="0" distL="0" distR="0" wp14:anchorId="42EA7C11" wp14:editId="08258516">
+            <wp:extent cx="5864225" cy="2831465"/>
+            <wp:effectExtent l="0" t="0" r="3175" b="6985"/>
+            <wp:docPr id="2120579292" name="Picture 1"/>
+            <wp:cNvGraphicFramePr>
+              <a:graphicFrameLocks xmlns:a="http://schemas.openxmlformats.org/drawingml/2006/main" noChangeAspect="1"/>
+            </wp:cNvGraphicFramePr>
+            <a:graphic xmlns:a="http://schemas.openxmlformats.org/drawingml/2006/main">
+              <a:graphicData uri="http://schemas.openxmlformats.org/drawingml/2006/picture">
+                <pic:pic xmlns:pic="http://schemas.openxmlformats.org/drawingml/2006/picture">
+                  <pic:nvPicPr>
+                    <pic:cNvPr id="2120579292" name=""/>
+                    <pic:cNvPicPr/>
+                  </pic:nvPicPr>
+                  <pic:blipFill>
+                    <a:blip r:embed="rId18"/>
+                    <a:stretch>
+                      <a:fillRect/>
+                    </a:stretch>
+                  </pic:blipFill>
+                  <pic:spPr>
+                    <a:xfrm>
+                      <a:off x="0" y="0"/>
+                      <a:ext cx="5864225" cy="2831465"/>
+                    </a:xfrm>
+                    <a:prstGeom prst="rect">
+                      <a:avLst/>
+                    </a:prstGeom>
+                  </pic:spPr>
+                </pic:pic>
+              </a:graphicData>
+            </a:graphic>
+          </wp:inline>
+        </w:drawing>
+      </w:r>
     </w:p>
     <w:p>
       <w:pPr>
-        <w:ind w:left="454" w:hanging="227"/>
-      </w:pPr>
-      <w:r>
-        <w:t>• Chưa xây dựng cơ chế xử lý tranh chấp giao dịch một cách tự động.</w:t>
-      </w:r>
+        <w:pStyle w:val="dmPicture"/>
+      </w:pPr>
+      <w:bookmarkStart w:id="52" w:name="_Toc226122015"/>
+      <w:proofErr w:type="spellStart"/>
+      <w:r>
+        <w:t>Hình</w:t>
+      </w:r>
+      <w:proofErr w:type="spellEnd"/>
+      <w:r>
+        <w:t xml:space="preserve"> </w:t>
+      </w:r>
+      <w:fldSimple w:instr=" SEQ Figure \* ARABIC ">
+        <w:r>
+          <w:t>11</w:t>
+        </w:r>
+      </w:fldSimple>
+      <w:r>
+        <w:t xml:space="preserve"> Giao </w:t>
+      </w:r>
+      <w:proofErr w:type="spellStart"/>
+      <w:r>
+        <w:t>dịch</w:t>
+      </w:r>
+      <w:proofErr w:type="spellEnd"/>
+      <w:r>
+        <w:t xml:space="preserve"> </w:t>
+      </w:r>
+      <w:proofErr w:type="spellStart"/>
+      <w:r>
+        <w:t>của</w:t>
+      </w:r>
+      <w:proofErr w:type="spellEnd"/>
+      <w:r>
+        <w:t xml:space="preserve"> </w:t>
+      </w:r>
+      <w:proofErr w:type="spellStart"/>
+      <w:r>
+        <w:t>tôi</w:t>
+      </w:r>
+      <w:bookmarkEnd w:id="52"/>
+      <w:proofErr w:type="spellEnd"/>
     </w:p>
     <w:p>
       <w:pPr>
-        <w:ind w:left="454" w:hanging="227"/>
-      </w:pPr>
-      <w:r>
-        <w:t>• Chưa triển khai hệ thống đánh giá mức độ uy tín giữa người mua và người bán.</w:t>
-      </w:r>
-    </w:p>
-    <w:p>
-      <w:pPr>
-        <w:ind w:left="454" w:hanging="227"/>
-      </w:pPr>
-      <w:r>
-        <w:t>• Chưa hỗ trợ nhắn tin trực tiếp trong hệ thống.</w:t>
-      </w:r>
-    </w:p>
-    <w:p>
-      <w:pPr>
-        <w:ind w:left="454" w:hanging="227"/>
-      </w:pPr>
-      <w:r>
-        <w:t>• Chưa kiểm toán bảo mật hợp đồng thông minh ở mức chuyên sâu.</w:t>
-      </w:r>
-    </w:p>
-    <w:p>
-      <w:pPr>
-        <w:ind w:left="454" w:hanging="227"/>
-      </w:pPr>
-      <w:r>
-        <w:t>• Việc xác thực mới tập trung vào dữ liệu giao dịch cốt lõi, chưa mở rộng sang toàn bộ vòng đời giao dịch.</w:t>
-      </w:r>
-    </w:p>
-    <w:p>
-      <w:pPr>
         <w:pStyle w:val="Heading2"/>
       </w:pPr>
-      <w:bookmarkStart w:id="51" w:name="_Toc226031165"/>
-      <w:r>
-        <w:t>6.5. Hướng phát triển</w:t>
-      </w:r>
-      <w:bookmarkEnd w:id="51"/>
-    </w:p>
-    <w:p>
-      <w:pPr>
-        <w:ind w:firstLine="567"/>
-        <w:jc w:val="both"/>
-      </w:pPr>
-      <w:r>
-        <w:t>Trong giai đoạn tiếp theo, hệ thống có thể được mở rộng theo các hướng như bổ sung cơ chế đánh giá tài khoản, tích hợp nhắn tin giữa hai bên, mở rộng mô hình đặt cọc thành mô hình ký quỹ hoàn chỉnh hơn, lưu trữ dữ liệu hoặc hình ảnh theo hướng phi tập trung hơn, đồng thời hoàn thiện cơ chế kiểm tra và bảo mật trước khi triển khai trong môi trường có yêu cầu thực tế cao hơn.</w:t>
-      </w:r>
-    </w:p>
-    <w:p>
-      <w:pPr>
-        <w:pStyle w:val="Heading1"/>
-      </w:pPr>
-      <w:bookmarkStart w:id="52" w:name="_Toc226031166"/>
-      <w:r>
-        <w:lastRenderedPageBreak/>
-        <w:t>CHƯƠNG 7: KẾT LUẬN</w:t>
-      </w:r>
-      <w:bookmarkEnd w:id="52"/>
-    </w:p>
-    <w:p>
-      <w:pPr>
-        <w:ind w:firstLine="567"/>
-        <w:jc w:val="both"/>
-      </w:pPr>
-      <w:r>
-        <w:t>Đề tài “Website mua bán đồ cũ nội bộ tích hợp xác thực giao dịch bằng Blockchain” đã xây dựng được một mô hình ứng dụng web có khả năng hỗ trợ giao dịch hàng hóa cũ trong cộng đồng nội bộ, đồng thời bổ sung được cơ chế xác thực giao dịch dựa trên blockchain nhằm nâng cao tính minh bạch và khả năng kiểm chứng dữ liệu. Kết quả đạt được cho thấy hướng tiếp cận kết hợp giữa hệ thống web truyền thống và blockchain là phù hợp đối với các bài toán cần quản lý linh hoạt nhưng vẫn đòi hỏi khả năng xác thực độc lập đối với các thao tác quan trọng.</w:t>
-      </w:r>
-    </w:p>
-    <w:p>
-      <w:pPr>
-        <w:ind w:firstLine="567"/>
-        <w:jc w:val="both"/>
-      </w:pPr>
-      <w:r>
-        <w:t>Thông qua quá trình thực hiện đề tài, các nội dung về thiết kế giao diện, xây dựng API, tổ chức cơ sở dữ liệu, triển khai hợp đồng thông minh, kết nối MetaMask và kiểm thử trên môi trường thực tế đã được triển khai tương đối đầy đủ. Đây là cơ sở quan trọng để tiếp tục phát triển các hệ thống ứng dụng blockchain theo hướng chuyên sâu hơn trong thời gian tới.</w:t>
-      </w:r>
-    </w:p>
-    <w:p>
-      <w:pPr>
-        <w:pStyle w:val="Heading1"/>
-      </w:pPr>
-      <w:bookmarkStart w:id="53" w:name="_Toc226031167"/>
-      <w:r>
-        <w:t>TÀI LIỆU THAM KHẢO</w:t>
+      <w:bookmarkStart w:id="53" w:name="_Toc226121994"/>
+      <w:r>
+        <w:t>5.3. Trải nghiệm người dùng trong thao tác blockchain</w:t>
       </w:r>
       <w:bookmarkEnd w:id="53"/>
     </w:p>
     <w:p>
       <w:pPr>
-        <w:ind w:left="397" w:hanging="283"/>
-      </w:pPr>
-      <w:r>
-        <w:t>1. Satoshi Nakamoto, Bitcoin: A Peer-to-Peer Electronic Cash System, 2008.</w:t>
+        <w:ind w:firstLine="567"/>
+        <w:jc w:val="both"/>
+      </w:pPr>
+      <w:r>
+        <w:t>Đối với các thao tác có sử dụng blockchain, hệ thống phải cung cấp phản hồi trạng thái rõ ràng, bao gồm chưa kết nối ví, đang chờ xác nhận MetaMask, giao dịch đang xử lý, giao dịch thành công hoặc giao dịch thất bại. Việc hiển thị minh bạch trạng thái xử lý là cần thiết để người dùng hiểu đúng bản chất của giao dịch blockchain và hạn chế thao tác lặp không cần thiết.</w:t>
       </w:r>
     </w:p>
     <w:p>
       <w:pPr>
-        <w:ind w:left="397" w:hanging="283"/>
-      </w:pPr>
-      <w:r>
-        <w:t>2. Ethereum Foundation, Solidity Documentation.</w:t>
-      </w:r>
+        <w:pStyle w:val="Heading1"/>
+      </w:pPr>
+      <w:bookmarkStart w:id="54" w:name="_Toc226121995"/>
+      <w:r>
+        <w:t>CHƯƠNG 6: TRIỂN KHAI VÀ KIỂM THỬ</w:t>
+      </w:r>
+      <w:bookmarkEnd w:id="54"/>
     </w:p>
     <w:p>
       <w:pPr>
-        <w:ind w:left="397" w:hanging="283"/>
-      </w:pPr>
-      <w:r>
-        <w:t>3. MetaMask, Developer Documentation.</w:t>
-      </w:r>
+        <w:pStyle w:val="Heading2"/>
+      </w:pPr>
+      <w:bookmarkStart w:id="55" w:name="_Toc226121996"/>
+      <w:r>
+        <w:t>6.1. Môi trường triển khai thực tế</w:t>
+      </w:r>
+      <w:bookmarkEnd w:id="55"/>
     </w:p>
     <w:p>
       <w:pPr>
-        <w:ind w:left="397" w:hanging="283"/>
-      </w:pPr>
-      <w:r>
-        <w:t>4. Hardhat, Ethereum Development Environment Documentation.</w:t>
+        <w:ind w:firstLine="567"/>
+        <w:jc w:val="both"/>
+      </w:pPr>
+      <w:r>
+        <w:t>Hệ thống được triển khai theo mô hình tách biệt từng thành phần. Frontend được triển khai trên Vercel; backend API được triển khai trên Render; cơ sở dữ liệu sử dụng MongoDB Atlas; hợp đồng thông minh được biên dịch và triển khai bằng Hardhat lên mạng blockchain thử nghiệm tương thích EVM; phía người dùng sử dụng MetaMask để ký giao dịch. Cách tổ chức này phản ánh khá sát quy trình triển khai của một ứng dụng web tích hợp blockchain trong thực tế.</w:t>
       </w:r>
     </w:p>
     <w:p>
       <w:pPr>
-        <w:ind w:left="397" w:hanging="283"/>
-      </w:pPr>
-      <w:r>
-        <w:t>5. Ethers.js, Documentation and API Reference.</w:t>
-      </w:r>
+        <w:pStyle w:val="Heading2"/>
+      </w:pPr>
+      <w:bookmarkStart w:id="56" w:name="_Toc226121997"/>
+      <w:r>
+        <w:t>6.2. Các nội dung kiểm thử chính</w:t>
+      </w:r>
+      <w:bookmarkEnd w:id="56"/>
     </w:p>
     <w:p>
       <w:pPr>
-        <w:ind w:left="397" w:hanging="283"/>
-      </w:pPr>
-      <w:r>
-        <w:t>6. MongoDB, MongoDB Atlas Documentation.</w:t>
+        <w:ind w:left="454" w:hanging="227"/>
+      </w:pPr>
+      <w:r>
+        <w:t>• Kiểm thử đăng ký và đăng nhập tài khoản.</w:t>
       </w:r>
     </w:p>
     <w:p>
       <w:pPr>
-        <w:ind w:left="397" w:hanging="283"/>
-      </w:pPr>
-      <w:r>
-        <w:t>7. Vercel, Deployment Documentation.</w:t>
+        <w:ind w:left="454" w:hanging="227"/>
+      </w:pPr>
+      <w:r>
+        <w:t>• Kiểm thử thêm mới, cập nhật và hiển thị sản phẩm.</w:t>
       </w:r>
     </w:p>
     <w:p>
       <w:pPr>
-        <w:ind w:left="397" w:hanging="283"/>
-      </w:pPr>
-      <w:r>
-        <w:t>8. Render, Web Service Deployment Documentation.</w:t>
+        <w:ind w:left="454" w:hanging="227"/>
+      </w:pPr>
+      <w:r>
+        <w:lastRenderedPageBreak/>
+        <w:t>• Kiểm thử kết nối ví MetaMask và chuyển đúng mạng blockchain.</w:t>
       </w:r>
     </w:p>
     <w:p>
       <w:pPr>
+        <w:ind w:left="454" w:hanging="227"/>
+      </w:pPr>
+      <w:r>
+        <w:t>• Kiểm thử thao tác đặt cọc và nhận mã giao dịch blockchain.</w:t>
+      </w:r>
+    </w:p>
+    <w:p>
+      <w:pPr>
+        <w:ind w:left="454" w:hanging="227"/>
+      </w:pPr>
+      <w:r>
+        <w:t>• Kiểm thử việc lưu thông tin giao dịch vào MongoDB Atlas.</w:t>
+      </w:r>
+    </w:p>
+    <w:p>
+      <w:pPr>
+        <w:ind w:left="454" w:hanging="227"/>
+      </w:pPr>
+      <w:r>
+        <w:t>• Kiểm thử chức năng đối chiếu giữa dữ liệu trong cơ sở dữ liệu và dữ liệu xác thực trên blockchain.</w:t>
+      </w:r>
+    </w:p>
+    <w:p>
+      <w:pPr>
+        <w:ind w:left="454" w:hanging="227"/>
+      </w:pPr>
+      <w:r>
+        <w:t>• Kiểm thử hoạt động hệ thống sau khi triển khai lên môi trường thật.</w:t>
+      </w:r>
+    </w:p>
+    <w:p>
+      <w:pPr>
+        <w:pStyle w:val="Heading2"/>
+      </w:pPr>
+      <w:bookmarkStart w:id="57" w:name="_Toc226121998"/>
+      <w:r>
+        <w:t>6.3. Đánh giá kết quả đạt được</w:t>
+      </w:r>
+      <w:bookmarkEnd w:id="57"/>
+    </w:p>
+    <w:p>
+      <w:pPr>
+        <w:ind w:firstLine="567"/>
+        <w:jc w:val="both"/>
+      </w:pPr>
+      <w:r>
+        <w:t>Kết quả triển khai cho thấy hệ thống đã thực hiện được chuỗi chức năng chính theo mục tiêu đề ra, bao gồm đăng sản phẩm, hiển thị danh sách sản phẩm, thực hiện đặt cọc bằng MetaMask, ghi nhận dữ liệu xác thực trên blockchain và hỗ trợ kiểm tra đối chiếu với dữ liệu ngoài chuỗi. Các thành phần frontend, backend, cơ sở dữ liệu và hợp đồng thông minh có thể phối hợp vận hành trong môi trường triển khai thực tế.</w:t>
+      </w:r>
+    </w:p>
+    <w:p>
+      <w:pPr>
+        <w:pStyle w:val="Heading2"/>
+      </w:pPr>
+      <w:bookmarkStart w:id="58" w:name="_Toc226121999"/>
+      <w:r>
+        <w:t>6.4. Hạn chế hiện tại</w:t>
+      </w:r>
+      <w:bookmarkEnd w:id="58"/>
+    </w:p>
+    <w:p>
+      <w:pPr>
+        <w:ind w:left="454" w:hanging="227"/>
+      </w:pPr>
+      <w:r>
+        <w:t>• Chưa xây dựng cơ chế xử lý tranh chấp giao dịch một cách tự động.</w:t>
+      </w:r>
+    </w:p>
+    <w:p>
+      <w:pPr>
+        <w:ind w:left="454" w:hanging="227"/>
+      </w:pPr>
+      <w:r>
+        <w:t>• Chưa triển khai hệ thống đánh giá mức độ uy tín giữa người mua và người bán.</w:t>
+      </w:r>
+    </w:p>
+    <w:p>
+      <w:pPr>
+        <w:ind w:left="454" w:hanging="227"/>
+      </w:pPr>
+      <w:r>
+        <w:t>• Chưa hỗ trợ nhắn tin trực tiếp trong hệ thống.</w:t>
+      </w:r>
+    </w:p>
+    <w:p>
+      <w:pPr>
+        <w:ind w:left="454" w:hanging="227"/>
+      </w:pPr>
+      <w:r>
+        <w:t>• Chưa kiểm toán bảo mật hợp đồng thông minh ở mức chuyên sâu.</w:t>
+      </w:r>
+    </w:p>
+    <w:p>
+      <w:pPr>
+        <w:ind w:left="454" w:hanging="227"/>
+      </w:pPr>
+      <w:r>
+        <w:t>• Việc xác thực mới tập trung vào dữ liệu giao dịch cốt lõi, chưa mở rộng sang toàn bộ vòng đời giao dịch.</w:t>
+      </w:r>
+    </w:p>
+    <w:p>
+      <w:pPr>
+        <w:pStyle w:val="Heading2"/>
+      </w:pPr>
+      <w:bookmarkStart w:id="59" w:name="_Toc226122000"/>
+      <w:r>
+        <w:t>6.5. Hướng phát triển</w:t>
+      </w:r>
+      <w:bookmarkEnd w:id="59"/>
+    </w:p>
+    <w:p>
+      <w:pPr>
+        <w:ind w:firstLine="567"/>
+        <w:jc w:val="both"/>
+      </w:pPr>
+      <w:r>
+        <w:t>Trong giai đoạn tiếp theo, hệ thống có thể được mở rộng theo các hướng như bổ sung cơ chế đánh giá tài khoản, tích hợp nhắn tin giữa hai bên, mở rộng mô hình đặt cọc thành mô hình ký quỹ hoàn chỉnh hơn, lưu trữ dữ liệu hoặc hình ảnh theo hướng phi tập trung hơn, đồng thời hoàn thiện cơ chế kiểm tra và bảo mật trước khi triển khai trong môi trường có yêu cầu thực tế cao hơn.</w:t>
+      </w:r>
+    </w:p>
+    <w:p>
+      <w:pPr>
+        <w:pStyle w:val="Heading1"/>
+      </w:pPr>
+      <w:bookmarkStart w:id="60" w:name="_Toc226122001"/>
+      <w:r>
+        <w:t>CHƯƠNG 7: KẾT LUẬN</w:t>
+      </w:r>
+      <w:bookmarkEnd w:id="60"/>
+    </w:p>
+    <w:p>
+      <w:pPr>
+        <w:ind w:firstLine="567"/>
+        <w:jc w:val="both"/>
+      </w:pPr>
+      <w:r>
+        <w:t xml:space="preserve">Đề tài “Website mua bán đồ cũ nội bộ tích hợp xác thực giao dịch bằng Blockchain” đã xây dựng được một mô hình ứng dụng web có khả năng hỗ trợ giao dịch hàng hóa cũ trong cộng đồng nội bộ, đồng thời bổ sung được cơ chế xác thực giao dịch </w:t>
+      </w:r>
+      <w:r>
+        <w:lastRenderedPageBreak/>
+        <w:t>dựa trên blockchain nhằm nâng cao tính minh bạch và khả năng kiểm chứng dữ liệu. Kết quả đạt được cho thấy hướng tiếp cận kết hợp giữa hệ thống web truyền thống và blockchain là phù hợp đối với các bài toán cần quản lý linh hoạt nhưng vẫn đòi hỏi khả năng xác thực độc lập đối với các thao tác quan trọng.</w:t>
+      </w:r>
+    </w:p>
+    <w:p>
+      <w:pPr>
+        <w:ind w:firstLine="567"/>
+        <w:jc w:val="both"/>
+      </w:pPr>
+      <w:r>
+        <w:t>Thông qua quá trình thực hiện đề tài, các nội dung về thiết kế giao diện, xây dựng API, tổ chức cơ sở dữ liệu, triển khai hợp đồng thông minh, kết nối MetaMask và kiểm thử trên môi trường thực tế đã được triển khai tương đối đầy đủ. Đây là cơ sở quan trọng để tiếp tục phát triển các hệ thống ứng dụng blockchain theo hướng chuyên sâu hơn trong thời gian tới.</w:t>
+      </w:r>
+    </w:p>
+    <w:p>
+      <w:pPr>
+        <w:pStyle w:val="Heading1"/>
+      </w:pPr>
+      <w:bookmarkStart w:id="61" w:name="_Toc226122002"/>
+      <w:r>
+        <w:t>TÀI LIỆU THAM KHẢO</w:t>
+      </w:r>
+      <w:bookmarkEnd w:id="61"/>
+    </w:p>
+    <w:p>
+      <w:pPr>
+        <w:ind w:left="397" w:hanging="283"/>
+      </w:pPr>
+      <w:r>
+        <w:t>1. Satoshi Nakamoto, Bitcoin: A Peer-to-Peer Electronic Cash System, 2008.</w:t>
+      </w:r>
+    </w:p>
+    <w:p>
+      <w:pPr>
+        <w:ind w:left="397" w:hanging="283"/>
+      </w:pPr>
+      <w:r>
+        <w:t>2. Ethereum Foundation, Solidity Documentation.</w:t>
+      </w:r>
+    </w:p>
+    <w:p>
+      <w:pPr>
+        <w:ind w:left="397" w:hanging="283"/>
+      </w:pPr>
+      <w:r>
+        <w:t>3. MetaMask, Developer Documentation.</w:t>
+      </w:r>
+    </w:p>
+    <w:p>
+      <w:pPr>
+        <w:ind w:left="397" w:hanging="283"/>
+      </w:pPr>
+      <w:r>
+        <w:t>4. Hardhat, Ethereum Development Environment Documentation.</w:t>
+      </w:r>
+    </w:p>
+    <w:p>
+      <w:pPr>
+        <w:ind w:left="397" w:hanging="283"/>
+      </w:pPr>
+      <w:r>
+        <w:t>5. Ethers.js, Documentation and API Reference.</w:t>
+      </w:r>
+    </w:p>
+    <w:p>
+      <w:pPr>
+        <w:ind w:left="397" w:hanging="283"/>
+      </w:pPr>
+      <w:r>
+        <w:t>6. MongoDB, MongoDB Atlas Documentation.</w:t>
+      </w:r>
+    </w:p>
+    <w:p>
+      <w:pPr>
+        <w:ind w:left="397" w:hanging="283"/>
+      </w:pPr>
+      <w:r>
+        <w:t>7. Vercel, Deployment Documentation.</w:t>
+      </w:r>
+    </w:p>
+    <w:p>
+      <w:pPr>
+        <w:ind w:left="397" w:hanging="283"/>
+      </w:pPr>
+      <w:r>
+        <w:t>8. Render, Web Service Deployment Documentation.</w:t>
+      </w:r>
+    </w:p>
+    <w:p>
+      <w:pPr>
         <w:ind w:left="397" w:hanging="283"/>
       </w:pPr>
       <w:r>
@@ -18971,7 +19980,7 @@
       </w:r>
     </w:p>
     <w:sectPr>
-      <w:footerReference w:type="default" r:id="rId11"/>
+      <w:footerReference w:type="default" r:id="rId19"/>
       <w:pgSz w:w="12240" w:h="15840"/>
       <w:pgMar w:top="1304" w:right="1304" w:bottom="1134" w:left="1701" w:header="720" w:footer="720" w:gutter="0"/>
       <w:cols w:space="720"/>
@@ -21241,6 +22250,7 @@
   <w:style w:type="character" w:default="1" w:styleId="DefaultParagraphFont">
     <w:name w:val="Default Paragraph Font"/>
     <w:uiPriority w:val="1"/>
+    <w:semiHidden/>
     <w:unhideWhenUsed/>
   </w:style>
   <w:style w:type="table" w:default="1" w:styleId="TableNormal">
